--- a/tillsyn/A 10943-2026 tillsynsbegäran.docx
+++ b/tillsyn/A 10943-2026 tillsynsbegäran.docx
@@ -118,12 +118,7 @@
         <w:t>Flagellkvastmossa</w:t>
       </w:r>
       <w:r>
-        <w:t xml:space="preserve"> förekommer framför allt i tallsumpskog, men finns även i relativt torra gran- och tallskogar. Den signalerar överallt skogsmiljöer med höga naturvärden och indikerar biotoper med rik och kontinuerlig förekomst av död ved i olika nedbrytningsstadier eller barlagd torvjord.</w:t>
-      </w:r>
-    </w:p>
-    <w:p>
-      <w:r>
-        <w:t xml:space="preserve">Flagellkvastmossa är typisk art för </w:t>
+        <w:t xml:space="preserve"> förekommer framför allt i tallsumpskog, men finns även i relativt torra gran- och tallskogar. Den signalerar överallt skogsmiljöer med höga naturvärden och indikerar biotoper med rik och kontinuerlig förekomst av död ved i olika nedbrytningsstadier eller barlagd torvjord. Flagellkvastmossa är typisk art för </w:t>
       </w:r>
       <w:r>
         <w:rPr>
@@ -479,7 +474,7 @@
     <w:r>
       <w:tab/>
       <w:tab/>
-      <w:t>2026-03-02</w:t>
+      <w:t>2026-03-03</w:t>
       <w:br/>
       <w:br/>
     </w:r>

--- a/tillsyn/A 10943-2026 tillsynsbegäran.docx
+++ b/tillsyn/A 10943-2026 tillsynsbegäran.docx
@@ -474,7 +474,7 @@
     <w:r>
       <w:tab/>
       <w:tab/>
-      <w:t>2026-03-03</w:t>
+      <w:t>2026-03-04</w:t>
       <w:br/>
       <w:br/>
     </w:r>

--- a/tillsyn/A 10943-2026 tillsynsbegäran.docx
+++ b/tillsyn/A 10943-2026 tillsynsbegäran.docx
@@ -474,7 +474,7 @@
     <w:r>
       <w:tab/>
       <w:tab/>
-      <w:t>2026-03-04</w:t>
+      <w:t>2026-03-05</w:t>
       <w:br/>
       <w:br/>
     </w:r>

--- a/tillsyn/A 10943-2026 tillsynsbegäran.docx
+++ b/tillsyn/A 10943-2026 tillsynsbegäran.docx
@@ -474,7 +474,7 @@
     <w:r>
       <w:tab/>
       <w:tab/>
-      <w:t>2026-03-05</w:t>
+      <w:t>2026-03-06</w:t>
       <w:br/>
       <w:br/>
     </w:r>

--- a/tillsyn/A 10943-2026 tillsynsbegäran.docx
+++ b/tillsyn/A 10943-2026 tillsynsbegäran.docx
@@ -474,7 +474,7 @@
     <w:r>
       <w:tab/>
       <w:tab/>
-      <w:t>2026-03-06</w:t>
+      <w:t>2026-03-07</w:t>
       <w:br/>
       <w:br/>
     </w:r>

--- a/tillsyn/A 10943-2026 tillsynsbegäran.docx
+++ b/tillsyn/A 10943-2026 tillsynsbegäran.docx
@@ -474,7 +474,7 @@
     <w:r>
       <w:tab/>
       <w:tab/>
-      <w:t>2026-03-07</w:t>
+      <w:t>2026-03-08</w:t>
       <w:br/>
       <w:br/>
     </w:r>

--- a/tillsyn/A 10943-2026 tillsynsbegäran.docx
+++ b/tillsyn/A 10943-2026 tillsynsbegäran.docx
@@ -474,7 +474,7 @@
     <w:r>
       <w:tab/>
       <w:tab/>
-      <w:t>2026-03-08</w:t>
+      <w:t>2026-03-09</w:t>
       <w:br/>
       <w:br/>
     </w:r>

--- a/tillsyn/A 10943-2026 tillsynsbegäran.docx
+++ b/tillsyn/A 10943-2026 tillsynsbegäran.docx
@@ -474,7 +474,7 @@
     <w:r>
       <w:tab/>
       <w:tab/>
-      <w:t>2026-03-09</w:t>
+      <w:t>2026-03-10</w:t>
       <w:br/>
       <w:br/>
     </w:r>

--- a/tillsyn/A 10943-2026 tillsynsbegäran.docx
+++ b/tillsyn/A 10943-2026 tillsynsbegäran.docx
@@ -108,6 +108,17 @@
       </w:r>
       <w:r>
         <w:t xml:space="preserve"> (SLU Artdatabanken, 2024; Nitare &amp; Skogsstyrelsen, 2019).</w:t>
+      </w:r>
+    </w:p>
+    <w:p>
+      <w:r>
+        <w:rPr>
+          <w:b/>
+        </w:rPr>
+        <w:t>Ekpricklav (VU)</w:t>
+      </w:r>
+      <w:r>
+        <w:t xml:space="preserve"> växer främst på mycket gamla ekar med grov sprickbark i skogsmiljö med hög och jämn luftfuktighet. Förekommer inte i öppna ekhagar. Denna typ av ekar är sällsynta och nyskapas i mycket begränsad omfattning. Lämpliga biotoper måste bevaras och ett tillräckligt antal unga träd måste tillåtas bli mycket gamla för att på lång sikt ersätta de nuvarande gammelträden (SLU Artdatabanken, 2025).</w:t>
       </w:r>
     </w:p>
     <w:p>
@@ -474,7 +485,7 @@
     <w:r>
       <w:tab/>
       <w:tab/>
-      <w:t>2026-03-10</w:t>
+      <w:t>2026-03-11</w:t>
       <w:br/>
       <w:br/>
     </w:r>

--- a/tillsyn/A 10943-2026 tillsynsbegäran.docx
+++ b/tillsyn/A 10943-2026 tillsynsbegäran.docx
@@ -485,7 +485,7 @@
     <w:r>
       <w:tab/>
       <w:tab/>
-      <w:t>2026-03-11</w:t>
+      <w:t>2026-03-12</w:t>
       <w:br/>
       <w:br/>
     </w:r>

--- a/tillsyn/A 10943-2026 tillsynsbegäran.docx
+++ b/tillsyn/A 10943-2026 tillsynsbegäran.docx
@@ -485,7 +485,7 @@
     <w:r>
       <w:tab/>
       <w:tab/>
-      <w:t>2026-03-12</w:t>
+      <w:t>2026-03-13</w:t>
       <w:br/>
       <w:br/>
     </w:r>

--- a/tillsyn/A 10943-2026 tillsynsbegäran.docx
+++ b/tillsyn/A 10943-2026 tillsynsbegäran.docx
@@ -485,7 +485,7 @@
     <w:r>
       <w:tab/>
       <w:tab/>
-      <w:t>2026-03-13</w:t>
+      <w:t>2026-03-16</w:t>
       <w:br/>
       <w:br/>
     </w:r>

--- a/tillsyn/A 10943-2026 tillsynsbegäran.docx
+++ b/tillsyn/A 10943-2026 tillsynsbegäran.docx
@@ -485,7 +485,7 @@
     <w:r>
       <w:tab/>
       <w:tab/>
-      <w:t>2026-03-16</w:t>
+      <w:t>2026-03-17</w:t>
       <w:br/>
       <w:br/>
     </w:r>

--- a/tillsyn/A 10943-2026 tillsynsbegäran.docx
+++ b/tillsyn/A 10943-2026 tillsynsbegäran.docx
@@ -485,7 +485,7 @@
     <w:r>
       <w:tab/>
       <w:tab/>
-      <w:t>2026-03-17</w:t>
+      <w:t>2026-03-18</w:t>
       <w:br/>
       <w:br/>
     </w:r>

--- a/tillsyn/A 10943-2026 tillsynsbegäran.docx
+++ b/tillsyn/A 10943-2026 tillsynsbegäran.docx
@@ -485,7 +485,7 @@
     <w:r>
       <w:tab/>
       <w:tab/>
-      <w:t>2026-03-18</w:t>
+      <w:t>2026-03-19</w:t>
       <w:br/>
       <w:br/>
     </w:r>

--- a/tillsyn/A 10943-2026 tillsynsbegäran.docx
+++ b/tillsyn/A 10943-2026 tillsynsbegäran.docx
@@ -485,7 +485,7 @@
     <w:r>
       <w:tab/>
       <w:tab/>
-      <w:t>2026-03-19</w:t>
+      <w:t>2026-03-20</w:t>
       <w:br/>
       <w:br/>
     </w:r>

--- a/tillsyn/A 10943-2026 tillsynsbegäran.docx
+++ b/tillsyn/A 10943-2026 tillsynsbegäran.docx
@@ -485,7 +485,7 @@
     <w:r>
       <w:tab/>
       <w:tab/>
-      <w:t>2026-03-20</w:t>
+      <w:t>2026-03-21</w:t>
       <w:br/>
       <w:br/>
     </w:r>

--- a/tillsyn/A 10943-2026 tillsynsbegäran.docx
+++ b/tillsyn/A 10943-2026 tillsynsbegäran.docx
@@ -485,7 +485,7 @@
     <w:r>
       <w:tab/>
       <w:tab/>
-      <w:t>2026-03-21</w:t>
+      <w:t>2026-03-22</w:t>
       <w:br/>
       <w:br/>
     </w:r>

--- a/tillsyn/A 10943-2026 tillsynsbegäran.docx
+++ b/tillsyn/A 10943-2026 tillsynsbegäran.docx
@@ -485,7 +485,7 @@
     <w:r>
       <w:tab/>
       <w:tab/>
-      <w:t>2026-03-22</w:t>
+      <w:t>2026-03-23</w:t>
       <w:br/>
       <w:br/>
     </w:r>

--- a/tillsyn/A 10943-2026 tillsynsbegäran.docx
+++ b/tillsyn/A 10943-2026 tillsynsbegäran.docx
@@ -494,7 +494,7 @@
     <w:r>
       <w:tab/>
       <w:tab/>
-      <w:t>2026-04-14</w:t>
+      <w:t>2026-04-15</w:t>
       <w:br/>
       <w:br/>
     </w:r>

--- a/tillsyn/A 10943-2026 tillsynsbegäran.docx
+++ b/tillsyn/A 10943-2026 tillsynsbegäran.docx
@@ -494,7 +494,7 @@
     <w:r>
       <w:tab/>
       <w:tab/>
-      <w:t>2026-04-15</w:t>
+      <w:t>2026-04-16</w:t>
       <w:br/>
       <w:br/>
     </w:r>

--- a/tillsyn/A 10943-2026 tillsynsbegäran.docx
+++ b/tillsyn/A 10943-2026 tillsynsbegäran.docx
@@ -494,7 +494,7 @@
     <w:r>
       <w:tab/>
       <w:tab/>
-      <w:t>2026-04-16</w:t>
+      <w:t>2026-04-17</w:t>
       <w:br/>
       <w:br/>
     </w:r>

--- a/tillsyn/A 10943-2026 tillsynsbegäran.docx
+++ b/tillsyn/A 10943-2026 tillsynsbegäran.docx
@@ -494,7 +494,7 @@
     <w:r>
       <w:tab/>
       <w:tab/>
-      <w:t>2026-04-17</w:t>
+      <w:t>2026-04-18</w:t>
       <w:br/>
       <w:br/>
     </w:r>

--- a/tillsyn/A 10943-2026 tillsynsbegäran.docx
+++ b/tillsyn/A 10943-2026 tillsynsbegäran.docx
@@ -494,7 +494,7 @@
     <w:r>
       <w:tab/>
       <w:tab/>
-      <w:t>2026-04-18</w:t>
+      <w:t>2026-04-19</w:t>
       <w:br/>
       <w:br/>
     </w:r>

--- a/tillsyn/A 10943-2026 tillsynsbegäran.docx
+++ b/tillsyn/A 10943-2026 tillsynsbegäran.docx
@@ -494,7 +494,7 @@
     <w:r>
       <w:tab/>
       <w:tab/>
-      <w:t>2026-04-19</w:t>
+      <w:t>2026-04-20</w:t>
       <w:br/>
       <w:br/>
     </w:r>

--- a/tillsyn/A 10943-2026 tillsynsbegäran.docx
+++ b/tillsyn/A 10943-2026 tillsynsbegäran.docx
@@ -494,7 +494,7 @@
     <w:r>
       <w:tab/>
       <w:tab/>
-      <w:t>2026-04-20</w:t>
+      <w:t>2026-04-21</w:t>
       <w:br/>
       <w:br/>
     </w:r>

--- a/tillsyn/A 10943-2026 tillsynsbegäran.docx
+++ b/tillsyn/A 10943-2026 tillsynsbegäran.docx
@@ -494,7 +494,7 @@
     <w:r>
       <w:tab/>
       <w:tab/>
-      <w:t>2026-04-21</w:t>
+      <w:t>2026-04-22</w:t>
       <w:br/>
       <w:br/>
     </w:r>

--- a/tillsyn/A 10943-2026 tillsynsbegäran.docx
+++ b/tillsyn/A 10943-2026 tillsynsbegäran.docx
@@ -494,7 +494,7 @@
     <w:r>
       <w:tab/>
       <w:tab/>
-      <w:t>2026-04-22</w:t>
+      <w:t>2026-04-23</w:t>
       <w:br/>
       <w:br/>
     </w:r>

--- a/tillsyn/A 10943-2026 tillsynsbegäran.docx
+++ b/tillsyn/A 10943-2026 tillsynsbegäran.docx
@@ -494,7 +494,7 @@
     <w:r>
       <w:tab/>
       <w:tab/>
-      <w:t>2026-04-23</w:t>
+      <w:t>2026-04-24</w:t>
       <w:br/>
       <w:br/>
     </w:r>

--- a/tillsyn/A 10943-2026 tillsynsbegäran.docx
+++ b/tillsyn/A 10943-2026 tillsynsbegäran.docx
@@ -494,7 +494,7 @@
     <w:r>
       <w:tab/>
       <w:tab/>
-      <w:t>2026-04-24</w:t>
+      <w:t>2026-04-25</w:t>
       <w:br/>
       <w:br/>
     </w:r>

--- a/tillsyn/A 10943-2026 tillsynsbegäran.docx
+++ b/tillsyn/A 10943-2026 tillsynsbegäran.docx
@@ -494,7 +494,7 @@
     <w:r>
       <w:tab/>
       <w:tab/>
-      <w:t>2026-04-25</w:t>
+      <w:t>2026-04-26</w:t>
       <w:br/>
       <w:br/>
     </w:r>

--- a/tillsyn/A 10943-2026 tillsynsbegäran.docx
+++ b/tillsyn/A 10943-2026 tillsynsbegäran.docx
@@ -494,7 +494,7 @@
     <w:r>
       <w:tab/>
       <w:tab/>
-      <w:t>2026-04-26</w:t>
+      <w:t>2026-04-27</w:t>
       <w:br/>
       <w:br/>
     </w:r>

--- a/tillsyn/A 10943-2026 tillsynsbegäran.docx
+++ b/tillsyn/A 10943-2026 tillsynsbegäran.docx
@@ -494,7 +494,7 @@
     <w:r>
       <w:tab/>
       <w:tab/>
-      <w:t>2026-04-27</w:t>
+      <w:t>2026-04-28</w:t>
       <w:br/>
       <w:br/>
     </w:r>

--- a/tillsyn/A 10943-2026 tillsynsbegäran.docx
+++ b/tillsyn/A 10943-2026 tillsynsbegäran.docx
@@ -494,7 +494,7 @@
     <w:r>
       <w:tab/>
       <w:tab/>
-      <w:t>2026-04-28</w:t>
+      <w:t>2026-04-29</w:t>
       <w:br/>
       <w:br/>
     </w:r>

--- a/tillsyn/A 10943-2026 tillsynsbegäran.docx
+++ b/tillsyn/A 10943-2026 tillsynsbegäran.docx
@@ -494,7 +494,7 @@
     <w:r>
       <w:tab/>
       <w:tab/>
-      <w:t>2026-04-29</w:t>
+      <w:t>2026-04-30</w:t>
       <w:br/>
       <w:br/>
     </w:r>

--- a/tillsyn/A 10943-2026 tillsynsbegäran.docx
+++ b/tillsyn/A 10943-2026 tillsynsbegäran.docx
@@ -494,7 +494,7 @@
     <w:r>
       <w:tab/>
       <w:tab/>
-      <w:t>2026-04-30</w:t>
+      <w:t>2026-05-01</w:t>
       <w:br/>
       <w:br/>
     </w:r>

--- a/tillsyn/A 10943-2026 tillsynsbegäran.docx
+++ b/tillsyn/A 10943-2026 tillsynsbegäran.docx
@@ -494,7 +494,7 @@
     <w:r>
       <w:tab/>
       <w:tab/>
-      <w:t>2026-05-01</w:t>
+      <w:t>2026-05-02</w:t>
       <w:br/>
       <w:br/>
     </w:r>

--- a/tillsyn/A 10943-2026 tillsynsbegäran.docx
+++ b/tillsyn/A 10943-2026 tillsynsbegäran.docx
@@ -494,7 +494,7 @@
     <w:r>
       <w:tab/>
       <w:tab/>
-      <w:t>2026-05-02</w:t>
+      <w:t>2026-05-03</w:t>
       <w:br/>
       <w:br/>
     </w:r>

--- a/tillsyn/A 10943-2026 tillsynsbegäran.docx
+++ b/tillsyn/A 10943-2026 tillsynsbegäran.docx
@@ -494,7 +494,7 @@
     <w:r>
       <w:tab/>
       <w:tab/>
-      <w:t>2026-05-03</w:t>
+      <w:t>2026-05-04</w:t>
       <w:br/>
       <w:br/>
     </w:r>

--- a/tillsyn/A 10943-2026 tillsynsbegäran.docx
+++ b/tillsyn/A 10943-2026 tillsynsbegäran.docx
@@ -494,7 +494,7 @@
     <w:r>
       <w:tab/>
       <w:tab/>
-      <w:t>2026-05-04</w:t>
+      <w:t>2026-05-05</w:t>
       <w:br/>
       <w:br/>
     </w:r>

--- a/tillsyn/A 10943-2026 tillsynsbegäran.docx
+++ b/tillsyn/A 10943-2026 tillsynsbegäran.docx
@@ -494,7 +494,7 @@
     <w:r>
       <w:tab/>
       <w:tab/>
-      <w:t>2026-05-05</w:t>
+      <w:t>2026-05-06</w:t>
       <w:br/>
       <w:br/>
     </w:r>

--- a/tillsyn/A 10943-2026 tillsynsbegäran.docx
+++ b/tillsyn/A 10943-2026 tillsynsbegäran.docx
@@ -494,7 +494,7 @@
     <w:r>
       <w:tab/>
       <w:tab/>
-      <w:t>2026-05-16</w:t>
+      <w:t>2026-05-17</w:t>
       <w:br/>
       <w:br/>
     </w:r>

--- a/tillsyn/A 10943-2026 tillsynsbegäran.docx
+++ b/tillsyn/A 10943-2026 tillsynsbegäran.docx
@@ -494,7 +494,7 @@
     <w:r>
       <w:tab/>
       <w:tab/>
-      <w:t>2026-05-17</w:t>
+      <w:t>2026-05-18</w:t>
       <w:br/>
       <w:br/>
     </w:r>

--- a/tillsyn/A 10943-2026 tillsynsbegäran.docx
+++ b/tillsyn/A 10943-2026 tillsynsbegäran.docx
@@ -494,7 +494,7 @@
     <w:r>
       <w:tab/>
       <w:tab/>
-      <w:t>2026-05-18</w:t>
+      <w:t>2026-05-19</w:t>
       <w:br/>
       <w:br/>
     </w:r>

--- a/tillsyn/A 10943-2026 tillsynsbegäran.docx
+++ b/tillsyn/A 10943-2026 tillsynsbegäran.docx
@@ -494,7 +494,7 @@
     <w:r>
       <w:tab/>
       <w:tab/>
-      <w:t>2026-05-19</w:t>
+      <w:t>2026-05-20</w:t>
       <w:br/>
       <w:br/>
     </w:r>

--- a/tillsyn/A 10943-2026 tillsynsbegäran.docx
+++ b/tillsyn/A 10943-2026 tillsynsbegäran.docx
@@ -494,7 +494,7 @@
     <w:r>
       <w:tab/>
       <w:tab/>
-      <w:t>2026-05-20</w:t>
+      <w:t>2026-05-21</w:t>
       <w:br/>
       <w:br/>
     </w:r>

--- a/tillsyn/A 10943-2026 tillsynsbegäran.docx
+++ b/tillsyn/A 10943-2026 tillsynsbegäran.docx
@@ -494,7 +494,7 @@
     <w:r>
       <w:tab/>
       <w:tab/>
-      <w:t>2026-05-21</w:t>
+      <w:t>2026-05-22</w:t>
       <w:br/>
       <w:br/>
     </w:r>

--- a/tillsyn/A 10943-2026 tillsynsbegäran.docx
+++ b/tillsyn/A 10943-2026 tillsynsbegäran.docx
@@ -494,7 +494,7 @@
     <w:r>
       <w:tab/>
       <w:tab/>
-      <w:t>2026-05-22</w:t>
+      <w:t>2026-05-23</w:t>
       <w:br/>
       <w:br/>
     </w:r>

--- a/tillsyn/A 10943-2026 tillsynsbegäran.docx
+++ b/tillsyn/A 10943-2026 tillsynsbegäran.docx
@@ -494,7 +494,7 @@
     <w:r>
       <w:tab/>
       <w:tab/>
-      <w:t>2026-05-23</w:t>
+      <w:t>2026-05-24</w:t>
       <w:br/>
       <w:br/>
     </w:r>

--- a/tillsyn/A 10943-2026 tillsynsbegäran.docx
+++ b/tillsyn/A 10943-2026 tillsynsbegäran.docx
@@ -494,7 +494,7 @@
     <w:r>
       <w:tab/>
       <w:tab/>
-      <w:t>2026-05-24</w:t>
+      <w:t>2026-05-25</w:t>
       <w:br/>
       <w:br/>
     </w:r>

--- a/tillsyn/A 10943-2026 tillsynsbegäran.docx
+++ b/tillsyn/A 10943-2026 tillsynsbegäran.docx
@@ -494,7 +494,7 @@
     <w:r>
       <w:tab/>
       <w:tab/>
-      <w:t>2026-05-25</w:t>
+      <w:t>2026-05-26</w:t>
       <w:br/>
       <w:br/>
     </w:r>

--- a/tillsyn/A 10943-2026 tillsynsbegäran.docx
+++ b/tillsyn/A 10943-2026 tillsynsbegäran.docx
@@ -494,7 +494,7 @@
     <w:r>
       <w:tab/>
       <w:tab/>
-      <w:t>2026-05-26</w:t>
+      <w:t>2026-05-27</w:t>
       <w:br/>
       <w:br/>
     </w:r>

--- a/tillsyn/A 10943-2026 tillsynsbegäran.docx
+++ b/tillsyn/A 10943-2026 tillsynsbegäran.docx
@@ -494,7 +494,7 @@
     <w:r>
       <w:tab/>
       <w:tab/>
-      <w:t>2026-05-27</w:t>
+      <w:t>2026-05-28</w:t>
       <w:br/>
       <w:br/>
     </w:r>

--- a/tillsyn/A 10943-2026 tillsynsbegäran.docx
+++ b/tillsyn/A 10943-2026 tillsynsbegäran.docx
@@ -494,7 +494,7 @@
     <w:r>
       <w:tab/>
       <w:tab/>
-      <w:t>2026-05-28</w:t>
+      <w:t>2026-05-29</w:t>
       <w:br/>
       <w:br/>
     </w:r>

--- a/tillsyn/A 10943-2026 tillsynsbegäran.docx
+++ b/tillsyn/A 10943-2026 tillsynsbegäran.docx
@@ -494,7 +494,7 @@
     <w:r>
       <w:tab/>
       <w:tab/>
-      <w:t>2026-05-29</w:t>
+      <w:t>2026-05-30</w:t>
       <w:br/>
       <w:br/>
     </w:r>

--- a/tillsyn/A 10943-2026 tillsynsbegäran.docx
+++ b/tillsyn/A 10943-2026 tillsynsbegäran.docx
@@ -494,7 +494,7 @@
     <w:r>
       <w:tab/>
       <w:tab/>
-      <w:t>2026-05-30</w:t>
+      <w:t>2026-05-31</w:t>
       <w:br/>
       <w:br/>
     </w:r>

--- a/tillsyn/A 10943-2026 tillsynsbegäran.docx
+++ b/tillsyn/A 10943-2026 tillsynsbegäran.docx
@@ -494,7 +494,7 @@
     <w:r>
       <w:tab/>
       <w:tab/>
-      <w:t>2026-05-31</w:t>
+      <w:t>2026-06-01</w:t>
       <w:br/>
       <w:br/>
     </w:r>

--- a/tillsyn/A 10943-2026 tillsynsbegäran.docx
+++ b/tillsyn/A 10943-2026 tillsynsbegäran.docx
@@ -494,7 +494,7 @@
     <w:r>
       <w:tab/>
       <w:tab/>
-      <w:t>2026-06-01</w:t>
+      <w:t>2026-06-02</w:t>
       <w:br/>
       <w:br/>
     </w:r>

--- a/tillsyn/A 10943-2026 tillsynsbegäran.docx
+++ b/tillsyn/A 10943-2026 tillsynsbegäran.docx
@@ -494,7 +494,7 @@
     <w:r>
       <w:tab/>
       <w:tab/>
-      <w:t>2026-06-02</w:t>
+      <w:t>2026-06-03</w:t>
       <w:br/>
       <w:br/>
     </w:r>

--- a/tillsyn/A 10943-2026 tillsynsbegäran.docx
+++ b/tillsyn/A 10943-2026 tillsynsbegäran.docx
@@ -494,7 +494,7 @@
     <w:r>
       <w:tab/>
       <w:tab/>
-      <w:t>2026-06-03</w:t>
+      <w:t>2026-06-04</w:t>
       <w:br/>
       <w:br/>
     </w:r>

--- a/tillsyn/A 10943-2026 tillsynsbegäran.docx
+++ b/tillsyn/A 10943-2026 tillsynsbegäran.docx
@@ -494,7 +494,7 @@
     <w:r>
       <w:tab/>
       <w:tab/>
-      <w:t>2026-06-04</w:t>
+      <w:t>2026-06-05</w:t>
       <w:br/>
       <w:br/>
     </w:r>

--- a/tillsyn/A 10943-2026 tillsynsbegäran.docx
+++ b/tillsyn/A 10943-2026 tillsynsbegäran.docx
@@ -494,7 +494,7 @@
     <w:r>
       <w:tab/>
       <w:tab/>
-      <w:t>2026-06-05</w:t>
+      <w:t>2026-06-06</w:t>
       <w:br/>
       <w:br/>
     </w:r>

--- a/tillsyn/A 10943-2026 tillsynsbegäran.docx
+++ b/tillsyn/A 10943-2026 tillsynsbegäran.docx
@@ -494,7 +494,7 @@
     <w:r>
       <w:tab/>
       <w:tab/>
-      <w:t>2026-06-06</w:t>
+      <w:t>2026-06-07</w:t>
       <w:br/>
       <w:br/>
     </w:r>

--- a/tillsyn/A 10943-2026 tillsynsbegäran.docx
+++ b/tillsyn/A 10943-2026 tillsynsbegäran.docx
@@ -494,7 +494,7 @@
     <w:r>
       <w:tab/>
       <w:tab/>
-      <w:t>2026-06-07</w:t>
+      <w:t>2026-06-08</w:t>
       <w:br/>
       <w:br/>
     </w:r>

--- a/tillsyn/A 10943-2026 tillsynsbegäran.docx
+++ b/tillsyn/A 10943-2026 tillsynsbegäran.docx
@@ -494,7 +494,7 @@
     <w:r>
       <w:tab/>
       <w:tab/>
-      <w:t>2026-06-08</w:t>
+      <w:t>2026-06-09</w:t>
       <w:br/>
       <w:br/>
     </w:r>

--- a/tillsyn/A 10943-2026 tillsynsbegäran.docx
+++ b/tillsyn/A 10943-2026 tillsynsbegäran.docx
@@ -494,7 +494,7 @@
     <w:r>
       <w:tab/>
       <w:tab/>
-      <w:t>2026-06-09</w:t>
+      <w:t>2026-06-10</w:t>
       <w:br/>
       <w:br/>
     </w:r>

--- a/tillsyn/A 10943-2026 tillsynsbegäran.docx
+++ b/tillsyn/A 10943-2026 tillsynsbegäran.docx
@@ -494,7 +494,7 @@
     <w:r>
       <w:tab/>
       <w:tab/>
-      <w:t>2026-06-10</w:t>
+      <w:t>2026-06-11</w:t>
       <w:br/>
       <w:br/>
     </w:r>

--- a/tillsyn/A 10943-2026 tillsynsbegäran.docx
+++ b/tillsyn/A 10943-2026 tillsynsbegäran.docx
@@ -494,7 +494,7 @@
     <w:r>
       <w:tab/>
       <w:tab/>
-      <w:t>2026-06-11</w:t>
+      <w:t>2026-06-12</w:t>
       <w:br/>
       <w:br/>
     </w:r>

--- a/tillsyn/A 10943-2026 tillsynsbegäran.docx
+++ b/tillsyn/A 10943-2026 tillsynsbegäran.docx
@@ -494,7 +494,7 @@
     <w:r>
       <w:tab/>
       <w:tab/>
-      <w:t>2026-06-12</w:t>
+      <w:t>2026-06-13</w:t>
       <w:br/>
       <w:br/>
     </w:r>

--- a/tillsyn/A 10943-2026 tillsynsbegäran.docx
+++ b/tillsyn/A 10943-2026 tillsynsbegäran.docx
@@ -494,7 +494,7 @@
     <w:r>
       <w:tab/>
       <w:tab/>
-      <w:t>2026-06-13</w:t>
+      <w:t>2026-06-14</w:t>
       <w:br/>
       <w:br/>
     </w:r>

--- a/tillsyn/A 10943-2026 tillsynsbegäran.docx
+++ b/tillsyn/A 10943-2026 tillsynsbegäran.docx
@@ -494,7 +494,7 @@
     <w:r>
       <w:tab/>
       <w:tab/>
-      <w:t>2026-06-15</w:t>
+      <w:t>2026-06-16</w:t>
       <w:br/>
       <w:br/>
     </w:r>

--- a/tillsyn/A 10943-2026 tillsynsbegäran.docx
+++ b/tillsyn/A 10943-2026 tillsynsbegäran.docx
@@ -494,7 +494,7 @@
     <w:r>
       <w:tab/>
       <w:tab/>
-      <w:t>2026-06-16</w:t>
+      <w:t>2026-06-17</w:t>
       <w:br/>
       <w:br/>
     </w:r>

--- a/tillsyn/A 10943-2026 tillsynsbegäran.docx
+++ b/tillsyn/A 10943-2026 tillsynsbegäran.docx
@@ -1,6 +1,6 @@
 
 <file path=word/document.xml><?xml version="1.0" encoding="utf-8"?>
-<w:document xmlns:wpc="http://schemas.microsoft.com/office/word/2010/wordprocessingCanvas" xmlns:cx="http://schemas.microsoft.com/office/drawing/2014/chartex" xmlns:cx1="http://schemas.microsoft.com/office/drawing/2015/9/8/chartex" xmlns:cx2="http://schemas.microsoft.com/office/drawing/2015/10/21/chartex" xmlns:cx3="http://schemas.microsoft.com/office/drawing/2016/5/9/chartex" xmlns:cx4="http://schemas.microsoft.com/office/drawing/2016/5/10/chartex" xmlns:cx5="http://schemas.microsoft.com/office/drawing/2016/5/11/chartex" xmlns:cx6="http://schemas.microsoft.com/office/drawing/2016/5/12/chartex" xmlns:cx7="http://schemas.microsoft.com/office/drawing/2016/5/13/chartex" xmlns:cx8="http://schemas.microsoft.com/office/drawing/2016/5/14/chartex" xmlns:mc="http://schemas.openxmlformats.org/markup-compatibility/2006" xmlns:aink="http://schemas.microsoft.com/office/drawing/2016/ink" xmlns:am3d="http://schemas.microsoft.com/office/drawing/2017/model3d" xmlns:o="urn:schemas-microsoft-com:office:office" xmlns:oel="http://schemas.microsoft.com/office/2019/extlst" xmlns:r="http://schemas.openxmlformats.org/officeDocument/2006/relationships" xmlns:m="http://schemas.openxmlformats.org/officeDocument/2006/math" xmlns:v="urn:schemas-microsoft-com:vml" xmlns:wp14="http://schemas.microsoft.com/office/word/2010/wordprocessingDrawing" xmlns:wp="http://schemas.openxmlformats.org/drawingml/2006/wordprocessingDrawing" xmlns:w10="urn:schemas-microsoft-com:office:word" xmlns:w="http://schemas.openxmlformats.org/wordprocessingml/2006/main" xmlns:w14="http://schemas.microsoft.com/office/word/2010/wordml" xmlns:w15="http://schemas.microsoft.com/office/word/2012/wordml" xmlns:w16cex="http://schemas.microsoft.com/office/word/2018/wordml/cex" xmlns:w16cid="http://schemas.microsoft.com/office/word/2016/wordml/cid" xmlns:w16="http://schemas.microsoft.com/office/word/2018/wordml" xmlns:w16sdtdh="http://schemas.microsoft.com/office/word/2020/wordml/sdtdatahash" xmlns:w16se="http://schemas.microsoft.com/office/word/2015/wordml/symex" xmlns:wpg="http://schemas.microsoft.com/office/word/2010/wordprocessingGroup" xmlns:wpi="http://schemas.microsoft.com/office/word/2010/wordprocessingInk" xmlns:wne="http://schemas.microsoft.com/office/word/2006/wordml" xmlns:wps="http://schemas.microsoft.com/office/word/2010/wordprocessingShape" mc:Ignorable="w14 w15 w16se w16cid w16 w16cex w16sdtdh wp14">
+<w:document xmlns:wpc="http://schemas.microsoft.com/office/word/2010/wordprocessingCanvas" xmlns:cx="http://schemas.microsoft.com/office/drawing/2014/chartex" xmlns:cx1="http://schemas.microsoft.com/office/drawing/2015/9/8/chartex" xmlns:cx2="http://schemas.microsoft.com/office/drawing/2015/10/21/chartex" xmlns:cx3="http://schemas.microsoft.com/office/drawing/2016/5/9/chartex" xmlns:cx4="http://schemas.microsoft.com/office/drawing/2016/5/10/chartex" xmlns:cx5="http://schemas.microsoft.com/office/drawing/2016/5/11/chartex" xmlns:cx6="http://schemas.microsoft.com/office/drawing/2016/5/12/chartex" xmlns:cx7="http://schemas.microsoft.com/office/drawing/2016/5/13/chartex" xmlns:cx8="http://schemas.microsoft.com/office/drawing/2016/5/14/chartex" xmlns:mc="http://schemas.openxmlformats.org/markup-compatibility/2006" xmlns:aink="http://schemas.microsoft.com/office/drawing/2016/ink" xmlns:am3d="http://schemas.microsoft.com/office/drawing/2017/model3d" xmlns:o="urn:schemas-microsoft-com:office:office" xmlns:oel="http://schemas.microsoft.com/office/2019/extlst" xmlns:r="http://schemas.openxmlformats.org/officeDocument/2006/relationships" xmlns:m="http://schemas.openxmlformats.org/officeDocument/2006/math" xmlns:v="urn:schemas-microsoft-com:vml" xmlns:wp14="http://schemas.microsoft.com/office/word/2010/wordprocessingDrawing" xmlns:wp="http://schemas.openxmlformats.org/drawingml/2006/wordprocessingDrawing" xmlns:w10="urn:schemas-microsoft-com:office:word" xmlns:w="http://schemas.openxmlformats.org/wordprocessingml/2006/main" xmlns:w14="http://schemas.microsoft.com/office/word/2010/wordml" xmlns:w15="http://schemas.microsoft.com/office/word/2012/wordml" xmlns:w16cex="http://schemas.microsoft.com/office/word/2018/wordml/cex" xmlns:w16cid="http://schemas.microsoft.com/office/word/2016/wordml/cid" xmlns:w16="http://schemas.microsoft.com/office/word/2018/wordml" xmlns:w16du="http://schemas.microsoft.com/office/word/2023/wordml/word16du" xmlns:w16sdtdh="http://schemas.microsoft.com/office/word/2020/wordml/sdtdatahash" xmlns:w16sdtfl="http://schemas.microsoft.com/office/word/2024/wordml/sdtformatlock" xmlns:w16se="http://schemas.microsoft.com/office/word/2015/wordml/symex" xmlns:wpg="http://schemas.microsoft.com/office/word/2010/wordprocessingGroup" xmlns:wpi="http://schemas.microsoft.com/office/word/2010/wordprocessingInk" xmlns:wne="http://schemas.microsoft.com/office/word/2006/wordml" xmlns:wps="http://schemas.microsoft.com/office/word/2010/wordprocessingShape" mc:Ignorable="w14 w15 w16se w16cid w16 w16cex w16sdtdh w16sdtfl w16du wp14">
   <w:body>
     <w:p>
       <w:pPr>
@@ -12,35 +12,10 @@
     </w:p>
     <w:p>
       <w:r>
-        <w:t>Detta dokument behandlar höga naturvärden i avverkningsanmälan A 10943-2026 i Södertälje kommun. Denna avverkningsanmälan inkom 2026-02-26 09:00:16 och omfattar 2,1 ha.</w:t>
-      </w:r>
-    </w:p>
-    <w:p>
-      <w:r>
-        <w:t>Vi begär härmed att Skogsstyrelsen fattar beslut enligt miljöbalken som säkerställer att skogens höga naturvärden bevaras samt säkerställer att EU-lagstiftning efterlevs och att artskyddsbrott förhindras. Vi önskar även ta del av de ställningstaganden och beslut som myndigheterna meddelar till följd av aktuell avverkningsanmälan och föreningens inlaga (se 34 § förvaltningslagen).</w:t>
-      </w:r>
-    </w:p>
-    <w:p>
-      <w:r>
-        <w:t>Nedan beskrivs fynd av naturvårdsarter och fridlysta arter som gjorts i det avverkningsanmälda området.</w:t>
-      </w:r>
-    </w:p>
-    <w:p>
-      <w:pPr>
-        <w:pStyle w:val="Heading1"/>
-      </w:pPr>
-      <w:r>
-        <w:t>Naturvårdsarter</w:t>
-      </w:r>
-    </w:p>
-    <w:p>
-      <w:r>
-        <w:t>I avverkningsanmälan har följande 11 naturvårdsarter hittats: ekpricklav (VU), brunpudrad nållav (NT), oxtungssvamp (NT), rödbrun blekspik (NT), brun nållav (S), flagellkvastmossa (S), gulpudrad spiklav (S), platt fjädermossa (S), rostfläck (S), sotlav (S) och blåsippa (§9). Av dessa är 4 rödlistade. För rödlistade arter har rödlistekategorin angivits inom parentes. Arter som är signalarter enligt Skogsstyrelsen har markerats med (S). För fridlysta arter anges även paragrafen i Artskyddsförordningen som arten är fridlyst enligt.</w:t>
-      </w:r>
-    </w:p>
-    <w:p>
-      <w:r>
-        <w:t>De påträffade naturvårdsarterna är ett tydligt kvitto på att detta rör sig om en skog med höga naturvärden. I Figur 1 visas en karta över det avverkningsanmälda området, där samtliga fyndplatser för naturvårdsarter som finns registrerade på Artportalen har markerats.</w:t>
+        <w:t>Detta dokument behandlar höga naturvärden i avverkningsanmälan A 10943-2026 i Södertälje kommun som inkom 2026-02-26 och omfattar 2,1 ha.</w:t>
+      </w:r>
+      <w:r>
+        <w:t xml:space="preserve"> I Figur 1 visas fyndplatser för naturvårdsarter i området, som finns registrerade på Artportalen.</w:t>
       </w:r>
     </w:p>
     <w:p>
@@ -50,7 +25,7 @@
       <w:r>
         <w:drawing>
           <wp:inline xmlns:a="http://schemas.openxmlformats.org/drawingml/2006/main" xmlns:pic="http://schemas.openxmlformats.org/drawingml/2006/picture">
-            <wp:extent cx="5486400" cy="5001984"/>
+            <wp:extent cx="5486400" cy="4760114"/>
             <wp:docPr id="1" name="Picture 1"/>
             <wp:cNvGraphicFramePr>
               <a:graphicFrameLocks noChangeAspect="1"/>
@@ -71,7 +46,7 @@
                   <pic:spPr>
                     <a:xfrm>
                       <a:off x="0" y="0"/>
-                      <a:ext cx="5486400" cy="5001984"/>
+                      <a:ext cx="5486400" cy="4760114"/>
                     </a:xfrm>
                     <a:prstGeom prst="rect"/>
                   </pic:spPr>
@@ -85,243 +60,30 @@
     <w:p>
       <w:pPr>
         <w:pStyle w:val="Caption"/>
+        <w:spacing w:after="240"/>
       </w:pPr>
       <w:r>
-        <w:t>Figur 1. Fyndplatser för naturvårdsarter i det avverkningsanmälda området (röd linje). Markörer utan svart kant är placerade på fyndplatsen. Markörer med svart kant är placerade vid sidan av fyndplatsen och har ett svart streck som visar fyndplatsens exakta position. Kartans mittpunktskoordinat är N 6556225, E 636402 i SWEREF 99 TM.</w:t>
+        <w:t>Figur 1. Fyndplatser för naturvårdsarter i och inom 23 meter från avverkningsanmälan (röd linje). Inom parentes anges rödlistekategorier, S för signalarter, Tför typiska arter och fridlysningsparagrafer i artskyddsförordningen.Markörer utan svart kant är placerade på fyndplatsen. Markörer med svart kant är placerade vid sidan av fyndplatsen och har ett svart streck som visar fyndplatsens exakta position. Kartans mittpunktskoordinat är N 6556225, E 636402 i SWEREF 99 TM.</w:t>
       </w:r>
     </w:p>
     <w:p>
       <w:r>
-        <w:rPr>
-          <w:b/>
-        </w:rPr>
-        <w:t>Brunpudrad nållav (NT)</w:t>
-      </w:r>
-      <w:r>
-        <w:t xml:space="preserve"> är beroende av hög, jämn luftfuktighet och kan påträffas i fuktiga skogar av naturskogskaraktär, ofta i sumpgranskog eller andra sumpskogar. Arten är placerad högst upp i Skogsstyrelsens värdepyramid för bedömning av skog med höga naturvärden och förekomster bör undantas från skogsbruksåtgärder. Brunpudrad nållav är typisk art för </w:t>
-      </w:r>
-      <w:r>
-        <w:rPr>
-          <w:i/>
-        </w:rPr>
-        <w:t>9010 Taiga</w:t>
-      </w:r>
-      <w:r>
-        <w:t xml:space="preserve"> (SLU Artdatabanken, 2024; Nitare &amp; Skogsstyrelsen, 2019).</w:t>
+        <w:t>Vi begär härmed att Skogsstyrelsen fattar beslut enligt miljöbalken som säkerställer att skogens höga naturvärden bevaras samt att EU-lagstiftning efterlevs och att artskyddsbrott förhindras.</w:t>
       </w:r>
     </w:p>
     <w:p>
       <w:r>
-        <w:rPr>
-          <w:b/>
-        </w:rPr>
-        <w:t>Ekpricklav (VU)</w:t>
-      </w:r>
-      <w:r>
-        <w:t xml:space="preserve"> växer främst på mycket gamla ekar med grov sprickbark i skogsmiljöer med hög och jämn luftfuktighet. Arten förekommer inte i öppna ekhagar. Denna typ av ekar är sällsynta och nyskapas i mycket begränsad omfattning. Lämpliga biotoper måste bevaras och ett tillräckligt antal unga träd måste tillåtas bli mycket gamla för att på lång sikt ersätta de nuvarande gammelträden. På ekpricklav kan den mycket sällsynta svartspiken </w:t>
-      </w:r>
-      <w:r>
-        <w:rPr>
-          <w:i/>
-        </w:rPr>
-        <w:t>Chaenothecopsis retinens</w:t>
-      </w:r>
-      <w:r>
-        <w:t xml:space="preserve"> (DD) påträffas (SLU Artdatabanken, 2026).</w:t>
+        <w:t>Vi begär vidare att Skogsstyrelsen säkerställer att inga skador eller försämringar av naturtypens bevarandestatus i området tillåts ske. Se Rådets direktiv 92/43/EEG samt ickeförsämringskravet i EU:s naturrestaureringsförordning (EU 2024/1991).</w:t>
       </w:r>
     </w:p>
     <w:p>
       <w:r>
-        <w:rPr>
-          <w:b/>
-        </w:rPr>
-        <w:t>Flagellkvastmossa</w:t>
-      </w:r>
-      <w:r>
-        <w:t xml:space="preserve"> förekommer framför allt i tallsumpskog, men finns även i relativt torra gran- och tallskogar. Den signalerar överallt skogsmiljöer med höga naturvärden och indikerar biotoper med rik och kontinuerlig förekomst av död ved i olika nedbrytningsstadier eller barlagd torvjord. Flagellkvastmossa är typisk art för </w:t>
-      </w:r>
-      <w:r>
-        <w:rPr>
-          <w:i/>
-        </w:rPr>
-        <w:t xml:space="preserve">9010 Taiga </w:t>
-      </w:r>
-      <w:r>
-        <w:t>och</w:t>
-      </w:r>
-      <w:r>
-        <w:rPr>
-          <w:i/>
-        </w:rPr>
-        <w:t xml:space="preserve"> 9740 Skogsbevuxen myr </w:t>
-      </w:r>
-      <w:r>
-        <w:t>(SLU Artdatabanken, 2024; Nitare &amp; Skogsstyrelsen, 2019).</w:t>
+        <w:t>Vi önskar även ta del av de ställningstaganden och beslut som myndigheten meddelar till följd av aktuell avverkningsanmälan och föreningens inlaga (se 34 § förvaltningslagen).</w:t>
       </w:r>
     </w:p>
     <w:p>
       <w:r>
-        <w:rPr>
-          <w:b/>
-        </w:rPr>
-        <w:t>Gulpudrad spiklav</w:t>
-      </w:r>
-      <w:r>
-        <w:t xml:space="preserve"> är en av de viktigaste karaktärsarterna för gamla grova ekar. Den har högt signalvärde och visar på jätteekar som ofta har en rik flora av andra sällsynta lavar. Förekomster på andra substrat än ek visar också på skyddsvärda trädbestånd. Gulpudrad spiklav är typisk art för </w:t>
-      </w:r>
-      <w:r>
-        <w:rPr>
-          <w:i/>
-        </w:rPr>
-        <w:t>9070 Trädklädd betesmark</w:t>
-      </w:r>
-      <w:r>
-        <w:t xml:space="preserve"> och </w:t>
-      </w:r>
-      <w:r>
-        <w:rPr>
-          <w:i/>
-        </w:rPr>
-        <w:t>9160 Näringsrik ekskog</w:t>
-      </w:r>
-      <w:r>
-        <w:t xml:space="preserve"> (Nitare &amp; Skogsstyrelsen, 2019; SLU Artdatabanken, 2025).</w:t>
-      </w:r>
-    </w:p>
-    <w:p>
-      <w:r>
-        <w:rPr>
-          <w:b/>
-        </w:rPr>
-        <w:t>Oxtungssvamp (NT)</w:t>
-      </w:r>
-      <w:r>
-        <w:t xml:space="preserve"> växer nästan uteslutande på flerhundraåriga jätteekar i kulturlandskapet, till exempel i ekhagar och vid vägkanter, men kan även leva kvar på dess träd i mer slutna bestånd. Arten hotas av avverkning av värdträd och passande värdträd runt fyndplatserna samt av att olikåldriga bestånd med grov ek i hagmarks- och skogsmiljö avverkas (SLU Artdatabanken, 2024; Nitare &amp; Skogsstyrelsen, 2019).</w:t>
-      </w:r>
-    </w:p>
-    <w:p>
-      <w:r>
-        <w:rPr>
-          <w:b/>
-        </w:rPr>
-        <w:t xml:space="preserve">Platt fjädermossa </w:t>
-      </w:r>
-      <w:r>
-        <w:t>växer på såväl trädstammar (särskilt bok och andra ädla lövträd) som klippor (helst basiska bergarter). Norrut förekommer den endast på basiska klippor. Rika förekomster och fynd med sporkapslar indikerar höga naturvärden och en artrik mossbiotop.</w:t>
-      </w:r>
-      <w:r>
-        <w:rPr>
-          <w:b/>
-        </w:rPr>
-        <w:t xml:space="preserve"> </w:t>
-      </w:r>
-      <w:r>
-        <w:t xml:space="preserve">Platt fjädermossa är typisk art för </w:t>
-      </w:r>
-      <w:r>
-        <w:rPr>
-          <w:i/>
-        </w:rPr>
-        <w:t>9010 Taiga,</w:t>
-      </w:r>
-      <w:r>
-        <w:t xml:space="preserve"> </w:t>
-      </w:r>
-      <w:r>
-        <w:rPr>
-          <w:i/>
-        </w:rPr>
-        <w:t>9020 Nordlig ädellövskog, 9110 Näringsfattig bokskog, 9130 Näringsrik bokskog, 9160 Näringsrik ekskog, 9180 Ädellövskog i branter</w:t>
-      </w:r>
-      <w:r>
-        <w:t xml:space="preserve"> och</w:t>
-      </w:r>
-      <w:r>
-        <w:rPr>
-          <w:i/>
-        </w:rPr>
-        <w:t xml:space="preserve"> 9190 Näringsfattig ekskog </w:t>
-      </w:r>
-      <w:r>
-        <w:t>(Nitare &amp; Skogsstyrelsen, 2019; SLU Artdatabanken, 2025).</w:t>
-      </w:r>
-    </w:p>
-    <w:p>
-      <w:r>
-        <w:rPr>
-          <w:b/>
-        </w:rPr>
-        <w:t xml:space="preserve">Rostfläck </w:t>
-      </w:r>
-      <w:r>
-        <w:t xml:space="preserve">signalerar framför allt höga naturvärden i östra Sverige samt norr om den naturliga norrlandsgränsen. Arten indikerar här skogsmiljöer som under lång tid haft ett konstant fuktigt mikroklimat. Rika förekomster i Norrland visar sannolikt på bestånd med långvarig kontinuitet av gamla träd. När laven påträffas i alkärr signalerar den höga naturvärden inom hela sitt utbredningsområde. Rostfläck är typisk art för </w:t>
-      </w:r>
-      <w:r>
-        <w:rPr>
-          <w:i/>
-        </w:rPr>
-        <w:t xml:space="preserve">9190 Näringsfattig ekskog </w:t>
-      </w:r>
-      <w:r>
-        <w:t>(Nitare &amp; Skogsstyrelsen, 2019; SLU Artdatabanken, 2025).</w:t>
-      </w:r>
-    </w:p>
-    <w:p>
-      <w:r>
-        <w:rPr>
-          <w:b/>
-        </w:rPr>
-        <w:t>Rödbrun blekspik (NT)</w:t>
-      </w:r>
-      <w:r>
-        <w:t xml:space="preserve"> växer i norra Sverige på bark och ved av björk och gran i skogar med hög och jämn luftfuktighet. I södra Sverige växer den främst på ek i öppna åldriga lövskogar. I norra delen av sitt utbredningsområde hotas arten av slutavverkningar av gamla granskogar. I den södra delen av landet hotas den genom de åldriga lövskogarnas tillbakagång och särskilt ekhagarnas igenväxning och genom plantering av sådan mark med barrskog. Rödbrun blekspik är typisk art för </w:t>
-      </w:r>
-      <w:r>
-        <w:rPr>
-          <w:i/>
-        </w:rPr>
-        <w:t xml:space="preserve">9010 Taiga, 9020 Nordlig ädellövskog, 9070 Trädklädd betesmark, 9160 Näringsrik ekskog </w:t>
-      </w:r>
-      <w:r>
-        <w:t xml:space="preserve">och </w:t>
-      </w:r>
-      <w:r>
-        <w:rPr>
-          <w:i/>
-        </w:rPr>
-        <w:t>9180 Ädellövskog i branter</w:t>
-      </w:r>
-      <w:r>
-        <w:t xml:space="preserve"> och signalerar alltid höga naturvärden (SLU Artdatabanken, 2024; Nitare &amp; Skogsstyrelsen, 2019).</w:t>
-      </w:r>
-    </w:p>
-    <w:p>
-      <w:r>
-        <w:rPr>
-          <w:b/>
-        </w:rPr>
-        <w:t>Sotlav</w:t>
-      </w:r>
-      <w:r>
-        <w:t xml:space="preserve"> är överallt en mycket bra signalart och visar alltid på skogsmiljöer med höga naturvärden. Den indikerar långvarig förekomst av gamla eller döda träd. På lavens växtlokaler finns vanligen många andra ovanliga arter. Sotlav är typisk art för </w:t>
-      </w:r>
-      <w:r>
-        <w:rPr>
-          <w:i/>
-        </w:rPr>
-        <w:t xml:space="preserve">9010 Taiga </w:t>
-      </w:r>
-      <w:r>
-        <w:t>och</w:t>
-      </w:r>
-      <w:r>
-        <w:rPr>
-          <w:i/>
-        </w:rPr>
-        <w:t xml:space="preserve"> 9070 Trädklädd betesmark</w:t>
-      </w:r>
-      <w:r>
-        <w:t xml:space="preserve"> (Nitare &amp; Skogsstyrelsen, 2019; SLU Artdatabanken, 2025).</w:t>
+        <w:t>Nedan beskrivs fynd av naturvårdsarter och fridlysta arter som gjorts i det avverkningsanmälda området.</w:t>
       </w:r>
     </w:p>
     <w:p>
@@ -329,12 +91,30 @@
         <w:pStyle w:val="Heading1"/>
       </w:pPr>
       <w:r>
-        <w:t>Fridlysta arter</w:t>
+        <w:t>Naturvårdsarter</w:t>
       </w:r>
     </w:p>
     <w:p>
       <w:r>
-        <w:t>Följande fridlysta arter har sina livsmiljöer och växtplatser i den avverkningsanmälda skogen: blåsippa (§9).</w:t>
+        <w:t>I och inom 23 meter från avverkningsanmälan har följande 20 naturvårdsarter hittats: ekpricklav (VU), brunpudrad nållav (NT, T), dvärgbägarlav (NT, T), motaggsvamp (NT, T), oxtungssvamp (NT), parknål (NT), rödbrun blekspik (NT, T), skeppsvarvsfluga (NT), tallticka (NT, T), vedskivlav (NT, T), vedtrappmossa (NT, T), brun nållav (S), flagellkvastmossa (S, T), gulnål (S, T), gulpudrad spiklav (S, T), platt fjädermossa (S, T), rostfläck (S, T), sotlav (S, T), blåsippa (T, §9) och lopplummer (aggregat) (§9). Av dessa är 11 rödlistade. För rödlistade arter har rödlistekategorin angivits inom parentes. Arter som är signalarter enligt Skogsstyrelsen har markerats med (S). Typiska arter inom Natura 2000 som är kopplade till skogsekosystem har markerats med (T). För fridlysta arter anges även paragrafen i Artskyddsförordningen som arten är fridlyst enligt.</w:t>
+      </w:r>
+    </w:p>
+    <w:p>
+      <w:r>
+        <w:t>De påträffade naturvårdsarterna är ett tydligt kvitto på att det rör sig om en skog med höga naturvärden.</w:t>
+      </w:r>
+    </w:p>
+    <w:p>
+      <w:pPr>
+        <w:pStyle w:val="Heading2"/>
+      </w:pPr>
+      <w:r>
+        <w:t>Fridlysta arter</w:t>
+      </w:r>
+    </w:p>
+    <w:p>
+      <w:r>
+        <w:t>Följande fridlysta arter har sina livsmiljöer och växtplatser i den avverkningsanmälda skogen: blåsippa (T, §9) och lopplummer (aggregat) (§9).</w:t>
       </w:r>
     </w:p>
     <w:p>
@@ -364,6 +144,728 @@
       </w:r>
       <w:r>
         <w:t xml:space="preserve"> (SLU Artdatabanken, 2025).</w:t>
+      </w:r>
+    </w:p>
+    <w:p>
+      <w:pPr>
+        <w:pStyle w:val="Heading2"/>
+      </w:pPr>
+      <w:r>
+        <w:t>Övriga naturvårdsarter</w:t>
+      </w:r>
+    </w:p>
+    <w:p>
+      <w:r>
+        <w:rPr>
+          <w:b/>
+        </w:rPr>
+        <w:t>Brunpudrad nållav (NT)</w:t>
+      </w:r>
+      <w:r>
+        <w:t xml:space="preserve"> är beroende av hög, jämn luftfuktighet och kan påträffas i fuktiga skogar av naturskogskaraktär, ofta i sumpgranskog eller andra sumpskogar. Arten är placerad högst upp i Skogsstyrelsens värdepyramid för bedömning av skog med höga naturvärden och förekomster bör undantas från skogsbruksåtgärder. Brunpudrad nållav är typisk art för </w:t>
+      </w:r>
+      <w:r>
+        <w:rPr>
+          <w:i/>
+        </w:rPr>
+        <w:t>9010 Taiga</w:t>
+      </w:r>
+      <w:r>
+        <w:t xml:space="preserve"> (SLU Artdatabanken, 2024; Nitare &amp; Skogsstyrelsen, 2019).</w:t>
+      </w:r>
+    </w:p>
+    <w:p>
+      <w:r>
+        <w:rPr>
+          <w:b/>
+        </w:rPr>
+        <w:t>Dvärgbägarlav (NT)</w:t>
+      </w:r>
+      <w:r>
+        <w:t xml:space="preserve"> förekommer över hela Sverige på gammal hård ved, huvudsakligen på tall men i södra Sverige även på ek. Veden utgörs framförallt av grova stubbar, lågor och grenar. Substratet har blivit sällsyntare och nybildning av substrat sker bara i begränsad omfattning. Arten hotas av att grova lågor blir allt sällsyntare i dagens kulturskogar samt att nybildningen av lämpliga substrat går mycket långsamt. En riklig tillgång på gamla tall- eller eklågor måste säkerställas på artens lokaler. Dvärgbägarlav är typisk art för </w:t>
+      </w:r>
+      <w:r>
+        <w:rPr>
+          <w:i/>
+        </w:rPr>
+        <w:t>9010 Taiga</w:t>
+      </w:r>
+      <w:r>
+        <w:t xml:space="preserve"> (SLU Artdatabanken, 2024; Nitare &amp; Skogsstyrelsen, 2019).</w:t>
+      </w:r>
+    </w:p>
+    <w:p>
+      <w:r>
+        <w:rPr>
+          <w:b/>
+        </w:rPr>
+        <w:t>Ekpricklav (VU)</w:t>
+      </w:r>
+      <w:r>
+        <w:t xml:space="preserve"> växer främst på mycket gamla ekar med grov sprickbark i skogsmiljöer med hög och jämn luftfuktighet. Arten förekommer inte i öppna ekhagar. Denna typ av ekar är sällsynta och nyskapas i mycket begränsad omfattning. Lämpliga biotoper måste bevaras och ett tillräckligt antal unga träd måste tillåtas bli mycket gamla för att på lång sikt ersätta de nuvarande gammelträden. På ekpricklav kan den mycket sällsynta svartspiken </w:t>
+      </w:r>
+      <w:r>
+        <w:rPr>
+          <w:i/>
+        </w:rPr>
+        <w:t>Chaenothecopsis retinens</w:t>
+      </w:r>
+      <w:r>
+        <w:t xml:space="preserve"> (DD) påträffas (SLU Artdatabanken, 2026).</w:t>
+      </w:r>
+    </w:p>
+    <w:p>
+      <w:r>
+        <w:rPr>
+          <w:b/>
+        </w:rPr>
+        <w:t>Flagellkvastmossa</w:t>
+      </w:r>
+      <w:r>
+        <w:t xml:space="preserve"> förekommer framför allt i tallsumpskog, men finns även i relativt torra gran- och tallskogar. Den signalerar överallt skogsmiljöer med höga naturvärden och indikerar biotoper med rik och kontinuerlig förekomst av död ved i olika nedbrytningsstadier eller barlagd torvjord. Flagellkvastmossa är typisk art för </w:t>
+      </w:r>
+      <w:r>
+        <w:rPr>
+          <w:i/>
+        </w:rPr>
+        <w:t xml:space="preserve">9010 Taiga </w:t>
+      </w:r>
+      <w:r>
+        <w:t>och</w:t>
+      </w:r>
+      <w:r>
+        <w:rPr>
+          <w:i/>
+        </w:rPr>
+        <w:t xml:space="preserve"> 9740 Skogsbevuxen myr </w:t>
+      </w:r>
+      <w:r>
+        <w:t>(SLU Artdatabanken, 2024; Nitare &amp; Skogsstyrelsen, 2019).</w:t>
+      </w:r>
+    </w:p>
+    <w:p>
+      <w:r>
+        <w:rPr>
+          <w:b/>
+        </w:rPr>
+        <w:t>Gulnål</w:t>
+      </w:r>
+      <w:r>
+        <w:t xml:space="preserve"> växer mest på murknande lövträdsved och barrträdsved och förekommer i skuggiga miljöer med hög luftfuktighet. I södra Sverige är den en relativt bra signal på biotoper med höga naturvärden och följs ofta av sällsynta arter. Gulnål är typisk art för </w:t>
+      </w:r>
+      <w:r>
+        <w:rPr>
+          <w:i/>
+        </w:rPr>
+        <w:t>9110 Näringsfattig bokskog</w:t>
+      </w:r>
+      <w:r>
+        <w:t xml:space="preserve"> och</w:t>
+      </w:r>
+      <w:r>
+        <w:rPr>
+          <w:i/>
+        </w:rPr>
+        <w:t xml:space="preserve"> 9130 Näringsrik bokskog </w:t>
+      </w:r>
+      <w:r>
+        <w:t>(Nitare &amp; Skogsstyrelsen, 2019; SLU Artdatabanken, 2025).</w:t>
+      </w:r>
+    </w:p>
+    <w:p>
+      <w:r>
+        <w:rPr>
+          <w:b/>
+        </w:rPr>
+        <w:t>Gulpudrad spiklav</w:t>
+      </w:r>
+      <w:r>
+        <w:t xml:space="preserve"> är en av de viktigaste karaktärsarterna för gamla grova ekar. Den har högt signalvärde och visar på jätteekar som ofta har en rik flora av andra sällsynta lavar. Förekomster på andra substrat än ek visar också på skyddsvärda trädbestånd. Gulpudrad spiklav är typisk art för </w:t>
+      </w:r>
+      <w:r>
+        <w:rPr>
+          <w:i/>
+        </w:rPr>
+        <w:t>9070 Trädklädd betesmark</w:t>
+      </w:r>
+      <w:r>
+        <w:t xml:space="preserve"> och </w:t>
+      </w:r>
+      <w:r>
+        <w:rPr>
+          <w:i/>
+        </w:rPr>
+        <w:t>9160 Näringsrik ekskog</w:t>
+      </w:r>
+      <w:r>
+        <w:t xml:space="preserve"> (Nitare &amp; Skogsstyrelsen, 2019; SLU Artdatabanken, 2025).</w:t>
+      </w:r>
+    </w:p>
+    <w:p>
+      <w:r>
+        <w:rPr>
+          <w:b/>
+        </w:rPr>
+        <w:t xml:space="preserve">Motaggsvamp (NT) </w:t>
+      </w:r>
+      <w:r>
+        <w:t xml:space="preserve">bildar mykorrhiza med tall i tallskog och hittas huvudsakligen i äldre, glesare skogsbestånd och hällmarksimpediment. Arten hotas främst av skogsavverkning och tycks försvinna efter slutavverkning, markberedning och plantering. Motaggsvamp är typisk art för </w:t>
+      </w:r>
+      <w:r>
+        <w:rPr>
+          <w:i/>
+        </w:rPr>
+        <w:t>9010 Taiga</w:t>
+      </w:r>
+      <w:r>
+        <w:t xml:space="preserve"> (SLU Artdatabanken, 2024).</w:t>
+      </w:r>
+    </w:p>
+    <w:p>
+      <w:r>
+        <w:rPr>
+          <w:b/>
+        </w:rPr>
+        <w:t>Oxtungssvamp (NT)</w:t>
+      </w:r>
+      <w:r>
+        <w:t xml:space="preserve"> växer nästan uteslutande på flerhundraåriga jätteekar i kulturlandskapet, till exempel i ekhagar och vid vägkanter, men kan även leva kvar på dess träd i mer slutna bestånd. Arten hotas av avverkning av värdträd och passande värdträd runt fyndplatserna samt av att olikåldriga bestånd med grov ek i hagmarks- och skogsmiljö avverkas (SLU Artdatabanken, 2024; Nitare &amp; Skogsstyrelsen, 2019).</w:t>
+      </w:r>
+    </w:p>
+    <w:p>
+      <w:r>
+        <w:rPr>
+          <w:b/>
+        </w:rPr>
+        <w:t xml:space="preserve">Parknål (NT) </w:t>
+      </w:r>
+      <w:r>
+        <w:t>växer söder om Dalälven på gamla ädellövträd och i norra Sverige på mycket gamla sälgar i skogar med hög och jämn luftfuktighet. Ofta förekommer den tillsammans med andra rödlistade knappnålslavar. Lämpliga träd nyskapas i begränsad omfattning. Spara grova träd, restaurera hag- och slåttermarker och öppna runt grova ekar som nu är kraftigt beskuggade. Förekomsterna i norra Sverige måste skyddas (SLU Artdatabanken, 2025).</w:t>
+      </w:r>
+    </w:p>
+    <w:p>
+      <w:r>
+        <w:rPr>
+          <w:b/>
+        </w:rPr>
+        <w:t xml:space="preserve">Platt fjädermossa </w:t>
+      </w:r>
+      <w:r>
+        <w:t>växer på såväl trädstammar (särskilt bok och andra ädla lövträd) som klippor (helst basiska bergarter). Norrut förekommer den endast på basiska klippor. Rika förekomster och fynd med sporkapslar indikerar höga naturvärden och en artrik mossbiotop.</w:t>
+      </w:r>
+      <w:r>
+        <w:rPr>
+          <w:b/>
+        </w:rPr>
+        <w:t xml:space="preserve"> </w:t>
+      </w:r>
+      <w:r>
+        <w:t xml:space="preserve">Platt fjädermossa är typisk art för </w:t>
+      </w:r>
+      <w:r>
+        <w:rPr>
+          <w:i/>
+        </w:rPr>
+        <w:t>9010 Taiga,</w:t>
+      </w:r>
+      <w:r>
+        <w:t xml:space="preserve"> </w:t>
+      </w:r>
+      <w:r>
+        <w:rPr>
+          <w:i/>
+        </w:rPr>
+        <w:t>9020 Nordlig ädellövskog, 9110 Näringsfattig bokskog, 9130 Näringsrik bokskog, 9160 Näringsrik ekskog, 9180 Ädellövskog i branter</w:t>
+      </w:r>
+      <w:r>
+        <w:t xml:space="preserve"> och</w:t>
+      </w:r>
+      <w:r>
+        <w:rPr>
+          <w:i/>
+        </w:rPr>
+        <w:t xml:space="preserve"> 9190 Näringsfattig ekskog </w:t>
+      </w:r>
+      <w:r>
+        <w:t>(Nitare &amp; Skogsstyrelsen, 2019; SLU Artdatabanken, 2025).</w:t>
+      </w:r>
+    </w:p>
+    <w:p>
+      <w:r>
+        <w:rPr>
+          <w:b/>
+        </w:rPr>
+        <w:t xml:space="preserve">Rostfläck </w:t>
+      </w:r>
+      <w:r>
+        <w:t xml:space="preserve">signalerar framför allt höga naturvärden i östra Sverige samt norr om den naturliga norrlandsgränsen. Arten indikerar här skogsmiljöer som under lång tid haft ett konstant fuktigt mikroklimat. Rika förekomster i Norrland visar sannolikt på bestånd med långvarig kontinuitet av gamla träd. När laven påträffas i alkärr signalerar den höga naturvärden inom hela sitt utbredningsområde. Rostfläck är typisk art för </w:t>
+      </w:r>
+      <w:r>
+        <w:rPr>
+          <w:i/>
+        </w:rPr>
+        <w:t xml:space="preserve">9190 Näringsfattig ekskog </w:t>
+      </w:r>
+      <w:r>
+        <w:t>(Nitare &amp; Skogsstyrelsen, 2019; SLU Artdatabanken, 2025).</w:t>
+      </w:r>
+    </w:p>
+    <w:p>
+      <w:r>
+        <w:rPr>
+          <w:b/>
+        </w:rPr>
+        <w:t>Rödbrun blekspik (NT)</w:t>
+      </w:r>
+      <w:r>
+        <w:t xml:space="preserve"> växer i norra Sverige på bark och ved av björk och gran i skogar med hög och jämn luftfuktighet. I södra Sverige växer den främst på ek i öppna åldriga lövskogar. I norra delen av sitt utbredningsområde hotas arten av slutavverkningar av gamla granskogar. I den södra delen av landet hotas den genom de åldriga lövskogarnas tillbakagång och särskilt ekhagarnas igenväxning och genom plantering av sådan mark med barrskog. Rödbrun blekspik är typisk art för </w:t>
+      </w:r>
+      <w:r>
+        <w:rPr>
+          <w:i/>
+        </w:rPr>
+        <w:t xml:space="preserve">9010 Taiga, 9020 Nordlig ädellövskog, 9070 Trädklädd betesmark, 9160 Näringsrik ekskog </w:t>
+      </w:r>
+      <w:r>
+        <w:t xml:space="preserve">och </w:t>
+      </w:r>
+      <w:r>
+        <w:rPr>
+          <w:i/>
+        </w:rPr>
+        <w:t>9180 Ädellövskog i branter</w:t>
+      </w:r>
+      <w:r>
+        <w:t xml:space="preserve"> och signalerar alltid höga naturvärden (SLU Artdatabanken, 2024; Nitare &amp; Skogsstyrelsen, 2019).</w:t>
+      </w:r>
+    </w:p>
+    <w:p>
+      <w:r>
+        <w:rPr>
+          <w:b/>
+        </w:rPr>
+        <w:t xml:space="preserve">Skeppsvarvsfluga (NT) </w:t>
+      </w:r>
+      <w:r>
+        <w:t>är en skalbagge vars larvutveckling sker i solexponerad hård ved av stående döda eller levande lövträd, i norra Europa endast ek, i Central- och Sydeuropa även bok och kastanj. Fullbildade skalbaggar påträffas under högsommaren, ofta flygande runt lämpliga värdträd varma eftermiddagar. Arten påverkas negativt av brist på död ved och en minskning av populationen pågår eller förväntas ske. Minskningen avser kvalitén på artens habitat (SLU Artdatabanken, 2025).</w:t>
+      </w:r>
+    </w:p>
+    <w:p>
+      <w:r>
+        <w:rPr>
+          <w:b/>
+        </w:rPr>
+        <w:t>Sotlav</w:t>
+      </w:r>
+      <w:r>
+        <w:t xml:space="preserve"> är överallt en mycket bra signalart och visar alltid på skogsmiljöer med höga naturvärden. Den indikerar långvarig förekomst av gamla eller döda träd. På lavens växtlokaler finns vanligen många andra ovanliga arter. Sotlav är typisk art för </w:t>
+      </w:r>
+      <w:r>
+        <w:rPr>
+          <w:i/>
+        </w:rPr>
+        <w:t xml:space="preserve">9010 Taiga </w:t>
+      </w:r>
+      <w:r>
+        <w:t>och</w:t>
+      </w:r>
+      <w:r>
+        <w:rPr>
+          <w:i/>
+        </w:rPr>
+        <w:t xml:space="preserve"> 9070 Trädklädd betesmark</w:t>
+      </w:r>
+      <w:r>
+        <w:t xml:space="preserve"> (Nitare &amp; Skogsstyrelsen, 2019; SLU Artdatabanken, 2025).</w:t>
+      </w:r>
+    </w:p>
+    <w:p>
+      <w:r>
+        <w:rPr>
+          <w:b/>
+        </w:rPr>
+        <w:t xml:space="preserve">Tallticka (NT) </w:t>
+      </w:r>
+      <w:r>
+        <w:t xml:space="preserve">uppträder först på tallar som är 100–150 år gamla men är vanligast på träd som är runt 150–200 år eller äldre. I skogslandskapet är den främst knuten till tallnaturskogar och restbiotoper med biologiskt gamla träd och signalerar vanligtvis skyddsvärda tallbestånd med höga naturvärden. Tallticka är typisk art för </w:t>
+      </w:r>
+      <w:r>
+        <w:rPr>
+          <w:i/>
+        </w:rPr>
+        <w:t xml:space="preserve">9010 Taiga </w:t>
+      </w:r>
+      <w:r>
+        <w:t xml:space="preserve">och </w:t>
+      </w:r>
+      <w:r>
+        <w:rPr>
+          <w:i/>
+        </w:rPr>
+        <w:t>9060 Åsbarrskog</w:t>
+      </w:r>
+      <w:r>
+        <w:t xml:space="preserve"> (SLU Artdatabanken, 2023; Nitare &amp; Skogsstyrelsen, 2019).</w:t>
+      </w:r>
+    </w:p>
+    <w:p>
+      <w:r>
+        <w:rPr>
+          <w:b/>
+        </w:rPr>
+        <w:t>Vedskivlav (NT)</w:t>
+      </w:r>
+      <w:r>
+        <w:t xml:space="preserve"> växer på gammal, torr, exponerad, hård kärnved av framförallt tall i naturskogsartade bestånd. Avverkning av tallskog av naturskogskaraktär med spår av återkommande bränder är ett hot. Mängden lämplig ved att växa på för vedskivlav minskar, dels på grund av naturlig nedbrytning men framförallt på grund av att de förstörs i samband med slutavverkningar, gallringar och markberedning. Tall- och blandbarrskogar av naturskogskaraktär med spår av återkommande bränder bör skyddas. Vedskivlav är typisk art för </w:t>
+      </w:r>
+      <w:r>
+        <w:rPr>
+          <w:i/>
+        </w:rPr>
+        <w:t>9010 Taiga</w:t>
+      </w:r>
+      <w:r>
+        <w:t xml:space="preserve"> (SLU Artdatabanken, 2024).</w:t>
+      </w:r>
+    </w:p>
+    <w:p>
+      <w:r>
+        <w:rPr>
+          <w:b/>
+        </w:rPr>
+        <w:t xml:space="preserve">Vedtrappmossa (NT) </w:t>
+      </w:r>
+      <w:r>
+        <w:t xml:space="preserve">växer på död ved, främst i gammal granskog. Den förekommer knappast alls i fjällnära barrskogar utan finns i skogslandskapet nedom fjällen och framför allt i landets södra delar är den en mycket bra signalart för barrnaturskog med höga naturvärden. Skogsavverkning och brist på grov död ved i skogen är de allvarligaste hoten och den överlever inte kalhyggesbruk. Lokaler med sluten granskog, tillräckligt stora för att säkerställa ett kontinuerligt tillskott på grova lågor, bör undantas från storskaligt skogsbruk. Vedtrappmossa är typisk art för </w:t>
+      </w:r>
+      <w:r>
+        <w:rPr>
+          <w:i/>
+        </w:rPr>
+        <w:t>9010 Taiga</w:t>
+      </w:r>
+      <w:r>
+        <w:t xml:space="preserve"> (SLU Artdatabanken, 2024).</w:t>
+      </w:r>
+    </w:p>
+    <w:p>
+      <w:pPr>
+        <w:pStyle w:val="Heading1"/>
+      </w:pPr>
+      <w:r>
+        <w:t>Typiska arter och EU:s art- och habitatdirektiv</w:t>
+      </w:r>
+    </w:p>
+    <w:p>
+      <w:r>
+        <w:t>Typiska arter används för att lokalisera områden med gynnsam bevarandestatus för de naturtyper som är listade i EU:s art- och habitatdirektiv. Ett exempel är Västlig taiga (EU-kod 9010) som saknar gynnsam bevarandestatus och minskar starkt som naturtyp i Sverige. Naturvårdsverket skriver i sin vägledning för Västlig taiga att dylika miljöer förutsätter normalt att skogarna skyddas långsiktigt, eftersom skogsbruk inte är förenligt med bevarande av naturtypen i gynnsamt tillstånd (Naturvårdsverket, 2011).</w:t>
+      </w:r>
+    </w:p>
+    <w:p>
+      <w:r>
+        <w:t>Följande typiska arter har sina livsmiljöer och växtplatser i den avverkningsanmälda skogen: brunpudrad nållav (NT, T), dvärgbägarlav (NT, T), motaggsvamp (NT, T), rödbrun blekspik (NT, T), tallticka (NT, T), vedskivlav (NT, T), vedtrappmossa (NT, T), flagellkvastmossa (S, T), gulnål (S, T), gulpudrad spiklav (S, T), platt fjädermossa (S, T), rostfläck (S, T), sotlav (S, T) och blåsippa (T, §9).</w:t>
+      </w:r>
+    </w:p>
+    <w:p>
+      <w:r>
+        <w:t>Enligt Sveriges Artikel 17 rapportering 2013 och 2019 till EU, har naturtypen Västlig taiga (9010) dålig bevarandestatus med negativ trend inom Sveriges boreala region. Skogsbruksåtgärder som avverkning, röjning och gallring pekas ut som några av de främst bidragande orsakerna till naturtypens dåliga status och negativa trend (SLU Artdatabanken, 2019). I EU:s uppföljning av tillståndet för naturtyperna i Skandinavien 2013 – 2018 framgår det att i den boreala regionen är tillståndet så dåligt för Västlig taiga (9010) att habitatet löper allvarlig risk att försvinna regionalt (EEA, 2022). Det allvarliga läget för den biologiska mångfalden i skogen framhålls även i Skogsstyren rapport 2026/07:</w:t>
+      </w:r>
+    </w:p>
+    <w:p>
+      <w:r>
+        <w:rPr>
+          <w:i/>
+        </w:rPr>
+        <w:t>"All avverkning av kända skogliga värdekärnor och sannolika kontinuitetsskogar behöver upphöra för att fylla bristen om 1,56 miljoner hektar bevarad livsmiljötyp. På grund av begränsade kvarvarande arealer av värdekärnor, naturskogar och kontinuitetsskogar leder fortsatt förlust av dessa till en påtaglig risk för långsiktigt negativa effekter för biologisk mångfald i skogslandskapet. Att de återstående arealerna bevaras och ges ett långsiktigt skydd bedöms därför vara av avgörande betydelse."</w:t>
+      </w:r>
+      <w:r>
+        <w:t xml:space="preserve"> (Skogsstyrelsen, 2026).</w:t>
+      </w:r>
+    </w:p>
+    <w:p>
+      <w:r>
+        <w:t>Trots detta har statusen för Västlig taiga ändrats till otillräcklig i stället för dålig i den senaste Artikel 17 rapporteringen 2025. Av Naturvårdsverkets rapport framgår det dock att de ändrade statusbedömningarna jämfört med rapporteringen 2019 inte beror på faktiska miljöförändringar. Ändringarna är av teknisk karaktär och främst en följd av resultaten från genomförda regeringsuppdrag och beslut inför rapporteringen 2025. Det är alltså politisk styrning i stället för faktiska förhållanden i naturen som ändrat på naturtypernas status i rapporteringen, vilket rimmar dåligt med såväl art- och habitatdirektivets syften och mål som med naturrestaureringsförordningen. I praktiken har dock Sveriges nya sätt att rapportera bevarandestatus till EU inte någon betydelse eftersom Naturvårdsverkets rapportering 2025 visar att Västlig taiga</w:t>
+      </w:r>
+      <w:r>
+        <w:rPr>
+          <w:b/>
+        </w:rPr>
+        <w:t xml:space="preserve"> </w:t>
+      </w:r>
+      <w:r>
+        <w:t>inte har gynnsam bevarandestatus.</w:t>
+      </w:r>
+    </w:p>
+    <w:p>
+      <w:r>
+        <w:t>Åtgärder som vidtas i enlighet med art- och habitatdirektivet ska enligt Artikel 2 syfta till att bibehålla eller återställa en gynnsam bevarandestatus hos livsmiljöer samt arter och vilda djur och växter av gemenskapsintresse. Enligt prejudikat från EU-domstolen ska en skogsbruksverksamhet utföras på ett sådant sätt som utgör ett förebyggande och hållbart skogsbruk för att betraktas som förenlig med bevarandekraven i direktivet (se EU-domstolens dom i de förenade målen C 473-19 och C 474-19).</w:t>
+      </w:r>
+    </w:p>
+    <w:p>
+      <w:r>
+        <w:t xml:space="preserve">Av artikel 1.e samma direktiv framgår att en livsmiljös bevarandestatus anses " gynnsam" när — dess naturliga utbredningsområde och de ytor den täcker inom detta område är stabila eller ökande, och — den särskilda struktur och de särskilda funktioner som är nödvändiga för att den skall kunna bibehållas på lång sikt finns, och sannolikt kommer att finnas under en överskådlig framtid, och — bevarandestatusen hos dess </w:t>
+      </w:r>
+      <w:r>
+        <w:rPr>
+          <w:b/>
+        </w:rPr>
+        <w:t>typiska arter</w:t>
+      </w:r>
+      <w:r>
+        <w:t xml:space="preserve"> är gynnsam enligt definitionen i artikel 1.i.</w:t>
+      </w:r>
+    </w:p>
+    <w:p>
+      <w:r>
+        <w:t>EU-direktiv är bindande för EU:s medlemsländer varvid det ankommer på Skogsstyrelsen som nationell tillsynsmyndighet att beakta syftet med EU:s art- och habitatdirektiv vid prövningen av en skogsbruksverksamhet, se Rådets direktiv 92/43/EEG. Se ytterligare information om EU:s livsmiljödirektiv i bilaga 2.</w:t>
+      </w:r>
+    </w:p>
+    <w:p>
+      <w:r>
+        <w:br w:type="page"/>
+      </w:r>
+    </w:p>
+    <w:p>
+      <w:pPr>
+        <w:pStyle w:val="Title"/>
+      </w:pPr>
+      <w:r>
+        <w:t>BILAGA 1 – EU:s art- och habitatdirektiv, fågeldirektiv och naturrestaureringsförordning</w:t>
+      </w:r>
+    </w:p>
+    <w:p>
+      <w:pPr>
+        <w:pStyle w:val="Heading2"/>
+      </w:pPr>
+      <w:r>
+        <w:t>Förenlighet med EU-direktiv</w:t>
+      </w:r>
+    </w:p>
+    <w:p>
+      <w:r>
+        <w:t>EU-direktiv är bindande för EU:s medlemsländer varvid det ankommer på Skogsstyrelsen som nationell tillsynsmyndighet att beakta syftet med EU:s art- och habitatdirektiv respektive fågeldirektiv vid prövningen av en skogsbruksverksamhet, se Rådets direktiv 92/43/EEG samt 2009/147/EG. Nationella regler som omfattas av ett EU-direktiv ska enligt fast rättspraxis tolkas i enlighet med direktivet, vilket medför en skyldighet för myndigheten att tolka bestämmelser i nationell rätt i ljuset av direktivets ordalydelse, sammanhang och de mål som eftersträvas med direktivet (se EU-domstolens dom i mål C 477/19).</w:t>
+      </w:r>
+    </w:p>
+    <w:p>
+      <w:r>
+        <w:t>EU:s medlemsstater åläggs i Artikel 3 i fågeldirektivet generella skyldigheter avseende skydd, bevarande och återställande av tillräckligt stora och varierande livsmiljöer för de fågelarter som omfattas av direktivet. Medlemsstaterna ska vidta de åtgärder som är nödvändiga för att bibehålla populationen av fågelarterna på en nivå som svarar särskilt mot ekologiska, vetenskapliga och kulturella behov, eller återupprätta populationen av dessa arter till en sådan nivå (se Europaparlamentets och rådets direktiv 2009/147/EG).</w:t>
+      </w:r>
+    </w:p>
+    <w:p>
+      <w:r>
+        <w:t>Åtgärder som vidtas i enlighet med art- och habitatdirektivet (92/43/EEG) ska enligt Artikel 2 syfta till att bibehålla eller återställa en gynnsam bevarandestatus hos livsmiljöer samt arter och vilda djur och växter av gemenskapsintresse. Enligt prejudikat från EU-domstolen ska en skogsbruksverksamhet utföras på ett sådant sätt som utgör ett förebyggande och hållbart skogsbruk för att betraktas som förenlig med bevarandekraven i direktivet (se EU-domstolens dom i de förenade målen C 473-19 och C 474-19).</w:t>
+      </w:r>
+    </w:p>
+    <w:p>
+      <w:r>
+        <w:t xml:space="preserve">Av artikel 1.e samma direktiv framgår att en livsmiljös bevarandestatus anses " gynnsam" när — dess naturliga utbredningsområde och de ytor den täcker inom detta område är stabila eller ökande, och — den särskilda struktur och de särskilda funktioner som är nödvändiga för att den skall kunna bibehållas på lång sikt finns, och sannolikt kommer att finnas under en överskådlig framtid, och — bevarandestatusen hos dess </w:t>
+      </w:r>
+      <w:r>
+        <w:rPr>
+          <w:b/>
+        </w:rPr>
+        <w:t>typiska arter</w:t>
+      </w:r>
+      <w:r>
+        <w:t xml:space="preserve"> är gynnsam enligt definitionen i artikel 1.i. Typiska arter används för att lokalisera områden med gynnsam bevarandestatus för de naturtyper som ingår i EU:s art- och habitatdirektiv.</w:t>
+      </w:r>
+    </w:p>
+    <w:p>
+      <w:r>
+        <w:t>Västlig taiga (EU-kod 9010) saknar gynnsam bevarandestatus och minskar starkt som naturtyp i Sverige. Naturvårdsverket skriver i sin vägledning för västlig taiga att dylika miljöer förutsätter normalt att skogarna skyddas långsiktigt, eftersom skogsbruk inte är förenligt med bevarande av naturtypen i gynnsamt tillstånd (Naturvårdsverket, 2011). Enligt Sveriges Artikel 17 rapportering 2013 och 2019 till EU, har naturtypen Västlig taiga (9010) dålig bevarandestatus med negativ trend inom Sveriges boreala region. Skogsbruksåtgärder som avverkning, röjning och gallring pekas ut som några av de främst bidragande orsakerna till naturtypens dåliga status och negativa trend (SLU Artdatabanken, 2019). I EU:s uppföljning av tillståndet för naturtyperna i Skandinavien 2013 – 2018 framgår det att i den boreala regionen är tillståndet så dåligt för Västlig taiga (9010) att habitatet löper allvarlig risk att försvinna regionalt (EEA, 2022). Det allvarliga läget för den biologiska mångfalden i skogen framhålls även i Skogsstyren rapport 2026/07:</w:t>
+      </w:r>
+    </w:p>
+    <w:p>
+      <w:r>
+        <w:rPr>
+          <w:i/>
+        </w:rPr>
+        <w:t>"All avverkning av kända skogliga värdekärnor och sannolika kontinuitetsskogar behöver upphöra för att fylla bristen om 1,56 miljoner hektar bevarad livsmiljötyp. På grund av begränsade kvarvarande arealer av värdekärnor, naturskogar och kontinuitetsskogar leder fortsatt förlust av dessa till en påtaglig risk för långsiktigt negativa effekter för biologisk mångfald i skogslandskapet. Att de återstående arealerna bevaras och ges ett långsiktigt skydd bedöms därför vara av avgörande betydelse."</w:t>
+      </w:r>
+      <w:r>
+        <w:t xml:space="preserve"> (Skogsstyrelsen, 2026).</w:t>
+      </w:r>
+    </w:p>
+    <w:p>
+      <w:pPr>
+        <w:pStyle w:val="Caption"/>
+      </w:pPr>
+      <w:r>
+        <w:drawing>
+          <wp:inline xmlns:a="http://schemas.openxmlformats.org/drawingml/2006/main" xmlns:pic="http://schemas.openxmlformats.org/drawingml/2006/picture">
+            <wp:extent cx="5486400" cy="2905862"/>
+            <wp:docPr id="2" name="Picture 2"/>
+            <wp:cNvGraphicFramePr>
+              <a:graphicFrameLocks noChangeAspect="1"/>
+            </wp:cNvGraphicFramePr>
+            <a:graphic>
+              <a:graphicData uri="http://schemas.openxmlformats.org/drawingml/2006/picture">
+                <pic:pic>
+                  <pic:nvPicPr>
+                    <pic:cNvPr id="0" name="uppföljning av västlig taiga.jpeg"/>
+                    <pic:cNvPicPr/>
+                  </pic:nvPicPr>
+                  <pic:blipFill>
+                    <a:blip r:embed="rId17"/>
+                    <a:stretch>
+                      <a:fillRect/>
+                    </a:stretch>
+                  </pic:blipFill>
+                  <pic:spPr>
+                    <a:xfrm>
+                      <a:off x="0" y="0"/>
+                      <a:ext cx="5486400" cy="2905862"/>
+                    </a:xfrm>
+                    <a:prstGeom prst="rect"/>
+                  </pic:spPr>
+                </pic:pic>
+              </a:graphicData>
+            </a:graphic>
+          </wp:inline>
+        </w:drawing>
+      </w:r>
+    </w:p>
+    <w:p>
+      <w:pPr>
+        <w:pStyle w:val="Caption"/>
+      </w:pPr>
+      <w:r>
+        <w:t>EU:s uppföljning av tillståndet för naturtypen Västlig taiga 9010 i Skandinavien 2013 - 2018. Av kartan framgår det att i den boreala regionen är tillståndet så dåligt (röd färg) att habitatet löper allvarlig risk att försvinna regionalt. Källa: European Environment Agency. https:// eunis.eea.europoa.eu/habitats/10176.</w:t>
+      </w:r>
+    </w:p>
+    <w:p>
+      <w:r>
+        <w:t>Trots det allvarliga läget har statusen för Västlig taiga ändrats till otillräcklig i stället för dålig i den senaste Artikel 17 rapporteringen 2025. Av Naturvårdsverkets rapport framgår det dock att de ändrade statusbedömningarna jämfört med rapporteringen 2019 inte beror på faktiska miljöförändringar. Ändringarna är av teknisk karaktär och främst en följd av resultaten från genomförda regeringsuppdrag och beslut inför rapporteringen 2025. Det är alltså politisk styrning i stället för faktiska förhållanden i naturen som ändrat på naturtypernas status i rapporteringen, vilket rimmar dåligt med såväl art- och habitatdirektivets syften och mål som med naturrestaureringsförordningen. I praktiken har dock Sveriges nya sätt att rapportera bevarandestatus till EU inte någon betydelse eftersom Naturvårdsverkets rapportering 2025 visar att Västlig taiga inte har gynnsam bevarandestatus.</w:t>
+      </w:r>
+    </w:p>
+    <w:p>
+      <w:pPr>
+        <w:pStyle w:val="Heading2"/>
+      </w:pPr>
+      <w:r>
+        <w:t>EU:s naturrestaureringsförordning</w:t>
+      </w:r>
+    </w:p>
+    <w:p>
+      <w:r>
+        <w:t>Enligt EU:s naturrestaureringsförordning (EU 2024/1991) ska minst 20 % av landområden och minst 20 % av havsarealen vara restaurerad senast 2030, samt alla ekosystem som är i behov av restaurering senast 2050. Det framgår också av förordningen att det är viktigt att livsmiljötyperna inte försämras innan eller efter att restaureringar genomförts, se exempelvis punkt 37 förordningen.</w:t>
+      </w:r>
+    </w:p>
+    <w:p>
+      <w:r>
+        <w:t>”</w:t>
+      </w:r>
+      <w:r>
+        <w:rPr>
+          <w:i/>
+        </w:rPr>
+        <w:t>Det är viktigt att medlemsstaterna vidtar åtgärder som syftar till att säkerställa att tillståndet för områden som täcks av livsmiljötyper som omfattas av denna förordning och som omfattas av restaureringsåtgärder uppvisar en kontinuerlig förbättring till dess att de uppnår ett gott tillstånd, och att medlemsstaterna vidtar åtgärder som syftar till att säkerställa att dessa livsmiljötyper, när de har uppnått ett gott tillstånd, inte försämras avsevärt, så att det långsiktiga bibehållandet eller uppnåendet av gott tillstånd inte äventyras. (..) Det är också viktigt att medlemsstaterna anstränger sig för att förhindra avsevärd försämring av områden som täcks av sådana livsmiljötyper som antingen redan är i gott skick eller som inte är i gott skick men ännu inte omfattas av restaureringsåtgärder.”</w:t>
+      </w:r>
+    </w:p>
+    <w:p>
+      <w:r>
+        <w:rPr>
+          <w:b/>
+          <w:i/>
+        </w:rPr>
+        <w:t>Artikel 4(12):</w:t>
+      </w:r>
+    </w:p>
+    <w:p>
+      <w:r>
+        <w:rPr>
+          <w:i/>
+        </w:rPr>
+        <w:t>Utan att det påverkar tillämpningen av direktiv 92/43/EEG ska medlemsstaterna, senast den dag då deras nationella restaureringsplaner offentliggörs i enlighet med artikel 17.6 i denna förordning, eftersträva att genomföra de åtgärder som krävs för att förhindra avsevärd försämring av områden där de livsmiljötyper som förtecknas i bilaga I till denna förordning förekommer och som är i gott tillstånd eller som krävs för att uppnå de restaureringsmål som anges i punkt 17 i den här artikeln.</w:t>
+      </w:r>
+    </w:p>
+    <w:p>
+      <w:r>
+        <w:rPr>
+          <w:b/>
+          <w:i/>
+        </w:rPr>
+        <w:t>Artikel 4 (17).   Medlemsstaterna ska säkerställa</w:t>
+      </w:r>
+    </w:p>
+    <w:p>
+      <w:r>
+        <w:rPr>
+          <w:i/>
+        </w:rPr>
+        <w:t>a) en ökning av arealen i gott tillstånd för de livsmiljötyper som förtecknas i bilaga I till dess att minst 90 % är i gott tillstånd och till dess att den gynnsamma referensarealen för varje livsmiljötyp i varje biogeografisk region inom den berörda medlemsstaten har uppnåtts.</w:t>
+      </w:r>
+    </w:p>
+    <w:p>
+      <w:r>
+        <w:t>Referenser</w:t>
+      </w:r>
+    </w:p>
+    <w:p>
+      <w:r>
+        <w:t xml:space="preserve">EEA European Environment Agency, 2022. </w:t>
+      </w:r>
+      <w:r>
+        <w:rPr>
+          <w:i/>
+        </w:rPr>
+        <w:t xml:space="preserve">Western taiga – Conservation status 2013-2018. </w:t>
+      </w:r>
+      <w:r>
+        <w:t>https:// eunis.eea.europoa.eu/habitats/10176.</w:t>
+      </w:r>
+    </w:p>
+    <w:p>
+      <w:r>
+        <w:t>EU-domstolens dom av den 2 juli 2020 i målet C 477/19 (Europeisk hamster) p. 23.</w:t>
+      </w:r>
+    </w:p>
+    <w:p>
+      <w:r>
+        <w:t>EU-domstolens dom av den 4 mars 2021 i de förenade målen C 473-19 och C 474-19 (Skydda skogen) p. 70 och 76.</w:t>
+      </w:r>
+    </w:p>
+    <w:p>
+      <w:r>
+        <w:t>Europaparlamentets och rådets direktiv 2009/147/EG av den 30 november 2009 om bevarande av vilda fåglar.</w:t>
+      </w:r>
+    </w:p>
+    <w:p>
+      <w:r>
+        <w:t>EUROPAPARLAMENTETS OCH RÅDETS FÖRORDNING (EU) 2024/1991 av den 24 juni 2024 om restaurering av natur och om ändring av förordning (EU) 2022/869.</w:t>
+      </w:r>
+    </w:p>
+    <w:p>
+      <w:r>
+        <w:t>Rådets direktiv 92/43/EEG av den 21 mj 1992 om bevarande av livsmiljöer samt vilda djur och växter.</w:t>
+      </w:r>
+    </w:p>
+    <w:p>
+      <w:r>
+        <w:t xml:space="preserve">Skogsstyrelsen, 2026. </w:t>
+      </w:r>
+      <w:r>
+        <w:rPr>
+          <w:i/>
+        </w:rPr>
+        <w:t>Biologisk mångfald i skogen.</w:t>
+      </w:r>
+      <w:r>
+        <w:t xml:space="preserve"> Rapport 2026/07.</w:t>
+      </w:r>
+    </w:p>
+    <w:p>
+      <w:r>
+        <w:t xml:space="preserve">SLU Artdatabanken, 2019. </w:t>
+      </w:r>
+      <w:r>
+        <w:rPr>
+          <w:i/>
+        </w:rPr>
+        <w:t>Sveriges arter och naturtyper i EU:s art- och habitatdirektiv.</w:t>
+      </w:r>
+      <w:r>
+        <w:t xml:space="preserve"> Resultat från rapportering 2019 till EU av bevarandestatus 2013-2018.</w:t>
       </w:r>
     </w:p>
     <w:sectPr>
@@ -384,7 +886,7 @@
 </file>
 
 <file path=word/endnotes.xml><?xml version="1.0" encoding="utf-8"?>
-<w:endnotes xmlns:wpc="http://schemas.microsoft.com/office/word/2010/wordprocessingCanvas" xmlns:cx="http://schemas.microsoft.com/office/drawing/2014/chartex" xmlns:cx1="http://schemas.microsoft.com/office/drawing/2015/9/8/chartex" xmlns:cx2="http://schemas.microsoft.com/office/drawing/2015/10/21/chartex" xmlns:cx3="http://schemas.microsoft.com/office/drawing/2016/5/9/chartex" xmlns:cx4="http://schemas.microsoft.com/office/drawing/2016/5/10/chartex" xmlns:cx5="http://schemas.microsoft.com/office/drawing/2016/5/11/chartex" xmlns:cx6="http://schemas.microsoft.com/office/drawing/2016/5/12/chartex" xmlns:cx7="http://schemas.microsoft.com/office/drawing/2016/5/13/chartex" xmlns:cx8="http://schemas.microsoft.com/office/drawing/2016/5/14/chartex" xmlns:mc="http://schemas.openxmlformats.org/markup-compatibility/2006" xmlns:aink="http://schemas.microsoft.com/office/drawing/2016/ink" xmlns:am3d="http://schemas.microsoft.com/office/drawing/2017/model3d" xmlns:o="urn:schemas-microsoft-com:office:office" xmlns:oel="http://schemas.microsoft.com/office/2019/extlst" xmlns:r="http://schemas.openxmlformats.org/officeDocument/2006/relationships" xmlns:m="http://schemas.openxmlformats.org/officeDocument/2006/math" xmlns:v="urn:schemas-microsoft-com:vml" xmlns:wp14="http://schemas.microsoft.com/office/word/2010/wordprocessingDrawing" xmlns:wp="http://schemas.openxmlformats.org/drawingml/2006/wordprocessingDrawing" xmlns:w10="urn:schemas-microsoft-com:office:word" xmlns:w="http://schemas.openxmlformats.org/wordprocessingml/2006/main" xmlns:w14="http://schemas.microsoft.com/office/word/2010/wordml" xmlns:w15="http://schemas.microsoft.com/office/word/2012/wordml" xmlns:w16cex="http://schemas.microsoft.com/office/word/2018/wordml/cex" xmlns:w16cid="http://schemas.microsoft.com/office/word/2016/wordml/cid" xmlns:w16="http://schemas.microsoft.com/office/word/2018/wordml" xmlns:w16sdtdh="http://schemas.microsoft.com/office/word/2020/wordml/sdtdatahash" xmlns:w16se="http://schemas.microsoft.com/office/word/2015/wordml/symex" xmlns:wpg="http://schemas.microsoft.com/office/word/2010/wordprocessingGroup" xmlns:wpi="http://schemas.microsoft.com/office/word/2010/wordprocessingInk" xmlns:wne="http://schemas.microsoft.com/office/word/2006/wordml" xmlns:wps="http://schemas.microsoft.com/office/word/2010/wordprocessingShape" mc:Ignorable="w14 w15 w16se w16cid w16 w16cex w16sdtdh wp14">
+<w:endnotes xmlns:wpc="http://schemas.microsoft.com/office/word/2010/wordprocessingCanvas" xmlns:cx="http://schemas.microsoft.com/office/drawing/2014/chartex" xmlns:cx1="http://schemas.microsoft.com/office/drawing/2015/9/8/chartex" xmlns:cx2="http://schemas.microsoft.com/office/drawing/2015/10/21/chartex" xmlns:cx3="http://schemas.microsoft.com/office/drawing/2016/5/9/chartex" xmlns:cx4="http://schemas.microsoft.com/office/drawing/2016/5/10/chartex" xmlns:cx5="http://schemas.microsoft.com/office/drawing/2016/5/11/chartex" xmlns:cx6="http://schemas.microsoft.com/office/drawing/2016/5/12/chartex" xmlns:cx7="http://schemas.microsoft.com/office/drawing/2016/5/13/chartex" xmlns:cx8="http://schemas.microsoft.com/office/drawing/2016/5/14/chartex" xmlns:mc="http://schemas.openxmlformats.org/markup-compatibility/2006" xmlns:aink="http://schemas.microsoft.com/office/drawing/2016/ink" xmlns:am3d="http://schemas.microsoft.com/office/drawing/2017/model3d" xmlns:o="urn:schemas-microsoft-com:office:office" xmlns:oel="http://schemas.microsoft.com/office/2019/extlst" xmlns:r="http://schemas.openxmlformats.org/officeDocument/2006/relationships" xmlns:m="http://schemas.openxmlformats.org/officeDocument/2006/math" xmlns:v="urn:schemas-microsoft-com:vml" xmlns:wp14="http://schemas.microsoft.com/office/word/2010/wordprocessingDrawing" xmlns:wp="http://schemas.openxmlformats.org/drawingml/2006/wordprocessingDrawing" xmlns:w10="urn:schemas-microsoft-com:office:word" xmlns:w="http://schemas.openxmlformats.org/wordprocessingml/2006/main" xmlns:w14="http://schemas.microsoft.com/office/word/2010/wordml" xmlns:w15="http://schemas.microsoft.com/office/word/2012/wordml" xmlns:w16cex="http://schemas.microsoft.com/office/word/2018/wordml/cex" xmlns:w16cid="http://schemas.microsoft.com/office/word/2016/wordml/cid" xmlns:w16="http://schemas.microsoft.com/office/word/2018/wordml" xmlns:w16du="http://schemas.microsoft.com/office/word/2023/wordml/word16du" xmlns:w16sdtdh="http://schemas.microsoft.com/office/word/2020/wordml/sdtdatahash" xmlns:w16sdtfl="http://schemas.microsoft.com/office/word/2024/wordml/sdtformatlock" xmlns:w16se="http://schemas.microsoft.com/office/word/2015/wordml/symex" xmlns:wpg="http://schemas.microsoft.com/office/word/2010/wordprocessingGroup" xmlns:wpi="http://schemas.microsoft.com/office/word/2010/wordprocessingInk" xmlns:wne="http://schemas.microsoft.com/office/word/2006/wordml" xmlns:wps="http://schemas.microsoft.com/office/word/2010/wordprocessingShape" mc:Ignorable="w14 w15 w16se w16cid w16 w16cex w16sdtdh w16sdtfl w16du wp14">
   <w:endnote w:type="separator" w:id="-1">
     <w:p>
       <w:pPr>
@@ -409,7 +911,7 @@
 </file>
 
 <file path=word/footer1.xml><?xml version="1.0" encoding="utf-8"?>
-<w:ftr xmlns:wpc="http://schemas.microsoft.com/office/word/2010/wordprocessingCanvas" xmlns:cx="http://schemas.microsoft.com/office/drawing/2014/chartex" xmlns:cx1="http://schemas.microsoft.com/office/drawing/2015/9/8/chartex" xmlns:cx2="http://schemas.microsoft.com/office/drawing/2015/10/21/chartex" xmlns:cx3="http://schemas.microsoft.com/office/drawing/2016/5/9/chartex" xmlns:cx4="http://schemas.microsoft.com/office/drawing/2016/5/10/chartex" xmlns:cx5="http://schemas.microsoft.com/office/drawing/2016/5/11/chartex" xmlns:cx6="http://schemas.microsoft.com/office/drawing/2016/5/12/chartex" xmlns:cx7="http://schemas.microsoft.com/office/drawing/2016/5/13/chartex" xmlns:cx8="http://schemas.microsoft.com/office/drawing/2016/5/14/chartex" xmlns:mc="http://schemas.openxmlformats.org/markup-compatibility/2006" xmlns:aink="http://schemas.microsoft.com/office/drawing/2016/ink" xmlns:am3d="http://schemas.microsoft.com/office/drawing/2017/model3d" xmlns:o="urn:schemas-microsoft-com:office:office" xmlns:oel="http://schemas.microsoft.com/office/2019/extlst" xmlns:r="http://schemas.openxmlformats.org/officeDocument/2006/relationships" xmlns:m="http://schemas.openxmlformats.org/officeDocument/2006/math" xmlns:v="urn:schemas-microsoft-com:vml" xmlns:wp14="http://schemas.microsoft.com/office/word/2010/wordprocessingDrawing" xmlns:wp="http://schemas.openxmlformats.org/drawingml/2006/wordprocessingDrawing" xmlns:w10="urn:schemas-microsoft-com:office:word" xmlns:w="http://schemas.openxmlformats.org/wordprocessingml/2006/main" xmlns:w14="http://schemas.microsoft.com/office/word/2010/wordml" xmlns:w15="http://schemas.microsoft.com/office/word/2012/wordml" xmlns:w16cex="http://schemas.microsoft.com/office/word/2018/wordml/cex" xmlns:w16cid="http://schemas.microsoft.com/office/word/2016/wordml/cid" xmlns:w16="http://schemas.microsoft.com/office/word/2018/wordml" xmlns:w16sdtdh="http://schemas.microsoft.com/office/word/2020/wordml/sdtdatahash" xmlns:w16se="http://schemas.microsoft.com/office/word/2015/wordml/symex" xmlns:wpg="http://schemas.microsoft.com/office/word/2010/wordprocessingGroup" xmlns:wpi="http://schemas.microsoft.com/office/word/2010/wordprocessingInk" xmlns:wne="http://schemas.microsoft.com/office/word/2006/wordml" xmlns:wps="http://schemas.microsoft.com/office/word/2010/wordprocessingShape" mc:Ignorable="w14 w15 w16se w16cid w16 w16cex w16sdtdh wp14">
+<w:ftr xmlns:wpc="http://schemas.microsoft.com/office/word/2010/wordprocessingCanvas" xmlns:cx="http://schemas.microsoft.com/office/drawing/2014/chartex" xmlns:cx1="http://schemas.microsoft.com/office/drawing/2015/9/8/chartex" xmlns:cx2="http://schemas.microsoft.com/office/drawing/2015/10/21/chartex" xmlns:cx3="http://schemas.microsoft.com/office/drawing/2016/5/9/chartex" xmlns:cx4="http://schemas.microsoft.com/office/drawing/2016/5/10/chartex" xmlns:cx5="http://schemas.microsoft.com/office/drawing/2016/5/11/chartex" xmlns:cx6="http://schemas.microsoft.com/office/drawing/2016/5/12/chartex" xmlns:cx7="http://schemas.microsoft.com/office/drawing/2016/5/13/chartex" xmlns:cx8="http://schemas.microsoft.com/office/drawing/2016/5/14/chartex" xmlns:mc="http://schemas.openxmlformats.org/markup-compatibility/2006" xmlns:aink="http://schemas.microsoft.com/office/drawing/2016/ink" xmlns:am3d="http://schemas.microsoft.com/office/drawing/2017/model3d" xmlns:o="urn:schemas-microsoft-com:office:office" xmlns:oel="http://schemas.microsoft.com/office/2019/extlst" xmlns:r="http://schemas.openxmlformats.org/officeDocument/2006/relationships" xmlns:m="http://schemas.openxmlformats.org/officeDocument/2006/math" xmlns:v="urn:schemas-microsoft-com:vml" xmlns:wp14="http://schemas.microsoft.com/office/word/2010/wordprocessingDrawing" xmlns:wp="http://schemas.openxmlformats.org/drawingml/2006/wordprocessingDrawing" xmlns:w10="urn:schemas-microsoft-com:office:word" xmlns:w="http://schemas.openxmlformats.org/wordprocessingml/2006/main" xmlns:w14="http://schemas.microsoft.com/office/word/2010/wordml" xmlns:w15="http://schemas.microsoft.com/office/word/2012/wordml" xmlns:w16cex="http://schemas.microsoft.com/office/word/2018/wordml/cex" xmlns:w16cid="http://schemas.microsoft.com/office/word/2016/wordml/cid" xmlns:w16="http://schemas.microsoft.com/office/word/2018/wordml" xmlns:w16du="http://schemas.microsoft.com/office/word/2023/wordml/word16du" xmlns:w16sdtdh="http://schemas.microsoft.com/office/word/2020/wordml/sdtdatahash" xmlns:w16sdtfl="http://schemas.microsoft.com/office/word/2024/wordml/sdtformatlock" xmlns:w16se="http://schemas.microsoft.com/office/word/2015/wordml/symex" xmlns:wpg="http://schemas.microsoft.com/office/word/2010/wordprocessingGroup" xmlns:wpi="http://schemas.microsoft.com/office/word/2010/wordprocessingInk" xmlns:wne="http://schemas.microsoft.com/office/word/2006/wordml" xmlns:wps="http://schemas.microsoft.com/office/word/2010/wordprocessingShape" mc:Ignorable="w14 w15 w16se w16cid w16 w16cex w16sdtdh w16sdtfl w16du wp14">
   <w:p>
     <w:pPr>
       <w:pStyle w:val="Footer"/>
@@ -419,7 +921,7 @@
 </file>
 
 <file path=word/footer2.xml><?xml version="1.0" encoding="utf-8"?>
-<w:ftr xmlns:wpc="http://schemas.microsoft.com/office/word/2010/wordprocessingCanvas" xmlns:cx="http://schemas.microsoft.com/office/drawing/2014/chartex" xmlns:cx1="http://schemas.microsoft.com/office/drawing/2015/9/8/chartex" xmlns:cx2="http://schemas.microsoft.com/office/drawing/2015/10/21/chartex" xmlns:cx3="http://schemas.microsoft.com/office/drawing/2016/5/9/chartex" xmlns:cx4="http://schemas.microsoft.com/office/drawing/2016/5/10/chartex" xmlns:cx5="http://schemas.microsoft.com/office/drawing/2016/5/11/chartex" xmlns:cx6="http://schemas.microsoft.com/office/drawing/2016/5/12/chartex" xmlns:cx7="http://schemas.microsoft.com/office/drawing/2016/5/13/chartex" xmlns:cx8="http://schemas.microsoft.com/office/drawing/2016/5/14/chartex" xmlns:mc="http://schemas.openxmlformats.org/markup-compatibility/2006" xmlns:aink="http://schemas.microsoft.com/office/drawing/2016/ink" xmlns:am3d="http://schemas.microsoft.com/office/drawing/2017/model3d" xmlns:o="urn:schemas-microsoft-com:office:office" xmlns:oel="http://schemas.microsoft.com/office/2019/extlst" xmlns:r="http://schemas.openxmlformats.org/officeDocument/2006/relationships" xmlns:m="http://schemas.openxmlformats.org/officeDocument/2006/math" xmlns:v="urn:schemas-microsoft-com:vml" xmlns:wp14="http://schemas.microsoft.com/office/word/2010/wordprocessingDrawing" xmlns:wp="http://schemas.openxmlformats.org/drawingml/2006/wordprocessingDrawing" xmlns:w10="urn:schemas-microsoft-com:office:word" xmlns:w="http://schemas.openxmlformats.org/wordprocessingml/2006/main" xmlns:w14="http://schemas.microsoft.com/office/word/2010/wordml" xmlns:w15="http://schemas.microsoft.com/office/word/2012/wordml" xmlns:w16cex="http://schemas.microsoft.com/office/word/2018/wordml/cex" xmlns:w16cid="http://schemas.microsoft.com/office/word/2016/wordml/cid" xmlns:w16="http://schemas.microsoft.com/office/word/2018/wordml" xmlns:w16sdtdh="http://schemas.microsoft.com/office/word/2020/wordml/sdtdatahash" xmlns:w16se="http://schemas.microsoft.com/office/word/2015/wordml/symex" xmlns:wpg="http://schemas.microsoft.com/office/word/2010/wordprocessingGroup" xmlns:wpi="http://schemas.microsoft.com/office/word/2010/wordprocessingInk" xmlns:wne="http://schemas.microsoft.com/office/word/2006/wordml" xmlns:wps="http://schemas.microsoft.com/office/word/2010/wordprocessingShape" mc:Ignorable="w14 w15 w16se w16cid w16 w16cex w16sdtdh wp14">
+<w:ftr xmlns:wpc="http://schemas.microsoft.com/office/word/2010/wordprocessingCanvas" xmlns:cx="http://schemas.microsoft.com/office/drawing/2014/chartex" xmlns:cx1="http://schemas.microsoft.com/office/drawing/2015/9/8/chartex" xmlns:cx2="http://schemas.microsoft.com/office/drawing/2015/10/21/chartex" xmlns:cx3="http://schemas.microsoft.com/office/drawing/2016/5/9/chartex" xmlns:cx4="http://schemas.microsoft.com/office/drawing/2016/5/10/chartex" xmlns:cx5="http://schemas.microsoft.com/office/drawing/2016/5/11/chartex" xmlns:cx6="http://schemas.microsoft.com/office/drawing/2016/5/12/chartex" xmlns:cx7="http://schemas.microsoft.com/office/drawing/2016/5/13/chartex" xmlns:cx8="http://schemas.microsoft.com/office/drawing/2016/5/14/chartex" xmlns:mc="http://schemas.openxmlformats.org/markup-compatibility/2006" xmlns:aink="http://schemas.microsoft.com/office/drawing/2016/ink" xmlns:am3d="http://schemas.microsoft.com/office/drawing/2017/model3d" xmlns:o="urn:schemas-microsoft-com:office:office" xmlns:oel="http://schemas.microsoft.com/office/2019/extlst" xmlns:r="http://schemas.openxmlformats.org/officeDocument/2006/relationships" xmlns:m="http://schemas.openxmlformats.org/officeDocument/2006/math" xmlns:v="urn:schemas-microsoft-com:vml" xmlns:wp14="http://schemas.microsoft.com/office/word/2010/wordprocessingDrawing" xmlns:wp="http://schemas.openxmlformats.org/drawingml/2006/wordprocessingDrawing" xmlns:w10="urn:schemas-microsoft-com:office:word" xmlns:w="http://schemas.openxmlformats.org/wordprocessingml/2006/main" xmlns:w14="http://schemas.microsoft.com/office/word/2010/wordml" xmlns:w15="http://schemas.microsoft.com/office/word/2012/wordml" xmlns:w16cex="http://schemas.microsoft.com/office/word/2018/wordml/cex" xmlns:w16cid="http://schemas.microsoft.com/office/word/2016/wordml/cid" xmlns:w16="http://schemas.microsoft.com/office/word/2018/wordml" xmlns:w16du="http://schemas.microsoft.com/office/word/2023/wordml/word16du" xmlns:w16sdtdh="http://schemas.microsoft.com/office/word/2020/wordml/sdtdatahash" xmlns:w16sdtfl="http://schemas.microsoft.com/office/word/2024/wordml/sdtformatlock" xmlns:w16se="http://schemas.microsoft.com/office/word/2015/wordml/symex" xmlns:wpg="http://schemas.microsoft.com/office/word/2010/wordprocessingGroup" xmlns:wpi="http://schemas.microsoft.com/office/word/2010/wordprocessingInk" xmlns:wne="http://schemas.microsoft.com/office/word/2006/wordml" xmlns:wps="http://schemas.microsoft.com/office/word/2010/wordprocessingShape" mc:Ignorable="w14 w15 w16se w16cid w16 w16cex w16sdtdh w16sdtfl w16du wp14">
   <w:p>
     <w:pPr>
       <w:pStyle w:val="Footer"/>
@@ -429,7 +931,7 @@
 </file>
 
 <file path=word/footer3.xml><?xml version="1.0" encoding="utf-8"?>
-<w:ftr xmlns:wpc="http://schemas.microsoft.com/office/word/2010/wordprocessingCanvas" xmlns:cx="http://schemas.microsoft.com/office/drawing/2014/chartex" xmlns:cx1="http://schemas.microsoft.com/office/drawing/2015/9/8/chartex" xmlns:cx2="http://schemas.microsoft.com/office/drawing/2015/10/21/chartex" xmlns:cx3="http://schemas.microsoft.com/office/drawing/2016/5/9/chartex" xmlns:cx4="http://schemas.microsoft.com/office/drawing/2016/5/10/chartex" xmlns:cx5="http://schemas.microsoft.com/office/drawing/2016/5/11/chartex" xmlns:cx6="http://schemas.microsoft.com/office/drawing/2016/5/12/chartex" xmlns:cx7="http://schemas.microsoft.com/office/drawing/2016/5/13/chartex" xmlns:cx8="http://schemas.microsoft.com/office/drawing/2016/5/14/chartex" xmlns:mc="http://schemas.openxmlformats.org/markup-compatibility/2006" xmlns:aink="http://schemas.microsoft.com/office/drawing/2016/ink" xmlns:am3d="http://schemas.microsoft.com/office/drawing/2017/model3d" xmlns:o="urn:schemas-microsoft-com:office:office" xmlns:oel="http://schemas.microsoft.com/office/2019/extlst" xmlns:r="http://schemas.openxmlformats.org/officeDocument/2006/relationships" xmlns:m="http://schemas.openxmlformats.org/officeDocument/2006/math" xmlns:v="urn:schemas-microsoft-com:vml" xmlns:wp14="http://schemas.microsoft.com/office/word/2010/wordprocessingDrawing" xmlns:wp="http://schemas.openxmlformats.org/drawingml/2006/wordprocessingDrawing" xmlns:w10="urn:schemas-microsoft-com:office:word" xmlns:w="http://schemas.openxmlformats.org/wordprocessingml/2006/main" xmlns:w14="http://schemas.microsoft.com/office/word/2010/wordml" xmlns:w15="http://schemas.microsoft.com/office/word/2012/wordml" xmlns:w16cex="http://schemas.microsoft.com/office/word/2018/wordml/cex" xmlns:w16cid="http://schemas.microsoft.com/office/word/2016/wordml/cid" xmlns:w16="http://schemas.microsoft.com/office/word/2018/wordml" xmlns:w16sdtdh="http://schemas.microsoft.com/office/word/2020/wordml/sdtdatahash" xmlns:w16se="http://schemas.microsoft.com/office/word/2015/wordml/symex" xmlns:wpg="http://schemas.microsoft.com/office/word/2010/wordprocessingGroup" xmlns:wpi="http://schemas.microsoft.com/office/word/2010/wordprocessingInk" xmlns:wne="http://schemas.microsoft.com/office/word/2006/wordml" xmlns:wps="http://schemas.microsoft.com/office/word/2010/wordprocessingShape" mc:Ignorable="w14 w15 w16se w16cid w16 w16cex w16sdtdh wp14">
+<w:ftr xmlns:wpc="http://schemas.microsoft.com/office/word/2010/wordprocessingCanvas" xmlns:cx="http://schemas.microsoft.com/office/drawing/2014/chartex" xmlns:cx1="http://schemas.microsoft.com/office/drawing/2015/9/8/chartex" xmlns:cx2="http://schemas.microsoft.com/office/drawing/2015/10/21/chartex" xmlns:cx3="http://schemas.microsoft.com/office/drawing/2016/5/9/chartex" xmlns:cx4="http://schemas.microsoft.com/office/drawing/2016/5/10/chartex" xmlns:cx5="http://schemas.microsoft.com/office/drawing/2016/5/11/chartex" xmlns:cx6="http://schemas.microsoft.com/office/drawing/2016/5/12/chartex" xmlns:cx7="http://schemas.microsoft.com/office/drawing/2016/5/13/chartex" xmlns:cx8="http://schemas.microsoft.com/office/drawing/2016/5/14/chartex" xmlns:mc="http://schemas.openxmlformats.org/markup-compatibility/2006" xmlns:aink="http://schemas.microsoft.com/office/drawing/2016/ink" xmlns:am3d="http://schemas.microsoft.com/office/drawing/2017/model3d" xmlns:o="urn:schemas-microsoft-com:office:office" xmlns:oel="http://schemas.microsoft.com/office/2019/extlst" xmlns:r="http://schemas.openxmlformats.org/officeDocument/2006/relationships" xmlns:m="http://schemas.openxmlformats.org/officeDocument/2006/math" xmlns:v="urn:schemas-microsoft-com:vml" xmlns:wp14="http://schemas.microsoft.com/office/word/2010/wordprocessingDrawing" xmlns:wp="http://schemas.openxmlformats.org/drawingml/2006/wordprocessingDrawing" xmlns:w10="urn:schemas-microsoft-com:office:word" xmlns:w="http://schemas.openxmlformats.org/wordprocessingml/2006/main" xmlns:w14="http://schemas.microsoft.com/office/word/2010/wordml" xmlns:w15="http://schemas.microsoft.com/office/word/2012/wordml" xmlns:w16cex="http://schemas.microsoft.com/office/word/2018/wordml/cex" xmlns:w16cid="http://schemas.microsoft.com/office/word/2016/wordml/cid" xmlns:w16="http://schemas.microsoft.com/office/word/2018/wordml" xmlns:w16du="http://schemas.microsoft.com/office/word/2023/wordml/word16du" xmlns:w16sdtdh="http://schemas.microsoft.com/office/word/2020/wordml/sdtdatahash" xmlns:w16sdtfl="http://schemas.microsoft.com/office/word/2024/wordml/sdtformatlock" xmlns:w16se="http://schemas.microsoft.com/office/word/2015/wordml/symex" xmlns:wpg="http://schemas.microsoft.com/office/word/2010/wordprocessingGroup" xmlns:wpi="http://schemas.microsoft.com/office/word/2010/wordprocessingInk" xmlns:wne="http://schemas.microsoft.com/office/word/2006/wordml" xmlns:wps="http://schemas.microsoft.com/office/word/2010/wordprocessingShape" mc:Ignorable="w14 w15 w16se w16cid w16 w16cex w16sdtdh w16sdtfl w16du wp14">
   <w:p>
     <w:pPr>
       <w:pStyle w:val="Footer"/>
@@ -439,7 +941,7 @@
 </file>
 
 <file path=word/footnotes.xml><?xml version="1.0" encoding="utf-8"?>
-<w:footnotes xmlns:wpc="http://schemas.microsoft.com/office/word/2010/wordprocessingCanvas" xmlns:cx="http://schemas.microsoft.com/office/drawing/2014/chartex" xmlns:cx1="http://schemas.microsoft.com/office/drawing/2015/9/8/chartex" xmlns:cx2="http://schemas.microsoft.com/office/drawing/2015/10/21/chartex" xmlns:cx3="http://schemas.microsoft.com/office/drawing/2016/5/9/chartex" xmlns:cx4="http://schemas.microsoft.com/office/drawing/2016/5/10/chartex" xmlns:cx5="http://schemas.microsoft.com/office/drawing/2016/5/11/chartex" xmlns:cx6="http://schemas.microsoft.com/office/drawing/2016/5/12/chartex" xmlns:cx7="http://schemas.microsoft.com/office/drawing/2016/5/13/chartex" xmlns:cx8="http://schemas.microsoft.com/office/drawing/2016/5/14/chartex" xmlns:mc="http://schemas.openxmlformats.org/markup-compatibility/2006" xmlns:aink="http://schemas.microsoft.com/office/drawing/2016/ink" xmlns:am3d="http://schemas.microsoft.com/office/drawing/2017/model3d" xmlns:o="urn:schemas-microsoft-com:office:office" xmlns:oel="http://schemas.microsoft.com/office/2019/extlst" xmlns:r="http://schemas.openxmlformats.org/officeDocument/2006/relationships" xmlns:m="http://schemas.openxmlformats.org/officeDocument/2006/math" xmlns:v="urn:schemas-microsoft-com:vml" xmlns:wp14="http://schemas.microsoft.com/office/word/2010/wordprocessingDrawing" xmlns:wp="http://schemas.openxmlformats.org/drawingml/2006/wordprocessingDrawing" xmlns:w10="urn:schemas-microsoft-com:office:word" xmlns:w="http://schemas.openxmlformats.org/wordprocessingml/2006/main" xmlns:w14="http://schemas.microsoft.com/office/word/2010/wordml" xmlns:w15="http://schemas.microsoft.com/office/word/2012/wordml" xmlns:w16cex="http://schemas.microsoft.com/office/word/2018/wordml/cex" xmlns:w16cid="http://schemas.microsoft.com/office/word/2016/wordml/cid" xmlns:w16="http://schemas.microsoft.com/office/word/2018/wordml" xmlns:w16sdtdh="http://schemas.microsoft.com/office/word/2020/wordml/sdtdatahash" xmlns:w16se="http://schemas.microsoft.com/office/word/2015/wordml/symex" xmlns:wpg="http://schemas.microsoft.com/office/word/2010/wordprocessingGroup" xmlns:wpi="http://schemas.microsoft.com/office/word/2010/wordprocessingInk" xmlns:wne="http://schemas.microsoft.com/office/word/2006/wordml" xmlns:wps="http://schemas.microsoft.com/office/word/2010/wordprocessingShape" mc:Ignorable="w14 w15 w16se w16cid w16 w16cex w16sdtdh wp14">
+<w:footnotes xmlns:wpc="http://schemas.microsoft.com/office/word/2010/wordprocessingCanvas" xmlns:cx="http://schemas.microsoft.com/office/drawing/2014/chartex" xmlns:cx1="http://schemas.microsoft.com/office/drawing/2015/9/8/chartex" xmlns:cx2="http://schemas.microsoft.com/office/drawing/2015/10/21/chartex" xmlns:cx3="http://schemas.microsoft.com/office/drawing/2016/5/9/chartex" xmlns:cx4="http://schemas.microsoft.com/office/drawing/2016/5/10/chartex" xmlns:cx5="http://schemas.microsoft.com/office/drawing/2016/5/11/chartex" xmlns:cx6="http://schemas.microsoft.com/office/drawing/2016/5/12/chartex" xmlns:cx7="http://schemas.microsoft.com/office/drawing/2016/5/13/chartex" xmlns:cx8="http://schemas.microsoft.com/office/drawing/2016/5/14/chartex" xmlns:mc="http://schemas.openxmlformats.org/markup-compatibility/2006" xmlns:aink="http://schemas.microsoft.com/office/drawing/2016/ink" xmlns:am3d="http://schemas.microsoft.com/office/drawing/2017/model3d" xmlns:o="urn:schemas-microsoft-com:office:office" xmlns:oel="http://schemas.microsoft.com/office/2019/extlst" xmlns:r="http://schemas.openxmlformats.org/officeDocument/2006/relationships" xmlns:m="http://schemas.openxmlformats.org/officeDocument/2006/math" xmlns:v="urn:schemas-microsoft-com:vml" xmlns:wp14="http://schemas.microsoft.com/office/word/2010/wordprocessingDrawing" xmlns:wp="http://schemas.openxmlformats.org/drawingml/2006/wordprocessingDrawing" xmlns:w10="urn:schemas-microsoft-com:office:word" xmlns:w="http://schemas.openxmlformats.org/wordprocessingml/2006/main" xmlns:w14="http://schemas.microsoft.com/office/word/2010/wordml" xmlns:w15="http://schemas.microsoft.com/office/word/2012/wordml" xmlns:w16cex="http://schemas.microsoft.com/office/word/2018/wordml/cex" xmlns:w16cid="http://schemas.microsoft.com/office/word/2016/wordml/cid" xmlns:w16="http://schemas.microsoft.com/office/word/2018/wordml" xmlns:w16du="http://schemas.microsoft.com/office/word/2023/wordml/word16du" xmlns:w16sdtdh="http://schemas.microsoft.com/office/word/2020/wordml/sdtdatahash" xmlns:w16sdtfl="http://schemas.microsoft.com/office/word/2024/wordml/sdtformatlock" xmlns:w16se="http://schemas.microsoft.com/office/word/2015/wordml/symex" xmlns:wpg="http://schemas.microsoft.com/office/word/2010/wordprocessingGroup" xmlns:wpi="http://schemas.microsoft.com/office/word/2010/wordprocessingInk" xmlns:wne="http://schemas.microsoft.com/office/word/2006/wordml" xmlns:wps="http://schemas.microsoft.com/office/word/2010/wordprocessingShape" mc:Ignorable="w14 w15 w16se w16cid w16 w16cex w16sdtdh w16sdtfl w16du wp14">
   <w:footnote w:type="separator" w:id="-1">
     <w:p>
       <w:pPr>
@@ -464,7 +966,7 @@
 </file>
 
 <file path=word/header1.xml><?xml version="1.0" encoding="utf-8"?>
-<w:hdr xmlns:wpc="http://schemas.microsoft.com/office/word/2010/wordprocessingCanvas" xmlns:cx="http://schemas.microsoft.com/office/drawing/2014/chartex" xmlns:cx1="http://schemas.microsoft.com/office/drawing/2015/9/8/chartex" xmlns:cx2="http://schemas.microsoft.com/office/drawing/2015/10/21/chartex" xmlns:cx3="http://schemas.microsoft.com/office/drawing/2016/5/9/chartex" xmlns:cx4="http://schemas.microsoft.com/office/drawing/2016/5/10/chartex" xmlns:cx5="http://schemas.microsoft.com/office/drawing/2016/5/11/chartex" xmlns:cx6="http://schemas.microsoft.com/office/drawing/2016/5/12/chartex" xmlns:cx7="http://schemas.microsoft.com/office/drawing/2016/5/13/chartex" xmlns:cx8="http://schemas.microsoft.com/office/drawing/2016/5/14/chartex" xmlns:mc="http://schemas.openxmlformats.org/markup-compatibility/2006" xmlns:aink="http://schemas.microsoft.com/office/drawing/2016/ink" xmlns:am3d="http://schemas.microsoft.com/office/drawing/2017/model3d" xmlns:o="urn:schemas-microsoft-com:office:office" xmlns:oel="http://schemas.microsoft.com/office/2019/extlst" xmlns:r="http://schemas.openxmlformats.org/officeDocument/2006/relationships" xmlns:m="http://schemas.openxmlformats.org/officeDocument/2006/math" xmlns:v="urn:schemas-microsoft-com:vml" xmlns:wp14="http://schemas.microsoft.com/office/word/2010/wordprocessingDrawing" xmlns:wp="http://schemas.openxmlformats.org/drawingml/2006/wordprocessingDrawing" xmlns:w10="urn:schemas-microsoft-com:office:word" xmlns:w="http://schemas.openxmlformats.org/wordprocessingml/2006/main" xmlns:w14="http://schemas.microsoft.com/office/word/2010/wordml" xmlns:w15="http://schemas.microsoft.com/office/word/2012/wordml" xmlns:w16cex="http://schemas.microsoft.com/office/word/2018/wordml/cex" xmlns:w16cid="http://schemas.microsoft.com/office/word/2016/wordml/cid" xmlns:w16="http://schemas.microsoft.com/office/word/2018/wordml" xmlns:w16sdtdh="http://schemas.microsoft.com/office/word/2020/wordml/sdtdatahash" xmlns:w16se="http://schemas.microsoft.com/office/word/2015/wordml/symex" xmlns:wpg="http://schemas.microsoft.com/office/word/2010/wordprocessingGroup" xmlns:wpi="http://schemas.microsoft.com/office/word/2010/wordprocessingInk" xmlns:wne="http://schemas.microsoft.com/office/word/2006/wordml" xmlns:wps="http://schemas.microsoft.com/office/word/2010/wordprocessingShape" mc:Ignorable="w14 w15 w16se w16cid w16 w16cex w16sdtdh wp14">
+<w:hdr xmlns:wpc="http://schemas.microsoft.com/office/word/2010/wordprocessingCanvas" xmlns:cx="http://schemas.microsoft.com/office/drawing/2014/chartex" xmlns:cx1="http://schemas.microsoft.com/office/drawing/2015/9/8/chartex" xmlns:cx2="http://schemas.microsoft.com/office/drawing/2015/10/21/chartex" xmlns:cx3="http://schemas.microsoft.com/office/drawing/2016/5/9/chartex" xmlns:cx4="http://schemas.microsoft.com/office/drawing/2016/5/10/chartex" xmlns:cx5="http://schemas.microsoft.com/office/drawing/2016/5/11/chartex" xmlns:cx6="http://schemas.microsoft.com/office/drawing/2016/5/12/chartex" xmlns:cx7="http://schemas.microsoft.com/office/drawing/2016/5/13/chartex" xmlns:cx8="http://schemas.microsoft.com/office/drawing/2016/5/14/chartex" xmlns:mc="http://schemas.openxmlformats.org/markup-compatibility/2006" xmlns:aink="http://schemas.microsoft.com/office/drawing/2016/ink" xmlns:am3d="http://schemas.microsoft.com/office/drawing/2017/model3d" xmlns:o="urn:schemas-microsoft-com:office:office" xmlns:oel="http://schemas.microsoft.com/office/2019/extlst" xmlns:r="http://schemas.openxmlformats.org/officeDocument/2006/relationships" xmlns:m="http://schemas.openxmlformats.org/officeDocument/2006/math" xmlns:v="urn:schemas-microsoft-com:vml" xmlns:wp14="http://schemas.microsoft.com/office/word/2010/wordprocessingDrawing" xmlns:wp="http://schemas.openxmlformats.org/drawingml/2006/wordprocessingDrawing" xmlns:w10="urn:schemas-microsoft-com:office:word" xmlns:w="http://schemas.openxmlformats.org/wordprocessingml/2006/main" xmlns:w14="http://schemas.microsoft.com/office/word/2010/wordml" xmlns:w15="http://schemas.microsoft.com/office/word/2012/wordml" xmlns:w16cex="http://schemas.microsoft.com/office/word/2018/wordml/cex" xmlns:w16cid="http://schemas.microsoft.com/office/word/2016/wordml/cid" xmlns:w16="http://schemas.microsoft.com/office/word/2018/wordml" xmlns:w16du="http://schemas.microsoft.com/office/word/2023/wordml/word16du" xmlns:w16sdtdh="http://schemas.microsoft.com/office/word/2020/wordml/sdtdatahash" xmlns:w16sdtfl="http://schemas.microsoft.com/office/word/2024/wordml/sdtformatlock" xmlns:w16se="http://schemas.microsoft.com/office/word/2015/wordml/symex" xmlns:wpg="http://schemas.microsoft.com/office/word/2010/wordprocessingGroup" xmlns:wpi="http://schemas.microsoft.com/office/word/2010/wordprocessingInk" xmlns:wne="http://schemas.microsoft.com/office/word/2006/wordml" xmlns:wps="http://schemas.microsoft.com/office/word/2010/wordprocessingShape" mc:Ignorable="w14 w15 w16se w16cid w16 w16cex w16sdtdh w16sdtfl w16du wp14">
   <w:p>
     <w:pPr>
       <w:pStyle w:val="Header"/>
@@ -474,7 +976,7 @@
 </file>
 
 <file path=word/header2.xml><?xml version="1.0" encoding="utf-8"?>
-<w:hdr xmlns:wpc="http://schemas.microsoft.com/office/word/2010/wordprocessingCanvas" xmlns:cx="http://schemas.microsoft.com/office/drawing/2014/chartex" xmlns:cx1="http://schemas.microsoft.com/office/drawing/2015/9/8/chartex" xmlns:cx2="http://schemas.microsoft.com/office/drawing/2015/10/21/chartex" xmlns:cx3="http://schemas.microsoft.com/office/drawing/2016/5/9/chartex" xmlns:cx4="http://schemas.microsoft.com/office/drawing/2016/5/10/chartex" xmlns:cx5="http://schemas.microsoft.com/office/drawing/2016/5/11/chartex" xmlns:cx6="http://schemas.microsoft.com/office/drawing/2016/5/12/chartex" xmlns:cx7="http://schemas.microsoft.com/office/drawing/2016/5/13/chartex" xmlns:cx8="http://schemas.microsoft.com/office/drawing/2016/5/14/chartex" xmlns:mc="http://schemas.openxmlformats.org/markup-compatibility/2006" xmlns:aink="http://schemas.microsoft.com/office/drawing/2016/ink" xmlns:am3d="http://schemas.microsoft.com/office/drawing/2017/model3d" xmlns:o="urn:schemas-microsoft-com:office:office" xmlns:oel="http://schemas.microsoft.com/office/2019/extlst" xmlns:r="http://schemas.openxmlformats.org/officeDocument/2006/relationships" xmlns:m="http://schemas.openxmlformats.org/officeDocument/2006/math" xmlns:v="urn:schemas-microsoft-com:vml" xmlns:wp14="http://schemas.microsoft.com/office/word/2010/wordprocessingDrawing" xmlns:wp="http://schemas.openxmlformats.org/drawingml/2006/wordprocessingDrawing" xmlns:w10="urn:schemas-microsoft-com:office:word" xmlns:w="http://schemas.openxmlformats.org/wordprocessingml/2006/main" xmlns:w14="http://schemas.microsoft.com/office/word/2010/wordml" xmlns:w15="http://schemas.microsoft.com/office/word/2012/wordml" xmlns:w16cex="http://schemas.microsoft.com/office/word/2018/wordml/cex" xmlns:w16cid="http://schemas.microsoft.com/office/word/2016/wordml/cid" xmlns:w16="http://schemas.microsoft.com/office/word/2018/wordml" xmlns:w16sdtdh="http://schemas.microsoft.com/office/word/2020/wordml/sdtdatahash" xmlns:w16se="http://schemas.microsoft.com/office/word/2015/wordml/symex" xmlns:wpg="http://schemas.microsoft.com/office/word/2010/wordprocessingGroup" xmlns:wpi="http://schemas.microsoft.com/office/word/2010/wordprocessingInk" xmlns:wne="http://schemas.microsoft.com/office/word/2006/wordml" xmlns:wps="http://schemas.microsoft.com/office/word/2010/wordprocessingShape" mc:Ignorable="w14 w15 w16se w16cid w16 w16cex w16sdtdh wp14">
+<w:hdr xmlns:wpc="http://schemas.microsoft.com/office/word/2010/wordprocessingCanvas" xmlns:cx="http://schemas.microsoft.com/office/drawing/2014/chartex" xmlns:cx1="http://schemas.microsoft.com/office/drawing/2015/9/8/chartex" xmlns:cx2="http://schemas.microsoft.com/office/drawing/2015/10/21/chartex" xmlns:cx3="http://schemas.microsoft.com/office/drawing/2016/5/9/chartex" xmlns:cx4="http://schemas.microsoft.com/office/drawing/2016/5/10/chartex" xmlns:cx5="http://schemas.microsoft.com/office/drawing/2016/5/11/chartex" xmlns:cx6="http://schemas.microsoft.com/office/drawing/2016/5/12/chartex" xmlns:cx7="http://schemas.microsoft.com/office/drawing/2016/5/13/chartex" xmlns:cx8="http://schemas.microsoft.com/office/drawing/2016/5/14/chartex" xmlns:mc="http://schemas.openxmlformats.org/markup-compatibility/2006" xmlns:aink="http://schemas.microsoft.com/office/drawing/2016/ink" xmlns:am3d="http://schemas.microsoft.com/office/drawing/2017/model3d" xmlns:o="urn:schemas-microsoft-com:office:office" xmlns:oel="http://schemas.microsoft.com/office/2019/extlst" xmlns:r="http://schemas.openxmlformats.org/officeDocument/2006/relationships" xmlns:m="http://schemas.openxmlformats.org/officeDocument/2006/math" xmlns:v="urn:schemas-microsoft-com:vml" xmlns:wp14="http://schemas.microsoft.com/office/word/2010/wordprocessingDrawing" xmlns:wp="http://schemas.openxmlformats.org/drawingml/2006/wordprocessingDrawing" xmlns:w10="urn:schemas-microsoft-com:office:word" xmlns:w="http://schemas.openxmlformats.org/wordprocessingml/2006/main" xmlns:w14="http://schemas.microsoft.com/office/word/2010/wordml" xmlns:w15="http://schemas.microsoft.com/office/word/2012/wordml" xmlns:w16cex="http://schemas.microsoft.com/office/word/2018/wordml/cex" xmlns:w16cid="http://schemas.microsoft.com/office/word/2016/wordml/cid" xmlns:w16="http://schemas.microsoft.com/office/word/2018/wordml" xmlns:w16du="http://schemas.microsoft.com/office/word/2023/wordml/word16du" xmlns:w16sdtdh="http://schemas.microsoft.com/office/word/2020/wordml/sdtdatahash" xmlns:w16sdtfl="http://schemas.microsoft.com/office/word/2024/wordml/sdtformatlock" xmlns:w16se="http://schemas.microsoft.com/office/word/2015/wordml/symex" xmlns:wpg="http://schemas.microsoft.com/office/word/2010/wordprocessingGroup" xmlns:wpi="http://schemas.microsoft.com/office/word/2010/wordprocessingInk" xmlns:wne="http://schemas.microsoft.com/office/word/2006/wordml" xmlns:wps="http://schemas.microsoft.com/office/word/2010/wordprocessingShape" mc:Ignorable="w14 w15 w16se w16cid w16 w16cex w16sdtdh w16sdtfl w16du wp14">
   <w:p>
     <w:pPr>
       <w:pStyle w:val="Header"/>
@@ -485,7 +987,7 @@
 </file>
 
 <file path=word/header3.xml><?xml version="1.0" encoding="utf-8"?>
-<w:hdr xmlns:wpc="http://schemas.microsoft.com/office/word/2010/wordprocessingCanvas" xmlns:cx="http://schemas.microsoft.com/office/drawing/2014/chartex" xmlns:cx1="http://schemas.microsoft.com/office/drawing/2015/9/8/chartex" xmlns:cx2="http://schemas.microsoft.com/office/drawing/2015/10/21/chartex" xmlns:cx3="http://schemas.microsoft.com/office/drawing/2016/5/9/chartex" xmlns:cx4="http://schemas.microsoft.com/office/drawing/2016/5/10/chartex" xmlns:cx5="http://schemas.microsoft.com/office/drawing/2016/5/11/chartex" xmlns:cx6="http://schemas.microsoft.com/office/drawing/2016/5/12/chartex" xmlns:cx7="http://schemas.microsoft.com/office/drawing/2016/5/13/chartex" xmlns:cx8="http://schemas.microsoft.com/office/drawing/2016/5/14/chartex" xmlns:mc="http://schemas.openxmlformats.org/markup-compatibility/2006" xmlns:aink="http://schemas.microsoft.com/office/drawing/2016/ink" xmlns:am3d="http://schemas.microsoft.com/office/drawing/2017/model3d" xmlns:o="urn:schemas-microsoft-com:office:office" xmlns:oel="http://schemas.microsoft.com/office/2019/extlst" xmlns:r="http://schemas.openxmlformats.org/officeDocument/2006/relationships" xmlns:m="http://schemas.openxmlformats.org/officeDocument/2006/math" xmlns:v="urn:schemas-microsoft-com:vml" xmlns:wp14="http://schemas.microsoft.com/office/word/2010/wordprocessingDrawing" xmlns:wp="http://schemas.openxmlformats.org/drawingml/2006/wordprocessingDrawing" xmlns:w10="urn:schemas-microsoft-com:office:word" xmlns:w="http://schemas.openxmlformats.org/wordprocessingml/2006/main" xmlns:w14="http://schemas.microsoft.com/office/word/2010/wordml" xmlns:w15="http://schemas.microsoft.com/office/word/2012/wordml" xmlns:w16cex="http://schemas.microsoft.com/office/word/2018/wordml/cex" xmlns:w16cid="http://schemas.microsoft.com/office/word/2016/wordml/cid" xmlns:w16="http://schemas.microsoft.com/office/word/2018/wordml" xmlns:w16sdtdh="http://schemas.microsoft.com/office/word/2020/wordml/sdtdatahash" xmlns:w16se="http://schemas.microsoft.com/office/word/2015/wordml/symex" xmlns:wpg="http://schemas.microsoft.com/office/word/2010/wordprocessingGroup" xmlns:wpi="http://schemas.microsoft.com/office/word/2010/wordprocessingInk" xmlns:wne="http://schemas.microsoft.com/office/word/2006/wordml" xmlns:wps="http://schemas.microsoft.com/office/word/2010/wordprocessingShape" mc:Ignorable="w14 w15 w16se w16cid w16 w16cex w16sdtdh wp14">
+<w:hdr xmlns:wpc="http://schemas.microsoft.com/office/word/2010/wordprocessingCanvas" xmlns:cx="http://schemas.microsoft.com/office/drawing/2014/chartex" xmlns:cx1="http://schemas.microsoft.com/office/drawing/2015/9/8/chartex" xmlns:cx2="http://schemas.microsoft.com/office/drawing/2015/10/21/chartex" xmlns:cx3="http://schemas.microsoft.com/office/drawing/2016/5/9/chartex" xmlns:cx4="http://schemas.microsoft.com/office/drawing/2016/5/10/chartex" xmlns:cx5="http://schemas.microsoft.com/office/drawing/2016/5/11/chartex" xmlns:cx6="http://schemas.microsoft.com/office/drawing/2016/5/12/chartex" xmlns:cx7="http://schemas.microsoft.com/office/drawing/2016/5/13/chartex" xmlns:cx8="http://schemas.microsoft.com/office/drawing/2016/5/14/chartex" xmlns:mc="http://schemas.openxmlformats.org/markup-compatibility/2006" xmlns:aink="http://schemas.microsoft.com/office/drawing/2016/ink" xmlns:am3d="http://schemas.microsoft.com/office/drawing/2017/model3d" xmlns:o="urn:schemas-microsoft-com:office:office" xmlns:oel="http://schemas.microsoft.com/office/2019/extlst" xmlns:r="http://schemas.openxmlformats.org/officeDocument/2006/relationships" xmlns:m="http://schemas.openxmlformats.org/officeDocument/2006/math" xmlns:v="urn:schemas-microsoft-com:vml" xmlns:wp14="http://schemas.microsoft.com/office/word/2010/wordprocessingDrawing" xmlns:wp="http://schemas.openxmlformats.org/drawingml/2006/wordprocessingDrawing" xmlns:w10="urn:schemas-microsoft-com:office:word" xmlns:w="http://schemas.openxmlformats.org/wordprocessingml/2006/main" xmlns:w14="http://schemas.microsoft.com/office/word/2010/wordml" xmlns:w15="http://schemas.microsoft.com/office/word/2012/wordml" xmlns:w16cex="http://schemas.microsoft.com/office/word/2018/wordml/cex" xmlns:w16cid="http://schemas.microsoft.com/office/word/2016/wordml/cid" xmlns:w16="http://schemas.microsoft.com/office/word/2018/wordml" xmlns:w16du="http://schemas.microsoft.com/office/word/2023/wordml/word16du" xmlns:w16sdtdh="http://schemas.microsoft.com/office/word/2020/wordml/sdtdatahash" xmlns:w16sdtfl="http://schemas.microsoft.com/office/word/2024/wordml/sdtformatlock" xmlns:w16se="http://schemas.microsoft.com/office/word/2015/wordml/symex" xmlns:wpg="http://schemas.microsoft.com/office/word/2010/wordprocessingGroup" xmlns:wpi="http://schemas.microsoft.com/office/word/2010/wordprocessingInk" xmlns:wne="http://schemas.microsoft.com/office/word/2006/wordml" xmlns:wps="http://schemas.microsoft.com/office/word/2010/wordprocessingShape" mc:Ignorable="w14 w15 w16se w16cid w16 w16cex w16sdtdh w16sdtfl w16du wp14">
   <w:p>
     <w:pPr>
       <w:pStyle w:val="Header"/>
@@ -494,7 +996,7 @@
     <w:r>
       <w:tab/>
       <w:tab/>
-      <w:t>2026-06-17</w:t>
+      <w:t>2026-06-18</w:t>
       <w:br/>
       <w:br/>
     </w:r>
@@ -507,7 +1009,7 @@
 </file>
 
 <file path=word/numbering.xml><?xml version="1.0" encoding="utf-8"?>
-<w:numbering xmlns:wpc="http://schemas.microsoft.com/office/word/2010/wordprocessingCanvas" xmlns:cx="http://schemas.microsoft.com/office/drawing/2014/chartex" xmlns:cx1="http://schemas.microsoft.com/office/drawing/2015/9/8/chartex" xmlns:cx2="http://schemas.microsoft.com/office/drawing/2015/10/21/chartex" xmlns:cx3="http://schemas.microsoft.com/office/drawing/2016/5/9/chartex" xmlns:cx4="http://schemas.microsoft.com/office/drawing/2016/5/10/chartex" xmlns:cx5="http://schemas.microsoft.com/office/drawing/2016/5/11/chartex" xmlns:cx6="http://schemas.microsoft.com/office/drawing/2016/5/12/chartex" xmlns:cx7="http://schemas.microsoft.com/office/drawing/2016/5/13/chartex" xmlns:cx8="http://schemas.microsoft.com/office/drawing/2016/5/14/chartex" xmlns:mc="http://schemas.openxmlformats.org/markup-compatibility/2006" xmlns:aink="http://schemas.microsoft.com/office/drawing/2016/ink" xmlns:am3d="http://schemas.microsoft.com/office/drawing/2017/model3d" xmlns:o="urn:schemas-microsoft-com:office:office" xmlns:oel="http://schemas.microsoft.com/office/2019/extlst" xmlns:r="http://schemas.openxmlformats.org/officeDocument/2006/relationships" xmlns:m="http://schemas.openxmlformats.org/officeDocument/2006/math" xmlns:v="urn:schemas-microsoft-com:vml" xmlns:wp14="http://schemas.microsoft.com/office/word/2010/wordprocessingDrawing" xmlns:wp="http://schemas.openxmlformats.org/drawingml/2006/wordprocessingDrawing" xmlns:w10="urn:schemas-microsoft-com:office:word" xmlns:w="http://schemas.openxmlformats.org/wordprocessingml/2006/main" xmlns:w14="http://schemas.microsoft.com/office/word/2010/wordml" xmlns:w15="http://schemas.microsoft.com/office/word/2012/wordml" xmlns:w16cex="http://schemas.microsoft.com/office/word/2018/wordml/cex" xmlns:w16cid="http://schemas.microsoft.com/office/word/2016/wordml/cid" xmlns:w16="http://schemas.microsoft.com/office/word/2018/wordml" xmlns:w16sdtdh="http://schemas.microsoft.com/office/word/2020/wordml/sdtdatahash" xmlns:w16se="http://schemas.microsoft.com/office/word/2015/wordml/symex" xmlns:wpg="http://schemas.microsoft.com/office/word/2010/wordprocessingGroup" xmlns:wpi="http://schemas.microsoft.com/office/word/2010/wordprocessingInk" xmlns:wne="http://schemas.microsoft.com/office/word/2006/wordml" xmlns:wps="http://schemas.microsoft.com/office/word/2010/wordprocessingShape" mc:Ignorable="w14 w15 w16se w16cid w16 w16cex w16sdtdh wp14">
+<w:numbering xmlns:wpc="http://schemas.microsoft.com/office/word/2010/wordprocessingCanvas" xmlns:cx="http://schemas.microsoft.com/office/drawing/2014/chartex" xmlns:cx1="http://schemas.microsoft.com/office/drawing/2015/9/8/chartex" xmlns:cx2="http://schemas.microsoft.com/office/drawing/2015/10/21/chartex" xmlns:cx3="http://schemas.microsoft.com/office/drawing/2016/5/9/chartex" xmlns:cx4="http://schemas.microsoft.com/office/drawing/2016/5/10/chartex" xmlns:cx5="http://schemas.microsoft.com/office/drawing/2016/5/11/chartex" xmlns:cx6="http://schemas.microsoft.com/office/drawing/2016/5/12/chartex" xmlns:cx7="http://schemas.microsoft.com/office/drawing/2016/5/13/chartex" xmlns:cx8="http://schemas.microsoft.com/office/drawing/2016/5/14/chartex" xmlns:mc="http://schemas.openxmlformats.org/markup-compatibility/2006" xmlns:aink="http://schemas.microsoft.com/office/drawing/2016/ink" xmlns:am3d="http://schemas.microsoft.com/office/drawing/2017/model3d" xmlns:o="urn:schemas-microsoft-com:office:office" xmlns:oel="http://schemas.microsoft.com/office/2019/extlst" xmlns:r="http://schemas.openxmlformats.org/officeDocument/2006/relationships" xmlns:m="http://schemas.openxmlformats.org/officeDocument/2006/math" xmlns:v="urn:schemas-microsoft-com:vml" xmlns:wp14="http://schemas.microsoft.com/office/word/2010/wordprocessingDrawing" xmlns:wp="http://schemas.openxmlformats.org/drawingml/2006/wordprocessingDrawing" xmlns:w10="urn:schemas-microsoft-com:office:word" xmlns:w="http://schemas.openxmlformats.org/wordprocessingml/2006/main" xmlns:w14="http://schemas.microsoft.com/office/word/2010/wordml" xmlns:w15="http://schemas.microsoft.com/office/word/2012/wordml" xmlns:w16cex="http://schemas.microsoft.com/office/word/2018/wordml/cex" xmlns:w16cid="http://schemas.microsoft.com/office/word/2016/wordml/cid" xmlns:w16="http://schemas.microsoft.com/office/word/2018/wordml" xmlns:w16du="http://schemas.microsoft.com/office/word/2023/wordml/word16du" xmlns:w16sdtdh="http://schemas.microsoft.com/office/word/2020/wordml/sdtdatahash" xmlns:w16sdtfl="http://schemas.microsoft.com/office/word/2024/wordml/sdtformatlock" xmlns:w16se="http://schemas.microsoft.com/office/word/2015/wordml/symex" xmlns:wpg="http://schemas.microsoft.com/office/word/2010/wordprocessingGroup" xmlns:wpi="http://schemas.microsoft.com/office/word/2010/wordprocessingInk" xmlns:wne="http://schemas.microsoft.com/office/word/2006/wordml" xmlns:wps="http://schemas.microsoft.com/office/word/2010/wordprocessingShape" mc:Ignorable="w14 w15 w16se w16cid w16 w16cex w16sdtdh w16sdtfl w16du wp14">
   <w:abstractNum w:abstractNumId="0" w15:restartNumberingAfterBreak="0">
     <w:nsid w:val="FFFFFF7C"/>
     <w:multiLevelType w:val="singleLevel"/>
@@ -710,7 +1212,7 @@
 </file>
 
 <file path=word/styles.xml><?xml version="1.0" encoding="utf-8"?>
-<w:styles xmlns:mc="http://schemas.openxmlformats.org/markup-compatibility/2006" xmlns:r="http://schemas.openxmlformats.org/officeDocument/2006/relationships" xmlns:w="http://schemas.openxmlformats.org/wordprocessingml/2006/main" xmlns:w14="http://schemas.microsoft.com/office/word/2010/wordml" xmlns:w15="http://schemas.microsoft.com/office/word/2012/wordml" xmlns:w16cex="http://schemas.microsoft.com/office/word/2018/wordml/cex" xmlns:w16cid="http://schemas.microsoft.com/office/word/2016/wordml/cid" xmlns:w16="http://schemas.microsoft.com/office/word/2018/wordml" xmlns:w16sdtdh="http://schemas.microsoft.com/office/word/2020/wordml/sdtdatahash" xmlns:w16se="http://schemas.microsoft.com/office/word/2015/wordml/symex" mc:Ignorable="w14 w15 w16se w16cid w16 w16cex w16sdtdh">
+<w:styles xmlns:mc="http://schemas.openxmlformats.org/markup-compatibility/2006" xmlns:r="http://schemas.openxmlformats.org/officeDocument/2006/relationships" xmlns:w="http://schemas.openxmlformats.org/wordprocessingml/2006/main" xmlns:w14="http://schemas.microsoft.com/office/word/2010/wordml" xmlns:w15="http://schemas.microsoft.com/office/word/2012/wordml" xmlns:w16cex="http://schemas.microsoft.com/office/word/2018/wordml/cex" xmlns:w16cid="http://schemas.microsoft.com/office/word/2016/wordml/cid" xmlns:w16="http://schemas.microsoft.com/office/word/2018/wordml" xmlns:w16du="http://schemas.microsoft.com/office/word/2023/wordml/word16du" xmlns:w16sdtdh="http://schemas.microsoft.com/office/word/2020/wordml/sdtdatahash" xmlns:w16sdtfl="http://schemas.microsoft.com/office/word/2024/wordml/sdtformatlock" xmlns:w16se="http://schemas.microsoft.com/office/word/2015/wordml/symex" mc:Ignorable="w14 w15 w16se w16cid w16 w16cex w16sdtdh w16sdtfl w16du">
   <w:docDefaults>
     <w:rPrDefault>
       <w:rPr>
@@ -1468,7 +1970,7 @@
     <w:link w:val="TitleChar"/>
     <w:uiPriority w:val="10"/>
     <w:qFormat/>
-    <w:rsid w:val="007106C8"/>
+    <w:rsid w:val="00E854FA"/>
     <w:pPr>
       <w:spacing w:after="300" w:line="240" w:lineRule="auto"/>
       <w:contextualSpacing/>
@@ -1478,7 +1980,7 @@
       <w:rFonts w:eastAsiaTheme="majorEastAsia" w:cstheme="majorBidi"/>
       <w:spacing w:val="5"/>
       <w:kern w:val="28"/>
-      <w:sz w:val="52"/>
+      <w:sz w:val="40"/>
       <w:szCs w:val="52"/>
       <w:lang w:val="sv-SE" w:eastAsia="en-US" w:bidi="ar-SA"/>
     </w:rPr>
@@ -1488,12 +1990,12 @@
     <w:basedOn w:val="DefaultParagraphFont"/>
     <w:link w:val="Title"/>
     <w:uiPriority w:val="10"/>
-    <w:rsid w:val="007106C8"/>
+    <w:rsid w:val="00E854FA"/>
     <w:rPr>
       <w:rFonts w:ascii="Times New Roman" w:eastAsiaTheme="majorEastAsia" w:hAnsi="Times New Roman" w:cstheme="majorBidi"/>
       <w:spacing w:val="5"/>
       <w:kern w:val="28"/>
-      <w:sz w:val="52"/>
+      <w:sz w:val="40"/>
       <w:szCs w:val="52"/>
       <w:lang w:val="sv-SE" w:eastAsia="en-US" w:bidi="ar-SA"/>
     </w:rPr>

--- a/tillsyn/A 10943-2026 tillsynsbegäran.docx
+++ b/tillsyn/A 10943-2026 tillsynsbegäran.docx
@@ -996,7 +996,7 @@
     <w:r>
       <w:tab/>
       <w:tab/>
-      <w:t>2026-06-18</w:t>
+      <w:t>2026-06-19</w:t>
       <w:br/>
       <w:br/>
     </w:r>

--- a/tillsyn/A 10943-2026 tillsynsbegäran.docx
+++ b/tillsyn/A 10943-2026 tillsynsbegäran.docx
@@ -996,7 +996,7 @@
     <w:r>
       <w:tab/>
       <w:tab/>
-      <w:t>2026-06-19</w:t>
+      <w:t>2026-06-20</w:t>
       <w:br/>
       <w:br/>
     </w:r>

--- a/tillsyn/A 10943-2026 tillsynsbegäran.docx
+++ b/tillsyn/A 10943-2026 tillsynsbegäran.docx
@@ -12,10 +12,7 @@
     </w:p>
     <w:p>
       <w:r>
-        <w:t>Detta dokument behandlar höga naturvärden i avverkningsanmälan A 10943-2026 i Södertälje kommun som inkom 2026-02-26 och omfattar 2,1 ha.</w:t>
-      </w:r>
-      <w:r>
-        <w:t xml:space="preserve"> I Figur 1 visas fyndplatser för naturvårdsarter i området, som finns registrerade på Artportalen.</w:t>
+        <w:t>Denna tillsynsbegäran behandlar höga naturvärden i avverkningsanmälan A 10943-2026 i Södertälje kommun som inkom 2026-02-26 och omfattar 2,1 ha.</w:t>
       </w:r>
     </w:p>
     <w:p>
@@ -63,27 +60,12 @@
         <w:spacing w:after="240"/>
       </w:pPr>
       <w:r>
-        <w:t>Figur 1. Fyndplatser för naturvårdsarter i och inom 23 meter från avverkningsanmälan (röd linje). Inom parentes anges rödlistekategorier, S för signalarter, Tför typiska arter och fridlysningsparagrafer i artskyddsförordningen.Markörer utan svart kant är placerade på fyndplatsen. Markörer med svart kant är placerade vid sidan av fyndplatsen och har ett svart streck som visar fyndplatsens exakta position. Kartans mittpunktskoordinat är N 6556225, E 636402 i SWEREF 99 TM.</w:t>
+        <w:t>Figur 1. Fyndplatser för naturvårdsarter i och inom 23 meter från avverkningsanmälan. Markörer utan svart kant är placerade på fyndplatsen. Markörer med svart kant är placerade vid sidan av fyndplatsen har ett svart streck som visar fyndplatsens exakta position. Kartans mittpunktskoordinat är N 6556225, E 636402 i SWEREF 99 TM.</w:t>
       </w:r>
     </w:p>
     <w:p>
       <w:r>
-        <w:t>Vi begär härmed att Skogsstyrelsen fattar beslut enligt miljöbalken som säkerställer att skogens höga naturvärden bevaras samt att EU-lagstiftning efterlevs och att artskyddsbrott förhindras.</w:t>
-      </w:r>
-    </w:p>
-    <w:p>
-      <w:r>
-        <w:t>Vi begär vidare att Skogsstyrelsen säkerställer att inga skador eller försämringar av naturtypens bevarandestatus i området tillåts ske. Se Rådets direktiv 92/43/EEG samt ickeförsämringskravet i EU:s naturrestaureringsförordning (EU 2024/1991).</w:t>
-      </w:r>
-    </w:p>
-    <w:p>
-      <w:r>
-        <w:t>Vi önskar även ta del av de ställningstaganden och beslut som myndigheten meddelar till följd av aktuell avverkningsanmälan och föreningens inlaga (se 34 § förvaltningslagen).</w:t>
-      </w:r>
-    </w:p>
-    <w:p>
-      <w:r>
-        <w:t>Nedan beskrivs fynd av naturvårdsarter och fridlysta arter som gjorts i det avverkningsanmälda området.</w:t>
+        <w:t>I och inom 23 meter från avverkningsanmälan finns fynd av 20 naturvårdsarter, varav 11 är rödlistade, 2 är fridlysta, 14 är typiska (T) och 7 är signalarter (S): ekpricklav (VU), brunpudrad nållav (NT, T), dvärgbägarlav (NT, T), motaggsvamp (NT, T), oxtungssvamp (NT), parknål (NT), rödbrun blekspik (NT, T), skeppsvarvsfluga (NT), tallticka (NT, T), vedskivlav (NT, T), vedtrappmossa (NT, T), brun nållav (S), flagellkvastmossa (S, T), gulnål (S, T), gulpudrad spiklav (S, T), platt fjädermossa (S, T), rostfläck (S, T), sotlav (S, T), blåsippa (T, §9) och lopplummer (aggregat) (§9). Se Figur 1.</w:t>
       </w:r>
     </w:p>
     <w:p>
@@ -91,30 +73,429 @@
         <w:pStyle w:val="Heading1"/>
       </w:pPr>
       <w:r>
-        <w:t>Naturvårdsarter</w:t>
+        <w:t>Tillsynsbegäran</w:t>
       </w:r>
     </w:p>
     <w:p>
       <w:r>
-        <w:t>I och inom 23 meter från avverkningsanmälan har följande 20 naturvårdsarter hittats: ekpricklav (VU), brunpudrad nållav (NT, T), dvärgbägarlav (NT, T), motaggsvamp (NT, T), oxtungssvamp (NT), parknål (NT), rödbrun blekspik (NT, T), skeppsvarvsfluga (NT), tallticka (NT, T), vedskivlav (NT, T), vedtrappmossa (NT, T), brun nållav (S), flagellkvastmossa (S, T), gulnål (S, T), gulpudrad spiklav (S, T), platt fjädermossa (S, T), rostfläck (S, T), sotlav (S, T), blåsippa (T, §9) och lopplummer (aggregat) (§9). Av dessa är 11 rödlistade. För rödlistade arter har rödlistekategorin angivits inom parentes. Arter som är signalarter enligt Skogsstyrelsen har markerats med (S). Typiska arter inom Natura 2000 som är kopplade till skogsekosystem har markerats med (T). För fridlysta arter anges även paragrafen i Artskyddsförordningen som arten är fridlyst enligt.</w:t>
+        <w:t>Vi begär härmed att Skogsstyrelsen fattar beslut enligt miljöbalken som säkerställer att skogens höga naturvärden bevaras samt att EU-lagstiftning efterlevs och att artskyddsbrott förhindras.</w:t>
       </w:r>
     </w:p>
     <w:p>
       <w:r>
-        <w:t>De påträffade naturvårdsarterna är ett tydligt kvitto på att det rör sig om en skog med höga naturvärden.</w:t>
+        <w:t>Vi begär vidare att Skogsstyrelsen säkerställer att inga skador eller försämringar av naturtypens bevarandestatus i området tillåts ske. Se Rådets direktiv 92/43/EEG samt ickeförsämringskravet i EU:s naturrestaureringsförordning (EU 2024/1991).</w:t>
+      </w:r>
+    </w:p>
+    <w:p>
+      <w:r>
+        <w:t>Vi önskar även ta del av de ställningstaganden och beslut som myndigheten meddelar till följd av aktuell avverkningsanmälan och föreningens inlaga (se 34 § förvaltningslagen).</w:t>
       </w:r>
     </w:p>
     <w:p>
       <w:pPr>
-        <w:pStyle w:val="Heading2"/>
+        <w:pStyle w:val="Heading1"/>
       </w:pPr>
       <w:r>
-        <w:t>Fridlysta arter</w:t>
+        <w:t>Naturvårdsarter och fridlysta arter</w:t>
       </w:r>
     </w:p>
     <w:p>
       <w:r>
-        <w:t>Följande fridlysta arter har sina livsmiljöer och växtplatser i den avverkningsanmälda skogen: blåsippa (T, §9) och lopplummer (aggregat) (§9).</w:t>
+        <w:t>Nedan följer beskrivningar av de naturvårdsarter och fridlysta arter som har sina livsmiljöer och växtplatser i den avverkningsanmälda skogen. De påträffade naturvårdsarterna är ett tydligt kvitto på att det rör sig om en skog med höga naturvärden.</w:t>
+      </w:r>
+    </w:p>
+    <w:p>
+      <w:r>
+        <w:rPr>
+          <w:b/>
+        </w:rPr>
+        <w:t>Ekpricklav (VU)</w:t>
+      </w:r>
+      <w:r>
+        <w:t xml:space="preserve"> växer främst på mycket gamla ekar med grov sprickbark i skogsmiljöer med hög och jämn luftfuktighet. Arten förekommer inte i öppna ekhagar. Denna typ av ekar är sällsynta och nyskapas i mycket begränsad omfattning. Lämpliga biotoper måste bevaras och ett tillräckligt antal unga träd måste tillåtas bli mycket gamla för att på lång sikt ersätta de nuvarande gammelträden. På ekpricklav kan den mycket sällsynta svartspiken </w:t>
+      </w:r>
+      <w:r>
+        <w:rPr>
+          <w:i/>
+        </w:rPr>
+        <w:t>Chaenothecopsis retinens</w:t>
+      </w:r>
+      <w:r>
+        <w:t xml:space="preserve"> (DD) påträffas (SLU Artdatabanken, 2026).</w:t>
+      </w:r>
+    </w:p>
+    <w:p>
+      <w:r>
+        <w:rPr>
+          <w:b/>
+        </w:rPr>
+        <w:t>Brunpudrad nållav (NT)</w:t>
+      </w:r>
+      <w:r>
+        <w:t xml:space="preserve"> är beroende av hög, jämn luftfuktighet och kan påträffas i fuktiga skogar av naturskogskaraktär, ofta i sumpgranskog eller andra sumpskogar. Arten är placerad högst upp i Skogsstyrelsens värdepyramid för bedömning av skog med höga naturvärden och förekomster bör undantas från skogsbruksåtgärder. Brunpudrad nållav är typisk art för </w:t>
+      </w:r>
+      <w:r>
+        <w:rPr>
+          <w:i/>
+        </w:rPr>
+        <w:t>9010 Taiga</w:t>
+      </w:r>
+      <w:r>
+        <w:t xml:space="preserve"> (SLU Artdatabanken, 2024; Nitare &amp; Skogsstyrelsen, 2019).</w:t>
+      </w:r>
+    </w:p>
+    <w:p>
+      <w:r>
+        <w:rPr>
+          <w:b/>
+        </w:rPr>
+        <w:t>Dvärgbägarlav (NT)</w:t>
+      </w:r>
+      <w:r>
+        <w:t xml:space="preserve"> förekommer över hela Sverige på gammal hård ved, huvudsakligen på tall men i södra Sverige även på ek. Veden utgörs framförallt av grova stubbar, lågor och grenar. Substratet har blivit sällsyntare och nybildning av substrat sker bara i begränsad omfattning. Arten hotas av att grova lågor blir allt sällsyntare i dagens kulturskogar samt att nybildningen av lämpliga substrat går mycket långsamt. En riklig tillgång på gamla tall- eller eklågor måste säkerställas på artens lokaler. Dvärgbägarlav är typisk art för </w:t>
+      </w:r>
+      <w:r>
+        <w:rPr>
+          <w:i/>
+        </w:rPr>
+        <w:t>9010 Taiga</w:t>
+      </w:r>
+      <w:r>
+        <w:t xml:space="preserve"> (SLU Artdatabanken, 2024; Nitare &amp; Skogsstyrelsen, 2019).</w:t>
+      </w:r>
+    </w:p>
+    <w:p>
+      <w:r>
+        <w:rPr>
+          <w:b/>
+        </w:rPr>
+        <w:t xml:space="preserve">Motaggsvamp (NT) </w:t>
+      </w:r>
+      <w:r>
+        <w:t xml:space="preserve">bildar mykorrhiza med tall i tallskog och hittas huvudsakligen i äldre, glesare skogsbestånd och hällmarksimpediment. Arten hotas främst av skogsavverkning och tycks försvinna efter slutavverkning, markberedning och plantering. Motaggsvamp är typisk art för </w:t>
+      </w:r>
+      <w:r>
+        <w:rPr>
+          <w:i/>
+        </w:rPr>
+        <w:t>9010 Taiga</w:t>
+      </w:r>
+      <w:r>
+        <w:t xml:space="preserve"> (SLU Artdatabanken, 2024).</w:t>
+      </w:r>
+    </w:p>
+    <w:p>
+      <w:r>
+        <w:rPr>
+          <w:b/>
+        </w:rPr>
+        <w:t>Oxtungssvamp (NT)</w:t>
+      </w:r>
+      <w:r>
+        <w:t xml:space="preserve"> växer nästan uteslutande på flerhundraåriga jätteekar i kulturlandskapet, till exempel i ekhagar och vid vägkanter, men kan även leva kvar på dess träd i mer slutna bestånd. Arten hotas av avverkning av värdträd och passande värdträd runt fyndplatserna samt av att olikåldriga bestånd med grov ek i hagmarks- och skogsmiljö avverkas (SLU Artdatabanken, 2024; Nitare &amp; Skogsstyrelsen, 2019).</w:t>
+      </w:r>
+    </w:p>
+    <w:p>
+      <w:r>
+        <w:rPr>
+          <w:b/>
+        </w:rPr>
+        <w:t xml:space="preserve">Parknål (NT) </w:t>
+      </w:r>
+      <w:r>
+        <w:t>växer söder om Dalälven på gamla ädellövträd och i norra Sverige på mycket gamla sälgar i skogar med hög och jämn luftfuktighet. Ofta förekommer den tillsammans med andra rödlistade knappnålslavar. Lämpliga träd nyskapas i begränsad omfattning. Spara grova träd, restaurera hag- och slåttermarker och öppna runt grova ekar som nu är kraftigt beskuggade. Förekomsterna i norra Sverige måste skyddas (SLU Artdatabanken, 2025).</w:t>
+      </w:r>
+    </w:p>
+    <w:p>
+      <w:r>
+        <w:rPr>
+          <w:b/>
+        </w:rPr>
+        <w:t>Rödbrun blekspik (NT)</w:t>
+      </w:r>
+      <w:r>
+        <w:t xml:space="preserve"> växer i norra Sverige på bark och ved av björk och gran i skogar med hög och jämn luftfuktighet. I södra Sverige växer den främst på ek i öppna åldriga lövskogar. I norra delen av sitt utbredningsområde hotas arten av slutavverkningar av gamla granskogar. I den södra delen av landet hotas den genom de åldriga lövskogarnas tillbakagång och särskilt ekhagarnas igenväxning och genom plantering av sådan mark med barrskog. Rödbrun blekspik är typisk art för </w:t>
+      </w:r>
+      <w:r>
+        <w:rPr>
+          <w:i/>
+        </w:rPr>
+        <w:t xml:space="preserve">9010 Taiga, 9020 Nordlig ädellövskog, 9070 Trädklädd betesmark, 9160 Näringsrik ekskog </w:t>
+      </w:r>
+      <w:r>
+        <w:t xml:space="preserve">och </w:t>
+      </w:r>
+      <w:r>
+        <w:rPr>
+          <w:i/>
+        </w:rPr>
+        <w:t>9180 Ädellövskog i branter</w:t>
+      </w:r>
+      <w:r>
+        <w:t xml:space="preserve"> och signalerar alltid höga naturvärden (SLU Artdatabanken, 2024; Nitare &amp; Skogsstyrelsen, 2019).</w:t>
+      </w:r>
+    </w:p>
+    <w:p>
+      <w:r>
+        <w:rPr>
+          <w:b/>
+        </w:rPr>
+        <w:t xml:space="preserve">Skeppsvarvsfluga (NT) </w:t>
+      </w:r>
+      <w:r>
+        <w:t>är en skalbagge vars larvutveckling sker i solexponerad hård ved av stående döda eller levande lövträd, i norra Europa endast ek, i Central- och Sydeuropa även bok och kastanj. Fullbildade skalbaggar påträffas under högsommaren, ofta flygande runt lämpliga värdträd varma eftermiddagar. Arten påverkas negativt av brist på död ved och en minskning av populationen pågår eller förväntas ske. Minskningen avser kvalitén på artens habitat (SLU Artdatabanken, 2025).</w:t>
+      </w:r>
+    </w:p>
+    <w:p>
+      <w:r>
+        <w:rPr>
+          <w:b/>
+        </w:rPr>
+        <w:t xml:space="preserve">Tallticka (NT) </w:t>
+      </w:r>
+      <w:r>
+        <w:t xml:space="preserve">uppträder först på tallar som är 100–150 år gamla men är vanligast på träd som är runt 150–200 år eller äldre. I skogslandskapet är den främst knuten till tallnaturskogar och restbiotoper med biologiskt gamla träd och signalerar vanligtvis skyddsvärda tallbestånd med höga naturvärden. Tallticka är typisk art för </w:t>
+      </w:r>
+      <w:r>
+        <w:rPr>
+          <w:i/>
+        </w:rPr>
+        <w:t xml:space="preserve">9010 Taiga </w:t>
+      </w:r>
+      <w:r>
+        <w:t xml:space="preserve">och </w:t>
+      </w:r>
+      <w:r>
+        <w:rPr>
+          <w:i/>
+        </w:rPr>
+        <w:t>9060 Åsbarrskog</w:t>
+      </w:r>
+      <w:r>
+        <w:t xml:space="preserve"> (SLU Artdatabanken, 2023; Nitare &amp; Skogsstyrelsen, 2019).</w:t>
+      </w:r>
+    </w:p>
+    <w:p>
+      <w:r>
+        <w:rPr>
+          <w:b/>
+        </w:rPr>
+        <w:t>Vedskivlav (NT)</w:t>
+      </w:r>
+      <w:r>
+        <w:t xml:space="preserve"> växer på gammal, torr, exponerad, hård kärnved av framförallt tall i naturskogsartade bestånd. Avverkning av tallskog av naturskogskaraktär med spår av återkommande bränder är ett hot. Mängden lämplig ved att växa på för vedskivlav minskar, dels på grund av naturlig nedbrytning men framförallt på grund av att de förstörs i samband med slutavverkningar, gallringar och markberedning. Tall- och blandbarrskogar av naturskogskaraktär med spår av återkommande bränder bör skyddas. Vedskivlav är typisk art för </w:t>
+      </w:r>
+      <w:r>
+        <w:rPr>
+          <w:i/>
+        </w:rPr>
+        <w:t>9010 Taiga</w:t>
+      </w:r>
+      <w:r>
+        <w:t xml:space="preserve"> (SLU Artdatabanken, 2024).</w:t>
+      </w:r>
+    </w:p>
+    <w:p>
+      <w:r>
+        <w:rPr>
+          <w:b/>
+        </w:rPr>
+        <w:t xml:space="preserve">Vedtrappmossa (NT) </w:t>
+      </w:r>
+      <w:r>
+        <w:t xml:space="preserve">växer på död ved, främst i gammal granskog. Den förekommer knappast alls i fjällnära barrskogar utan finns i skogslandskapet nedom fjällen och framför allt i landets södra delar är den en mycket bra signalart för barrnaturskog med höga naturvärden. Skogsavverkning och brist på grov död ved i skogen är de allvarligaste hoten och den överlever inte kalhyggesbruk. Lokaler med sluten granskog, tillräckligt stora för att säkerställa ett kontinuerligt tillskott på grova lågor, bör undantas från storskaligt skogsbruk. Vedtrappmossa är typisk art för </w:t>
+      </w:r>
+      <w:r>
+        <w:rPr>
+          <w:i/>
+        </w:rPr>
+        <w:t>9010 Taiga</w:t>
+      </w:r>
+      <w:r>
+        <w:t xml:space="preserve"> (SLU Artdatabanken, 2024).</w:t>
+      </w:r>
+    </w:p>
+    <w:p>
+      <w:r>
+        <w:rPr>
+          <w:b/>
+        </w:rPr>
+        <w:t>Flagellkvastmossa</w:t>
+      </w:r>
+      <w:r>
+        <w:t xml:space="preserve"> förekommer framför allt i tallsumpskog, men finns även i relativt torra gran- och tallskogar. Den signalerar överallt skogsmiljöer med höga naturvärden och indikerar biotoper med rik och kontinuerlig förekomst av död ved i olika nedbrytningsstadier eller barlagd torvjord. Flagellkvastmossa är typisk art för </w:t>
+      </w:r>
+      <w:r>
+        <w:rPr>
+          <w:i/>
+        </w:rPr>
+        <w:t xml:space="preserve">9010 Taiga </w:t>
+      </w:r>
+      <w:r>
+        <w:t>och</w:t>
+      </w:r>
+      <w:r>
+        <w:rPr>
+          <w:i/>
+        </w:rPr>
+        <w:t xml:space="preserve"> 9740 Skogsbevuxen myr </w:t>
+      </w:r>
+      <w:r>
+        <w:t>(SLU Artdatabanken, 2024; Nitare &amp; Skogsstyrelsen, 2019).</w:t>
+      </w:r>
+    </w:p>
+    <w:p>
+      <w:r>
+        <w:rPr>
+          <w:b/>
+        </w:rPr>
+        <w:t>Gulnål</w:t>
+      </w:r>
+      <w:r>
+        <w:t xml:space="preserve"> växer mest på murknande lövträdsved och barrträdsved och förekommer i skuggiga miljöer med hög luftfuktighet. I södra Sverige är den en relativt bra signal på biotoper med höga naturvärden och följs ofta av sällsynta arter. Gulnål är typisk art för </w:t>
+      </w:r>
+      <w:r>
+        <w:rPr>
+          <w:i/>
+        </w:rPr>
+        <w:t>9110 Näringsfattig bokskog</w:t>
+      </w:r>
+      <w:r>
+        <w:t xml:space="preserve"> och</w:t>
+      </w:r>
+      <w:r>
+        <w:rPr>
+          <w:i/>
+        </w:rPr>
+        <w:t xml:space="preserve"> 9130 Näringsrik bokskog </w:t>
+      </w:r>
+      <w:r>
+        <w:t>(Nitare &amp; Skogsstyrelsen, 2019; SLU Artdatabanken, 2025).</w:t>
+      </w:r>
+    </w:p>
+    <w:p>
+      <w:r>
+        <w:rPr>
+          <w:b/>
+        </w:rPr>
+        <w:t>Gulpudrad spiklav</w:t>
+      </w:r>
+      <w:r>
+        <w:t xml:space="preserve"> är en av de viktigaste karaktärsarterna för gamla grova ekar. Den har högt signalvärde och visar på jätteekar som ofta har en rik flora av andra sällsynta lavar. Förekomster på andra substrat än ek visar också på skyddsvärda trädbestånd. Gulpudrad spiklav är typisk art för </w:t>
+      </w:r>
+      <w:r>
+        <w:rPr>
+          <w:i/>
+        </w:rPr>
+        <w:t>9070 Trädklädd betesmark</w:t>
+      </w:r>
+      <w:r>
+        <w:t xml:space="preserve"> och </w:t>
+      </w:r>
+      <w:r>
+        <w:rPr>
+          <w:i/>
+        </w:rPr>
+        <w:t>9160 Näringsrik ekskog</w:t>
+      </w:r>
+      <w:r>
+        <w:t xml:space="preserve"> (Nitare &amp; Skogsstyrelsen, 2019; SLU Artdatabanken, 2025).</w:t>
+      </w:r>
+    </w:p>
+    <w:p>
+      <w:r>
+        <w:rPr>
+          <w:b/>
+        </w:rPr>
+        <w:t xml:space="preserve">Platt fjädermossa </w:t>
+      </w:r>
+      <w:r>
+        <w:t>växer på såväl trädstammar (särskilt bok och andra ädla lövträd) som klippor (helst basiska bergarter). Norrut förekommer den endast på basiska klippor. Rika förekomster och fynd med sporkapslar indikerar höga naturvärden och en artrik mossbiotop.</w:t>
+      </w:r>
+      <w:r>
+        <w:rPr>
+          <w:b/>
+        </w:rPr>
+        <w:t xml:space="preserve"> </w:t>
+      </w:r>
+      <w:r>
+        <w:t xml:space="preserve">Platt fjädermossa är typisk art för </w:t>
+      </w:r>
+      <w:r>
+        <w:rPr>
+          <w:i/>
+        </w:rPr>
+        <w:t>9010 Taiga,</w:t>
+      </w:r>
+      <w:r>
+        <w:t xml:space="preserve"> </w:t>
+      </w:r>
+      <w:r>
+        <w:rPr>
+          <w:i/>
+        </w:rPr>
+        <w:t>9020 Nordlig ädellövskog, 9110 Näringsfattig bokskog, 9130 Näringsrik bokskog, 9160 Näringsrik ekskog, 9180 Ädellövskog i branter</w:t>
+      </w:r>
+      <w:r>
+        <w:t xml:space="preserve"> och</w:t>
+      </w:r>
+      <w:r>
+        <w:rPr>
+          <w:i/>
+        </w:rPr>
+        <w:t xml:space="preserve"> 9190 Näringsfattig ekskog </w:t>
+      </w:r>
+      <w:r>
+        <w:t>(Nitare &amp; Skogsstyrelsen, 2019; SLU Artdatabanken, 2025).</w:t>
+      </w:r>
+    </w:p>
+    <w:p>
+      <w:r>
+        <w:rPr>
+          <w:b/>
+        </w:rPr>
+        <w:t xml:space="preserve">Rostfläck </w:t>
+      </w:r>
+      <w:r>
+        <w:t xml:space="preserve">signalerar framför allt höga naturvärden i östra Sverige samt norr om den naturliga norrlandsgränsen. Arten indikerar här skogsmiljöer som under lång tid haft ett konstant fuktigt mikroklimat. Rika förekomster i Norrland visar sannolikt på bestånd med långvarig kontinuitet av gamla träd. När laven påträffas i alkärr signalerar den höga naturvärden inom hela sitt utbredningsområde. Rostfläck är typisk art för </w:t>
+      </w:r>
+      <w:r>
+        <w:rPr>
+          <w:i/>
+        </w:rPr>
+        <w:t xml:space="preserve">9190 Näringsfattig ekskog </w:t>
+      </w:r>
+      <w:r>
+        <w:t>(Nitare &amp; Skogsstyrelsen, 2019; SLU Artdatabanken, 2025).</w:t>
+      </w:r>
+    </w:p>
+    <w:p>
+      <w:r>
+        <w:rPr>
+          <w:b/>
+        </w:rPr>
+        <w:t>Sotlav</w:t>
+      </w:r>
+      <w:r>
+        <w:t xml:space="preserve"> är överallt en mycket bra signalart och visar alltid på skogsmiljöer med höga naturvärden. Den indikerar långvarig förekomst av gamla eller döda träd. På lavens växtlokaler finns vanligen många andra ovanliga arter. Sotlav är typisk art för </w:t>
+      </w:r>
+      <w:r>
+        <w:rPr>
+          <w:i/>
+        </w:rPr>
+        <w:t xml:space="preserve">9010 Taiga </w:t>
+      </w:r>
+      <w:r>
+        <w:t>och</w:t>
+      </w:r>
+      <w:r>
+        <w:rPr>
+          <w:i/>
+        </w:rPr>
+        <w:t xml:space="preserve"> 9070 Trädklädd betesmark</w:t>
+      </w:r>
+      <w:r>
+        <w:t xml:space="preserve"> (Nitare &amp; Skogsstyrelsen, 2019; SLU Artdatabanken, 2025).</w:t>
       </w:r>
     </w:p>
     <w:p>
@@ -144,408 +525,6 @@
       </w:r>
       <w:r>
         <w:t xml:space="preserve"> (SLU Artdatabanken, 2025).</w:t>
-      </w:r>
-    </w:p>
-    <w:p>
-      <w:pPr>
-        <w:pStyle w:val="Heading2"/>
-      </w:pPr>
-      <w:r>
-        <w:t>Övriga naturvårdsarter</w:t>
-      </w:r>
-    </w:p>
-    <w:p>
-      <w:r>
-        <w:rPr>
-          <w:b/>
-        </w:rPr>
-        <w:t>Brunpudrad nållav (NT)</w:t>
-      </w:r>
-      <w:r>
-        <w:t xml:space="preserve"> är beroende av hög, jämn luftfuktighet och kan påträffas i fuktiga skogar av naturskogskaraktär, ofta i sumpgranskog eller andra sumpskogar. Arten är placerad högst upp i Skogsstyrelsens värdepyramid för bedömning av skog med höga naturvärden och förekomster bör undantas från skogsbruksåtgärder. Brunpudrad nållav är typisk art för </w:t>
-      </w:r>
-      <w:r>
-        <w:rPr>
-          <w:i/>
-        </w:rPr>
-        <w:t>9010 Taiga</w:t>
-      </w:r>
-      <w:r>
-        <w:t xml:space="preserve"> (SLU Artdatabanken, 2024; Nitare &amp; Skogsstyrelsen, 2019).</w:t>
-      </w:r>
-    </w:p>
-    <w:p>
-      <w:r>
-        <w:rPr>
-          <w:b/>
-        </w:rPr>
-        <w:t>Dvärgbägarlav (NT)</w:t>
-      </w:r>
-      <w:r>
-        <w:t xml:space="preserve"> förekommer över hela Sverige på gammal hård ved, huvudsakligen på tall men i södra Sverige även på ek. Veden utgörs framförallt av grova stubbar, lågor och grenar. Substratet har blivit sällsyntare och nybildning av substrat sker bara i begränsad omfattning. Arten hotas av att grova lågor blir allt sällsyntare i dagens kulturskogar samt att nybildningen av lämpliga substrat går mycket långsamt. En riklig tillgång på gamla tall- eller eklågor måste säkerställas på artens lokaler. Dvärgbägarlav är typisk art för </w:t>
-      </w:r>
-      <w:r>
-        <w:rPr>
-          <w:i/>
-        </w:rPr>
-        <w:t>9010 Taiga</w:t>
-      </w:r>
-      <w:r>
-        <w:t xml:space="preserve"> (SLU Artdatabanken, 2024; Nitare &amp; Skogsstyrelsen, 2019).</w:t>
-      </w:r>
-    </w:p>
-    <w:p>
-      <w:r>
-        <w:rPr>
-          <w:b/>
-        </w:rPr>
-        <w:t>Ekpricklav (VU)</w:t>
-      </w:r>
-      <w:r>
-        <w:t xml:space="preserve"> växer främst på mycket gamla ekar med grov sprickbark i skogsmiljöer med hög och jämn luftfuktighet. Arten förekommer inte i öppna ekhagar. Denna typ av ekar är sällsynta och nyskapas i mycket begränsad omfattning. Lämpliga biotoper måste bevaras och ett tillräckligt antal unga träd måste tillåtas bli mycket gamla för att på lång sikt ersätta de nuvarande gammelträden. På ekpricklav kan den mycket sällsynta svartspiken </w:t>
-      </w:r>
-      <w:r>
-        <w:rPr>
-          <w:i/>
-        </w:rPr>
-        <w:t>Chaenothecopsis retinens</w:t>
-      </w:r>
-      <w:r>
-        <w:t xml:space="preserve"> (DD) påträffas (SLU Artdatabanken, 2026).</w:t>
-      </w:r>
-    </w:p>
-    <w:p>
-      <w:r>
-        <w:rPr>
-          <w:b/>
-        </w:rPr>
-        <w:t>Flagellkvastmossa</w:t>
-      </w:r>
-      <w:r>
-        <w:t xml:space="preserve"> förekommer framför allt i tallsumpskog, men finns även i relativt torra gran- och tallskogar. Den signalerar överallt skogsmiljöer med höga naturvärden och indikerar biotoper med rik och kontinuerlig förekomst av död ved i olika nedbrytningsstadier eller barlagd torvjord. Flagellkvastmossa är typisk art för </w:t>
-      </w:r>
-      <w:r>
-        <w:rPr>
-          <w:i/>
-        </w:rPr>
-        <w:t xml:space="preserve">9010 Taiga </w:t>
-      </w:r>
-      <w:r>
-        <w:t>och</w:t>
-      </w:r>
-      <w:r>
-        <w:rPr>
-          <w:i/>
-        </w:rPr>
-        <w:t xml:space="preserve"> 9740 Skogsbevuxen myr </w:t>
-      </w:r>
-      <w:r>
-        <w:t>(SLU Artdatabanken, 2024; Nitare &amp; Skogsstyrelsen, 2019).</w:t>
-      </w:r>
-    </w:p>
-    <w:p>
-      <w:r>
-        <w:rPr>
-          <w:b/>
-        </w:rPr>
-        <w:t>Gulnål</w:t>
-      </w:r>
-      <w:r>
-        <w:t xml:space="preserve"> växer mest på murknande lövträdsved och barrträdsved och förekommer i skuggiga miljöer med hög luftfuktighet. I södra Sverige är den en relativt bra signal på biotoper med höga naturvärden och följs ofta av sällsynta arter. Gulnål är typisk art för </w:t>
-      </w:r>
-      <w:r>
-        <w:rPr>
-          <w:i/>
-        </w:rPr>
-        <w:t>9110 Näringsfattig bokskog</w:t>
-      </w:r>
-      <w:r>
-        <w:t xml:space="preserve"> och</w:t>
-      </w:r>
-      <w:r>
-        <w:rPr>
-          <w:i/>
-        </w:rPr>
-        <w:t xml:space="preserve"> 9130 Näringsrik bokskog </w:t>
-      </w:r>
-      <w:r>
-        <w:t>(Nitare &amp; Skogsstyrelsen, 2019; SLU Artdatabanken, 2025).</w:t>
-      </w:r>
-    </w:p>
-    <w:p>
-      <w:r>
-        <w:rPr>
-          <w:b/>
-        </w:rPr>
-        <w:t>Gulpudrad spiklav</w:t>
-      </w:r>
-      <w:r>
-        <w:t xml:space="preserve"> är en av de viktigaste karaktärsarterna för gamla grova ekar. Den har högt signalvärde och visar på jätteekar som ofta har en rik flora av andra sällsynta lavar. Förekomster på andra substrat än ek visar också på skyddsvärda trädbestånd. Gulpudrad spiklav är typisk art för </w:t>
-      </w:r>
-      <w:r>
-        <w:rPr>
-          <w:i/>
-        </w:rPr>
-        <w:t>9070 Trädklädd betesmark</w:t>
-      </w:r>
-      <w:r>
-        <w:t xml:space="preserve"> och </w:t>
-      </w:r>
-      <w:r>
-        <w:rPr>
-          <w:i/>
-        </w:rPr>
-        <w:t>9160 Näringsrik ekskog</w:t>
-      </w:r>
-      <w:r>
-        <w:t xml:space="preserve"> (Nitare &amp; Skogsstyrelsen, 2019; SLU Artdatabanken, 2025).</w:t>
-      </w:r>
-    </w:p>
-    <w:p>
-      <w:r>
-        <w:rPr>
-          <w:b/>
-        </w:rPr>
-        <w:t xml:space="preserve">Motaggsvamp (NT) </w:t>
-      </w:r>
-      <w:r>
-        <w:t xml:space="preserve">bildar mykorrhiza med tall i tallskog och hittas huvudsakligen i äldre, glesare skogsbestånd och hällmarksimpediment. Arten hotas främst av skogsavverkning och tycks försvinna efter slutavverkning, markberedning och plantering. Motaggsvamp är typisk art för </w:t>
-      </w:r>
-      <w:r>
-        <w:rPr>
-          <w:i/>
-        </w:rPr>
-        <w:t>9010 Taiga</w:t>
-      </w:r>
-      <w:r>
-        <w:t xml:space="preserve"> (SLU Artdatabanken, 2024).</w:t>
-      </w:r>
-    </w:p>
-    <w:p>
-      <w:r>
-        <w:rPr>
-          <w:b/>
-        </w:rPr>
-        <w:t>Oxtungssvamp (NT)</w:t>
-      </w:r>
-      <w:r>
-        <w:t xml:space="preserve"> växer nästan uteslutande på flerhundraåriga jätteekar i kulturlandskapet, till exempel i ekhagar och vid vägkanter, men kan även leva kvar på dess träd i mer slutna bestånd. Arten hotas av avverkning av värdträd och passande värdträd runt fyndplatserna samt av att olikåldriga bestånd med grov ek i hagmarks- och skogsmiljö avverkas (SLU Artdatabanken, 2024; Nitare &amp; Skogsstyrelsen, 2019).</w:t>
-      </w:r>
-    </w:p>
-    <w:p>
-      <w:r>
-        <w:rPr>
-          <w:b/>
-        </w:rPr>
-        <w:t xml:space="preserve">Parknål (NT) </w:t>
-      </w:r>
-      <w:r>
-        <w:t>växer söder om Dalälven på gamla ädellövträd och i norra Sverige på mycket gamla sälgar i skogar med hög och jämn luftfuktighet. Ofta förekommer den tillsammans med andra rödlistade knappnålslavar. Lämpliga träd nyskapas i begränsad omfattning. Spara grova träd, restaurera hag- och slåttermarker och öppna runt grova ekar som nu är kraftigt beskuggade. Förekomsterna i norra Sverige måste skyddas (SLU Artdatabanken, 2025).</w:t>
-      </w:r>
-    </w:p>
-    <w:p>
-      <w:r>
-        <w:rPr>
-          <w:b/>
-        </w:rPr>
-        <w:t xml:space="preserve">Platt fjädermossa </w:t>
-      </w:r>
-      <w:r>
-        <w:t>växer på såväl trädstammar (särskilt bok och andra ädla lövträd) som klippor (helst basiska bergarter). Norrut förekommer den endast på basiska klippor. Rika förekomster och fynd med sporkapslar indikerar höga naturvärden och en artrik mossbiotop.</w:t>
-      </w:r>
-      <w:r>
-        <w:rPr>
-          <w:b/>
-        </w:rPr>
-        <w:t xml:space="preserve"> </w:t>
-      </w:r>
-      <w:r>
-        <w:t xml:space="preserve">Platt fjädermossa är typisk art för </w:t>
-      </w:r>
-      <w:r>
-        <w:rPr>
-          <w:i/>
-        </w:rPr>
-        <w:t>9010 Taiga,</w:t>
-      </w:r>
-      <w:r>
-        <w:t xml:space="preserve"> </w:t>
-      </w:r>
-      <w:r>
-        <w:rPr>
-          <w:i/>
-        </w:rPr>
-        <w:t>9020 Nordlig ädellövskog, 9110 Näringsfattig bokskog, 9130 Näringsrik bokskog, 9160 Näringsrik ekskog, 9180 Ädellövskog i branter</w:t>
-      </w:r>
-      <w:r>
-        <w:t xml:space="preserve"> och</w:t>
-      </w:r>
-      <w:r>
-        <w:rPr>
-          <w:i/>
-        </w:rPr>
-        <w:t xml:space="preserve"> 9190 Näringsfattig ekskog </w:t>
-      </w:r>
-      <w:r>
-        <w:t>(Nitare &amp; Skogsstyrelsen, 2019; SLU Artdatabanken, 2025).</w:t>
-      </w:r>
-    </w:p>
-    <w:p>
-      <w:r>
-        <w:rPr>
-          <w:b/>
-        </w:rPr>
-        <w:t xml:space="preserve">Rostfläck </w:t>
-      </w:r>
-      <w:r>
-        <w:t xml:space="preserve">signalerar framför allt höga naturvärden i östra Sverige samt norr om den naturliga norrlandsgränsen. Arten indikerar här skogsmiljöer som under lång tid haft ett konstant fuktigt mikroklimat. Rika förekomster i Norrland visar sannolikt på bestånd med långvarig kontinuitet av gamla träd. När laven påträffas i alkärr signalerar den höga naturvärden inom hela sitt utbredningsområde. Rostfläck är typisk art för </w:t>
-      </w:r>
-      <w:r>
-        <w:rPr>
-          <w:i/>
-        </w:rPr>
-        <w:t xml:space="preserve">9190 Näringsfattig ekskog </w:t>
-      </w:r>
-      <w:r>
-        <w:t>(Nitare &amp; Skogsstyrelsen, 2019; SLU Artdatabanken, 2025).</w:t>
-      </w:r>
-    </w:p>
-    <w:p>
-      <w:r>
-        <w:rPr>
-          <w:b/>
-        </w:rPr>
-        <w:t>Rödbrun blekspik (NT)</w:t>
-      </w:r>
-      <w:r>
-        <w:t xml:space="preserve"> växer i norra Sverige på bark och ved av björk och gran i skogar med hög och jämn luftfuktighet. I södra Sverige växer den främst på ek i öppna åldriga lövskogar. I norra delen av sitt utbredningsområde hotas arten av slutavverkningar av gamla granskogar. I den södra delen av landet hotas den genom de åldriga lövskogarnas tillbakagång och särskilt ekhagarnas igenväxning och genom plantering av sådan mark med barrskog. Rödbrun blekspik är typisk art för </w:t>
-      </w:r>
-      <w:r>
-        <w:rPr>
-          <w:i/>
-        </w:rPr>
-        <w:t xml:space="preserve">9010 Taiga, 9020 Nordlig ädellövskog, 9070 Trädklädd betesmark, 9160 Näringsrik ekskog </w:t>
-      </w:r>
-      <w:r>
-        <w:t xml:space="preserve">och </w:t>
-      </w:r>
-      <w:r>
-        <w:rPr>
-          <w:i/>
-        </w:rPr>
-        <w:t>9180 Ädellövskog i branter</w:t>
-      </w:r>
-      <w:r>
-        <w:t xml:space="preserve"> och signalerar alltid höga naturvärden (SLU Artdatabanken, 2024; Nitare &amp; Skogsstyrelsen, 2019).</w:t>
-      </w:r>
-    </w:p>
-    <w:p>
-      <w:r>
-        <w:rPr>
-          <w:b/>
-        </w:rPr>
-        <w:t xml:space="preserve">Skeppsvarvsfluga (NT) </w:t>
-      </w:r>
-      <w:r>
-        <w:t>är en skalbagge vars larvutveckling sker i solexponerad hård ved av stående döda eller levande lövträd, i norra Europa endast ek, i Central- och Sydeuropa även bok och kastanj. Fullbildade skalbaggar påträffas under högsommaren, ofta flygande runt lämpliga värdträd varma eftermiddagar. Arten påverkas negativt av brist på död ved och en minskning av populationen pågår eller förväntas ske. Minskningen avser kvalitén på artens habitat (SLU Artdatabanken, 2025).</w:t>
-      </w:r>
-    </w:p>
-    <w:p>
-      <w:r>
-        <w:rPr>
-          <w:b/>
-        </w:rPr>
-        <w:t>Sotlav</w:t>
-      </w:r>
-      <w:r>
-        <w:t xml:space="preserve"> är överallt en mycket bra signalart och visar alltid på skogsmiljöer med höga naturvärden. Den indikerar långvarig förekomst av gamla eller döda träd. På lavens växtlokaler finns vanligen många andra ovanliga arter. Sotlav är typisk art för </w:t>
-      </w:r>
-      <w:r>
-        <w:rPr>
-          <w:i/>
-        </w:rPr>
-        <w:t xml:space="preserve">9010 Taiga </w:t>
-      </w:r>
-      <w:r>
-        <w:t>och</w:t>
-      </w:r>
-      <w:r>
-        <w:rPr>
-          <w:i/>
-        </w:rPr>
-        <w:t xml:space="preserve"> 9070 Trädklädd betesmark</w:t>
-      </w:r>
-      <w:r>
-        <w:t xml:space="preserve"> (Nitare &amp; Skogsstyrelsen, 2019; SLU Artdatabanken, 2025).</w:t>
-      </w:r>
-    </w:p>
-    <w:p>
-      <w:r>
-        <w:rPr>
-          <w:b/>
-        </w:rPr>
-        <w:t xml:space="preserve">Tallticka (NT) </w:t>
-      </w:r>
-      <w:r>
-        <w:t xml:space="preserve">uppträder först på tallar som är 100–150 år gamla men är vanligast på träd som är runt 150–200 år eller äldre. I skogslandskapet är den främst knuten till tallnaturskogar och restbiotoper med biologiskt gamla träd och signalerar vanligtvis skyddsvärda tallbestånd med höga naturvärden. Tallticka är typisk art för </w:t>
-      </w:r>
-      <w:r>
-        <w:rPr>
-          <w:i/>
-        </w:rPr>
-        <w:t xml:space="preserve">9010 Taiga </w:t>
-      </w:r>
-      <w:r>
-        <w:t xml:space="preserve">och </w:t>
-      </w:r>
-      <w:r>
-        <w:rPr>
-          <w:i/>
-        </w:rPr>
-        <w:t>9060 Åsbarrskog</w:t>
-      </w:r>
-      <w:r>
-        <w:t xml:space="preserve"> (SLU Artdatabanken, 2023; Nitare &amp; Skogsstyrelsen, 2019).</w:t>
-      </w:r>
-    </w:p>
-    <w:p>
-      <w:r>
-        <w:rPr>
-          <w:b/>
-        </w:rPr>
-        <w:t>Vedskivlav (NT)</w:t>
-      </w:r>
-      <w:r>
-        <w:t xml:space="preserve"> växer på gammal, torr, exponerad, hård kärnved av framförallt tall i naturskogsartade bestånd. Avverkning av tallskog av naturskogskaraktär med spår av återkommande bränder är ett hot. Mängden lämplig ved att växa på för vedskivlav minskar, dels på grund av naturlig nedbrytning men framförallt på grund av att de förstörs i samband med slutavverkningar, gallringar och markberedning. Tall- och blandbarrskogar av naturskogskaraktär med spår av återkommande bränder bör skyddas. Vedskivlav är typisk art för </w:t>
-      </w:r>
-      <w:r>
-        <w:rPr>
-          <w:i/>
-        </w:rPr>
-        <w:t>9010 Taiga</w:t>
-      </w:r>
-      <w:r>
-        <w:t xml:space="preserve"> (SLU Artdatabanken, 2024).</w:t>
-      </w:r>
-    </w:p>
-    <w:p>
-      <w:r>
-        <w:rPr>
-          <w:b/>
-        </w:rPr>
-        <w:t xml:space="preserve">Vedtrappmossa (NT) </w:t>
-      </w:r>
-      <w:r>
-        <w:t xml:space="preserve">växer på död ved, främst i gammal granskog. Den förekommer knappast alls i fjällnära barrskogar utan finns i skogslandskapet nedom fjällen och framför allt i landets södra delar är den en mycket bra signalart för barrnaturskog med höga naturvärden. Skogsavverkning och brist på grov död ved i skogen är de allvarligaste hoten och den överlever inte kalhyggesbruk. Lokaler med sluten granskog, tillräckligt stora för att säkerställa ett kontinuerligt tillskott på grova lågor, bör undantas från storskaligt skogsbruk. Vedtrappmossa är typisk art för </w:t>
-      </w:r>
-      <w:r>
-        <w:rPr>
-          <w:i/>
-        </w:rPr>
-        <w:t>9010 Taiga</w:t>
-      </w:r>
-      <w:r>
-        <w:t xml:space="preserve"> (SLU Artdatabanken, 2024).</w:t>
       </w:r>
     </w:p>
     <w:p>
@@ -996,7 +975,7 @@
     <w:r>
       <w:tab/>
       <w:tab/>
-      <w:t>2026-06-20</w:t>
+      <w:t>2026-06-21</w:t>
       <w:br/>
       <w:br/>
     </w:r>

--- a/tillsyn/A 10943-2026 tillsynsbegäran.docx
+++ b/tillsyn/A 10943-2026 tillsynsbegäran.docx
@@ -975,7 +975,7 @@
     <w:r>
       <w:tab/>
       <w:tab/>
-      <w:t>2026-06-21</w:t>
+      <w:t>2026-06-22</w:t>
       <w:br/>
       <w:br/>
     </w:r>

--- a/tillsyn/A 10943-2026 tillsynsbegäran.docx
+++ b/tillsyn/A 10943-2026 tillsynsbegäran.docx
@@ -975,7 +975,7 @@
     <w:r>
       <w:tab/>
       <w:tab/>
-      <w:t>2026-06-22</w:t>
+      <w:t>2026-06-23</w:t>
       <w:br/>
       <w:br/>
     </w:r>

--- a/tillsyn/A 10943-2026 tillsynsbegäran.docx
+++ b/tillsyn/A 10943-2026 tillsynsbegäran.docx
@@ -975,7 +975,7 @@
     <w:r>
       <w:tab/>
       <w:tab/>
-      <w:t>2026-06-23</w:t>
+      <w:t>2026-06-24</w:t>
       <w:br/>
       <w:br/>
     </w:r>

--- a/tillsyn/A 10943-2026 tillsynsbegäran.docx
+++ b/tillsyn/A 10943-2026 tillsynsbegäran.docx
@@ -975,7 +975,7 @@
     <w:r>
       <w:tab/>
       <w:tab/>
-      <w:t>2026-06-24</w:t>
+      <w:t>2026-06-25</w:t>
       <w:br/>
       <w:br/>
     </w:r>

--- a/tillsyn/A 10943-2026 tillsynsbegäran.docx
+++ b/tillsyn/A 10943-2026 tillsynsbegäran.docx
@@ -975,7 +975,7 @@
     <w:r>
       <w:tab/>
       <w:tab/>
-      <w:t>2026-06-25</w:t>
+      <w:t>2026-06-26</w:t>
       <w:br/>
       <w:br/>
     </w:r>

--- a/tillsyn/A 10943-2026 tillsynsbegäran.docx
+++ b/tillsyn/A 10943-2026 tillsynsbegäran.docx
@@ -975,7 +975,7 @@
     <w:r>
       <w:tab/>
       <w:tab/>
-      <w:t>2026-06-26</w:t>
+      <w:t>2026-06-27</w:t>
       <w:br/>
       <w:br/>
     </w:r>

--- a/tillsyn/A 10943-2026 tillsynsbegäran.docx
+++ b/tillsyn/A 10943-2026 tillsynsbegäran.docx
@@ -975,7 +975,7 @@
     <w:r>
       <w:tab/>
       <w:tab/>
-      <w:t>2026-06-27</w:t>
+      <w:t>2026-06-28</w:t>
       <w:br/>
       <w:br/>
     </w:r>

--- a/tillsyn/A 10943-2026 tillsynsbegäran.docx
+++ b/tillsyn/A 10943-2026 tillsynsbegäran.docx
@@ -975,7 +975,7 @@
     <w:r>
       <w:tab/>
       <w:tab/>
-      <w:t>2026-06-28</w:t>
+      <w:t>2026-06-29</w:t>
       <w:br/>
       <w:br/>
     </w:r>

--- a/tillsyn/A 10943-2026 tillsynsbegäran.docx
+++ b/tillsyn/A 10943-2026 tillsynsbegäran.docx
@@ -975,7 +975,7 @@
     <w:r>
       <w:tab/>
       <w:tab/>
-      <w:t>2026-06-29</w:t>
+      <w:t>2026-06-30</w:t>
       <w:br/>
       <w:br/>
     </w:r>

--- a/tillsyn/A 10943-2026 tillsynsbegäran.docx
+++ b/tillsyn/A 10943-2026 tillsynsbegäran.docx
@@ -975,7 +975,7 @@
     <w:r>
       <w:tab/>
       <w:tab/>
-      <w:t>2026-06-30</w:t>
+      <w:t>2026-07-01</w:t>
       <w:br/>
       <w:br/>
     </w:r>

--- a/tillsyn/A 10943-2026 tillsynsbegäran.docx
+++ b/tillsyn/A 10943-2026 tillsynsbegäran.docx
@@ -975,7 +975,7 @@
     <w:r>
       <w:tab/>
       <w:tab/>
-      <w:t>2026-07-01</w:t>
+      <w:t>2026-07-02</w:t>
       <w:br/>
       <w:br/>
     </w:r>

--- a/tillsyn/A 10943-2026 tillsynsbegäran.docx
+++ b/tillsyn/A 10943-2026 tillsynsbegäran.docx
@@ -975,7 +975,7 @@
     <w:r>
       <w:tab/>
       <w:tab/>
-      <w:t>2026-07-13</w:t>
+      <w:t>2026-07-14</w:t>
       <w:br/>
       <w:br/>
     </w:r>

--- a/tillsyn/A 10943-2026 tillsynsbegäran.docx
+++ b/tillsyn/A 10943-2026 tillsynsbegäran.docx
@@ -975,7 +975,7 @@
     <w:r>
       <w:tab/>
       <w:tab/>
-      <w:t>2026-07-14</w:t>
+      <w:t>2026-07-15</w:t>
       <w:br/>
       <w:br/>
     </w:r>

--- a/tillsyn/A 10943-2026 tillsynsbegäran.docx
+++ b/tillsyn/A 10943-2026 tillsynsbegäran.docx
@@ -975,7 +975,7 @@
     <w:r>
       <w:tab/>
       <w:tab/>
-      <w:t>2026-07-15</w:t>
+      <w:t>2026-07-16</w:t>
       <w:br/>
       <w:br/>
     </w:r>

--- a/tillsyn/A 10943-2026 tillsynsbegäran.docx
+++ b/tillsyn/A 10943-2026 tillsynsbegäran.docx
@@ -975,7 +975,7 @@
     <w:r>
       <w:tab/>
       <w:tab/>
-      <w:t>2026-07-16</w:t>
+      <w:t>2026-07-17</w:t>
       <w:br/>
       <w:br/>
     </w:r>

--- a/tillsyn/A 10943-2026 tillsynsbegäran.docx
+++ b/tillsyn/A 10943-2026 tillsynsbegäran.docx
@@ -975,7 +975,7 @@
     <w:r>
       <w:tab/>
       <w:tab/>
-      <w:t>2026-07-17</w:t>
+      <w:t>2026-07-18</w:t>
       <w:br/>
       <w:br/>
     </w:r>

--- a/tillsyn/A 10943-2026 tillsynsbegäran.docx
+++ b/tillsyn/A 10943-2026 tillsynsbegäran.docx
@@ -975,7 +975,7 @@
     <w:r>
       <w:tab/>
       <w:tab/>
-      <w:t>2026-07-18</w:t>
+      <w:t>2026-07-19</w:t>
       <w:br/>
       <w:br/>
     </w:r>

--- a/tillsyn/A 10943-2026 tillsynsbegäran.docx
+++ b/tillsyn/A 10943-2026 tillsynsbegäran.docx
@@ -975,7 +975,7 @@
     <w:r>
       <w:tab/>
       <w:tab/>
-      <w:t>2026-07-19</w:t>
+      <w:t>2026-07-20</w:t>
       <w:br/>
       <w:br/>
     </w:r>

--- a/tillsyn/A 10943-2026 tillsynsbegäran.docx
+++ b/tillsyn/A 10943-2026 tillsynsbegäran.docx
@@ -975,7 +975,7 @@
     <w:r>
       <w:tab/>
       <w:tab/>
-      <w:t>2026-07-20</w:t>
+      <w:t>2026-07-21</w:t>
       <w:br/>
       <w:br/>
     </w:r>

--- a/tillsyn/A 10943-2026 tillsynsbegäran.docx
+++ b/tillsyn/A 10943-2026 tillsynsbegäran.docx
@@ -975,7 +975,7 @@
     <w:r>
       <w:tab/>
       <w:tab/>
-      <w:t>2026-07-21</w:t>
+      <w:t>2026-07-22</w:t>
       <w:br/>
       <w:br/>
     </w:r>

--- a/tillsyn/A 10943-2026 tillsynsbegäran.docx
+++ b/tillsyn/A 10943-2026 tillsynsbegäran.docx
@@ -975,7 +975,7 @@
     <w:r>
       <w:tab/>
       <w:tab/>
-      <w:t>2026-07-22</w:t>
+      <w:t>2026-07-23</w:t>
       <w:br/>
       <w:br/>
     </w:r>

--- a/tillsyn/A 10943-2026 tillsynsbegäran.docx
+++ b/tillsyn/A 10943-2026 tillsynsbegäran.docx
@@ -975,7 +975,7 @@
     <w:r>
       <w:tab/>
       <w:tab/>
-      <w:t>2026-07-23</w:t>
+      <w:t>2026-07-24</w:t>
       <w:br/>
       <w:br/>
     </w:r>

--- a/tillsyn/A 10943-2026 tillsynsbegäran.docx
+++ b/tillsyn/A 10943-2026 tillsynsbegäran.docx
@@ -975,7 +975,7 @@
     <w:r>
       <w:tab/>
       <w:tab/>
-      <w:t>2026-07-24</w:t>
+      <w:t>2026-07-25</w:t>
       <w:br/>
       <w:br/>
     </w:r>

--- a/tillsyn/A 10943-2026 tillsynsbegäran.docx
+++ b/tillsyn/A 10943-2026 tillsynsbegäran.docx
@@ -975,7 +975,7 @@
     <w:r>
       <w:tab/>
       <w:tab/>
-      <w:t>2026-07-25</w:t>
+      <w:t>2026-07-26</w:t>
       <w:br/>
       <w:br/>
     </w:r>

--- a/tillsyn/A 10943-2026 tillsynsbegäran.docx
+++ b/tillsyn/A 10943-2026 tillsynsbegäran.docx
@@ -975,7 +975,7 @@
     <w:r>
       <w:tab/>
       <w:tab/>
-      <w:t>2026-07-26</w:t>
+      <w:t>2026-07-27</w:t>
       <w:br/>
       <w:br/>
     </w:r>

--- a/tillsyn/A 10943-2026 tillsynsbegäran.docx
+++ b/tillsyn/A 10943-2026 tillsynsbegäran.docx
@@ -975,7 +975,7 @@
     <w:r>
       <w:tab/>
       <w:tab/>
-      <w:t>2026-07-27</w:t>
+      <w:t>2026-07-28</w:t>
       <w:br/>
       <w:br/>
     </w:r>

--- a/tillsyn/A 10943-2026 tillsynsbegäran.docx
+++ b/tillsyn/A 10943-2026 tillsynsbegäran.docx
@@ -975,7 +975,7 @@
     <w:r>
       <w:tab/>
       <w:tab/>
-      <w:t>2026-07-28</w:t>
+      <w:t>2026-07-29</w:t>
       <w:br/>
       <w:br/>
     </w:r>

--- a/tillsyn/A 10943-2026 tillsynsbegäran.docx
+++ b/tillsyn/A 10943-2026 tillsynsbegäran.docx
@@ -975,7 +975,7 @@
     <w:r>
       <w:tab/>
       <w:tab/>
-      <w:t>2026-07-29</w:t>
+      <w:t>2026-07-30</w:t>
       <w:br/>
       <w:br/>
     </w:r>

--- a/tillsyn/A 10943-2026 tillsynsbegäran.docx
+++ b/tillsyn/A 10943-2026 tillsynsbegäran.docx
@@ -975,7 +975,7 @@
     <w:r>
       <w:tab/>
       <w:tab/>
-      <w:t>2026-07-30</w:t>
+      <w:t>2026-07-31</w:t>
       <w:br/>
       <w:br/>
     </w:r>

--- a/tillsyn/A 10943-2026 tillsynsbegäran.docx
+++ b/tillsyn/A 10943-2026 tillsynsbegäran.docx
@@ -975,7 +975,7 @@
     <w:r>
       <w:tab/>
       <w:tab/>
-      <w:t>2026-07-31</w:t>
+      <w:t>2026-08-01</w:t>
       <w:br/>
       <w:br/>
     </w:r>

--- a/tillsyn/A 10943-2026 tillsynsbegäran.docx
+++ b/tillsyn/A 10943-2026 tillsynsbegäran.docx
@@ -975,7 +975,7 @@
     <w:r>
       <w:tab/>
       <w:tab/>
-      <w:t>2026-08-01</w:t>
+      <w:t>2026-08-02</w:t>
       <w:br/>
       <w:br/>
     </w:r>

--- a/tillsyn/A 10943-2026 tillsynsbegäran.docx
+++ b/tillsyn/A 10943-2026 tillsynsbegäran.docx
@@ -975,7 +975,7 @@
     <w:r>
       <w:tab/>
       <w:tab/>
-      <w:t>2026-08-02</w:t>
+      <w:t>2026-08-03</w:t>
       <w:br/>
       <w:br/>
     </w:r>

--- a/tillsyn/A 10943-2026 tillsynsbegäran.docx
+++ b/tillsyn/A 10943-2026 tillsynsbegäran.docx
@@ -975,7 +975,7 @@
     <w:r>
       <w:tab/>
       <w:tab/>
-      <w:t>2026-08-03</w:t>
+      <w:t>2026-08-05</w:t>
       <w:br/>
       <w:br/>
     </w:r>

--- a/tillsyn/A 10943-2026 tillsynsbegäran.docx
+++ b/tillsyn/A 10943-2026 tillsynsbegäran.docx
@@ -975,7 +975,7 @@
     <w:r>
       <w:tab/>
       <w:tab/>
-      <w:t>2026-08-05</w:t>
+      <w:t>2026-08-07</w:t>
       <w:br/>
       <w:br/>
     </w:r>

--- a/tillsyn/A 10943-2026 tillsynsbegäran.docx
+++ b/tillsyn/A 10943-2026 tillsynsbegäran.docx
@@ -975,7 +975,7 @@
     <w:r>
       <w:tab/>
       <w:tab/>
-      <w:t>2026-08-07</w:t>
+      <w:t>2026-08-08</w:t>
       <w:br/>
       <w:br/>
     </w:r>

--- a/tillsyn/A 10943-2026 tillsynsbegäran.docx
+++ b/tillsyn/A 10943-2026 tillsynsbegäran.docx
@@ -60,7 +60,7 @@
         <w:spacing w:after="240"/>
       </w:pPr>
       <w:r>
-        <w:t>Figur 1. Fyndplatser för naturvårdsarter i och inom 23 meter från avverkningsanmälan. Markörer utan svart kant är placerade på fyndplatsen. Markörer med svart kant är placerade vid sidan av fyndplatsen har ett svart streck som visar fyndplatsens exakta position. Kartans mittpunktskoordinat är N 6556225, E 636402 i SWEREF 99 TM.</w:t>
+        <w:t>Figur 1. Fyndplatser för naturvårdsarter i och inom 23 meter från avverkningsanmälan. Markörer utan svart kant är placerade på fyndplatsen. Markörer med svart kant är placerade vid sidan av fyndplatsen och har ett svart streck som visar fyndplatsens exakta position. Kartans mittpunktskoordinat är N 6556225, E 636402 i SWEREF 99 TM.</w:t>
       </w:r>
     </w:p>
     <w:p>
@@ -975,7 +975,7 @@
     <w:r>
       <w:tab/>
       <w:tab/>
-      <w:t>2026-08-14</w:t>
+      <w:t>2026-08-15</w:t>
       <w:br/>
       <w:br/>
     </w:r>

--- a/tillsyn/A 10943-2026 tillsynsbegäran.docx
+++ b/tillsyn/A 10943-2026 tillsynsbegäran.docx
@@ -975,7 +975,7 @@
     <w:r>
       <w:tab/>
       <w:tab/>
-      <w:t>2026-08-15</w:t>
+      <w:t>2026-08-16</w:t>
       <w:br/>
       <w:br/>
     </w:r>

--- a/tillsyn/A 10943-2026 tillsynsbegäran.docx
+++ b/tillsyn/A 10943-2026 tillsynsbegäran.docx
@@ -975,7 +975,7 @@
     <w:r>
       <w:tab/>
       <w:tab/>
-      <w:t>2026-08-16</w:t>
+      <w:t>2026-08-17</w:t>
       <w:br/>
       <w:br/>
     </w:r>

--- a/tillsyn/A 10943-2026 tillsynsbegäran.docx
+++ b/tillsyn/A 10943-2026 tillsynsbegäran.docx
@@ -975,7 +975,7 @@
     <w:r>
       <w:tab/>
       <w:tab/>
-      <w:t>2026-08-17</w:t>
+      <w:t>2026-08-18</w:t>
       <w:br/>
       <w:br/>
     </w:r>

--- a/tillsyn/A 10943-2026 tillsynsbegäran.docx
+++ b/tillsyn/A 10943-2026 tillsynsbegäran.docx
@@ -975,7 +975,7 @@
     <w:r>
       <w:tab/>
       <w:tab/>
-      <w:t>2026-08-18</w:t>
+      <w:t>2026-08-19</w:t>
       <w:br/>
       <w:br/>
     </w:r>

--- a/tillsyn/A 10943-2026 tillsynsbegäran.docx
+++ b/tillsyn/A 10943-2026 tillsynsbegäran.docx
@@ -975,7 +975,7 @@
     <w:r>
       <w:tab/>
       <w:tab/>
-      <w:t>2026-08-19</w:t>
+      <w:t>2026-08-20</w:t>
       <w:br/>
       <w:br/>
     </w:r>

--- a/tillsyn/A 10943-2026 tillsynsbegäran.docx
+++ b/tillsyn/A 10943-2026 tillsynsbegäran.docx
@@ -975,7 +975,7 @@
     <w:r>
       <w:tab/>
       <w:tab/>
-      <w:t>2026-08-20</w:t>
+      <w:t>2026-08-21</w:t>
       <w:br/>
       <w:br/>
     </w:r>

--- a/tillsyn/A 10943-2026 tillsynsbegäran.docx
+++ b/tillsyn/A 10943-2026 tillsynsbegäran.docx
@@ -975,7 +975,7 @@
     <w:r>
       <w:tab/>
       <w:tab/>
-      <w:t>2026-08-21</w:t>
+      <w:t>2026-08-22</w:t>
       <w:br/>
       <w:br/>
     </w:r>

--- a/tillsyn/A 10943-2026 tillsynsbegäran.docx
+++ b/tillsyn/A 10943-2026 tillsynsbegäran.docx
@@ -975,7 +975,7 @@
     <w:r>
       <w:tab/>
       <w:tab/>
-      <w:t>2026-08-22</w:t>
+      <w:t>2026-08-23</w:t>
       <w:br/>
       <w:br/>
     </w:r>

--- a/tillsyn/A 10943-2026 tillsynsbegäran.docx
+++ b/tillsyn/A 10943-2026 tillsynsbegäran.docx
@@ -975,7 +975,7 @@
     <w:r>
       <w:tab/>
       <w:tab/>
-      <w:t>2026-08-23</w:t>
+      <w:t>2026-08-24</w:t>
       <w:br/>
       <w:br/>
     </w:r>

--- a/tillsyn/A 10943-2026 tillsynsbegäran.docx
+++ b/tillsyn/A 10943-2026 tillsynsbegäran.docx
@@ -975,7 +975,7 @@
     <w:r>
       <w:tab/>
       <w:tab/>
-      <w:t>2026-08-24</w:t>
+      <w:t>2026-08-25</w:t>
       <w:br/>
       <w:br/>
     </w:r>

--- a/tillsyn/A 10943-2026 tillsynsbegäran.docx
+++ b/tillsyn/A 10943-2026 tillsynsbegäran.docx
@@ -975,7 +975,7 @@
     <w:r>
       <w:tab/>
       <w:tab/>
-      <w:t>2026-08-25</w:t>
+      <w:t>2026-08-26</w:t>
       <w:br/>
       <w:br/>
     </w:r>

--- a/tillsyn/A 10943-2026 tillsynsbegäran.docx
+++ b/tillsyn/A 10943-2026 tillsynsbegäran.docx
@@ -975,7 +975,7 @@
     <w:r>
       <w:tab/>
       <w:tab/>
-      <w:t>2026-08-26</w:t>
+      <w:t>2026-08-27</w:t>
       <w:br/>
       <w:br/>
     </w:r>

--- a/tillsyn/A 10943-2026 tillsynsbegäran.docx
+++ b/tillsyn/A 10943-2026 tillsynsbegäran.docx
@@ -975,7 +975,7 @@
     <w:r>
       <w:tab/>
       <w:tab/>
-      <w:t>2026-08-27</w:t>
+      <w:t>2026-08-28</w:t>
       <w:br/>
       <w:br/>
     </w:r>

--- a/tillsyn/A 10943-2026 tillsynsbegäran.docx
+++ b/tillsyn/A 10943-2026 tillsynsbegäran.docx
@@ -975,7 +975,7 @@
     <w:r>
       <w:tab/>
       <w:tab/>
-      <w:t>2026-08-28</w:t>
+      <w:t>2026-08-29</w:t>
       <w:br/>
       <w:br/>
     </w:r>

--- a/tillsyn/A 10943-2026 tillsynsbegäran.docx
+++ b/tillsyn/A 10943-2026 tillsynsbegäran.docx
@@ -975,7 +975,7 @@
     <w:r>
       <w:tab/>
       <w:tab/>
-      <w:t>2026-08-29</w:t>
+      <w:t>2026-08-31</w:t>
       <w:br/>
       <w:br/>
     </w:r>

--- a/tillsyn/A 10943-2026 tillsynsbegäran.docx
+++ b/tillsyn/A 10943-2026 tillsynsbegäran.docx
@@ -975,7 +975,7 @@
     <w:r>
       <w:tab/>
       <w:tab/>
-      <w:t>2026-08-31</w:t>
+      <w:t>2026-09-01</w:t>
       <w:br/>
       <w:br/>
     </w:r>

--- a/tillsyn/A 10943-2026 tillsynsbegäran.docx
+++ b/tillsyn/A 10943-2026 tillsynsbegäran.docx
@@ -975,7 +975,7 @@
     <w:r>
       <w:tab/>
       <w:tab/>
-      <w:t>2026-09-01</w:t>
+      <w:t>2026-09-02</w:t>
       <w:br/>
       <w:br/>
     </w:r>

--- a/tillsyn/A 10943-2026 tillsynsbegäran.docx
+++ b/tillsyn/A 10943-2026 tillsynsbegäran.docx
@@ -975,7 +975,7 @@
     <w:r>
       <w:tab/>
       <w:tab/>
-      <w:t>2026-09-02</w:t>
+      <w:t>2026-09-03</w:t>
       <w:br/>
       <w:br/>
     </w:r>

--- a/tillsyn/A 10943-2026 tillsynsbegäran.docx
+++ b/tillsyn/A 10943-2026 tillsynsbegäran.docx
@@ -975,7 +975,7 @@
     <w:r>
       <w:tab/>
       <w:tab/>
-      <w:t>2026-09-03</w:t>
+      <w:t>2026-09-04</w:t>
       <w:br/>
       <w:br/>
     </w:r>

--- a/tillsyn/A 10943-2026 tillsynsbegäran.docx
+++ b/tillsyn/A 10943-2026 tillsynsbegäran.docx
@@ -975,7 +975,7 @@
     <w:r>
       <w:tab/>
       <w:tab/>
-      <w:t>2026-09-04</w:t>
+      <w:t>2026-09-05</w:t>
       <w:br/>
       <w:br/>
     </w:r>

--- a/tillsyn/A 10943-2026 tillsynsbegäran.docx
+++ b/tillsyn/A 10943-2026 tillsynsbegäran.docx
@@ -975,7 +975,7 @@
     <w:r>
       <w:tab/>
       <w:tab/>
-      <w:t>2026-09-05</w:t>
+      <w:t>2026-09-06</w:t>
       <w:br/>
       <w:br/>
     </w:r>

--- a/tillsyn/A 10943-2026 tillsynsbegäran.docx
+++ b/tillsyn/A 10943-2026 tillsynsbegäran.docx
@@ -975,7 +975,7 @@
     <w:r>
       <w:tab/>
       <w:tab/>
-      <w:t>2026-09-06</w:t>
+      <w:t>2026-09-07</w:t>
       <w:br/>
       <w:br/>
     </w:r>

--- a/tillsyn/A 10943-2026 tillsynsbegäran.docx
+++ b/tillsyn/A 10943-2026 tillsynsbegäran.docx
@@ -975,7 +975,7 @@
     <w:r>
       <w:tab/>
       <w:tab/>
-      <w:t>2026-09-07</w:t>
+      <w:t>2026-09-08</w:t>
       <w:br/>
       <w:br/>
     </w:r>

--- a/tillsyn/A 10943-2026 tillsynsbegäran.docx
+++ b/tillsyn/A 10943-2026 tillsynsbegäran.docx
@@ -975,7 +975,7 @@
     <w:r>
       <w:tab/>
       <w:tab/>
-      <w:t>2026-09-08</w:t>
+      <w:t>2026-09-09</w:t>
       <w:br/>
       <w:br/>
     </w:r>

--- a/tillsyn/A 10943-2026 tillsynsbegäran.docx
+++ b/tillsyn/A 10943-2026 tillsynsbegäran.docx
@@ -975,7 +975,7 @@
     <w:r>
       <w:tab/>
       <w:tab/>
-      <w:t>2026-09-09</w:t>
+      <w:t>2026-09-10</w:t>
       <w:br/>
       <w:br/>
     </w:r>

--- a/tillsyn/A 10943-2026 tillsynsbegäran.docx
+++ b/tillsyn/A 10943-2026 tillsynsbegäran.docx
@@ -975,7 +975,7 @@
     <w:r>
       <w:tab/>
       <w:tab/>
-      <w:t>2026-09-10</w:t>
+      <w:t>2026-09-11</w:t>
       <w:br/>
       <w:br/>
     </w:r>

--- a/tillsyn/A 10943-2026 tillsynsbegäran.docx
+++ b/tillsyn/A 10943-2026 tillsynsbegäran.docx
@@ -975,7 +975,7 @@
     <w:r>
       <w:tab/>
       <w:tab/>
-      <w:t>2026-09-11</w:t>
+      <w:t>2026-09-12</w:t>
       <w:br/>
       <w:br/>
     </w:r>
